--- a/hin/docx/52.content.docx
+++ b/hin/docx/52.content.docx
@@ -28,49 +28,15 @@
       </w:r>
     </w:p>
     <w:p>
-      <w:pPr>
-        <w:pStyle w:val="Heading2"/>
-      </w:pPr>
-      <w:r>
-        <w:rPr>
-          <w:lang w:val="hi_IN" w:bidi="hi_IN"/>
-        </w:rPr>
-        <w:t>License Information</w:t>
-      </w:r>
-      <w:r>
-        <w:rPr>
-          <w:lang w:val="hi_IN" w:bidi="hi_IN"/>
-        </w:rPr>
-      </w:r>
-    </w:p>
-    <w:p>
-      <w:pPr/>
-      <w:r>
-        <w:rPr>
-          <w:lang w:val="hi_IN" w:bidi="hi_IN"/>
-        </w:rPr>
-      </w:r>
-      <w:r>
-        <w:rPr>
-          <w:b/>
-          <w:lang w:val="hi_IN" w:bidi="hi_IN"/>
-        </w:rPr>
-        <w:t>अनुवाद नोट्स (अनफोल्डिंग वर्ड)</w:t>
-      </w:r>
-      <w:r>
-        <w:rPr>
-          <w:lang w:val="hi_IN" w:bidi="hi_IN"/>
-        </w:rPr>
-        <w:t xml:space="preserve"> (Hindi) is based on</w:t>
-      </w:r>
-      <w:r>
-        <w:rPr>
-          <w:lang w:val="hi_IN" w:bidi="hi_IN"/>
-        </w:rPr>
-        <w:t xml:space="preserve">: </w:t>
-      </w:r>
-      <w:r>
-        <w:rPr>
+      <w:pPr/>
+      <w:r>
+        <w:rPr>
+          <w:lang w:val="hi_IN" w:bidi="hi_IN"/>
+        </w:rPr>
+      </w:r>
+      <w:r>
+        <w:rPr>
+          <w:b/>
           <w:lang w:val="hi_IN" w:bidi="hi_IN"/>
         </w:rPr>
         <w:t>unfoldingWord® Translation Notes</w:t>
@@ -79,62 +45,31 @@
         <w:rPr>
           <w:lang w:val="hi_IN" w:bidi="hi_IN"/>
         </w:rPr>
-        <w:t xml:space="preserve">, </w:t>
-      </w:r>
-      <w:hyperlink r:id="rId13">
-        <w:r>
-          <w:rPr>
-            <w:lang w:val="hi_IN" w:bidi="hi_IN"/>
-          </w:rPr>
-          <w:rPr>
-            <w:color w:val="0000EE"/>
-            <w:u w:val="single"/>
-          </w:rPr>
-          <w:t>unfoldingWord</w:t>
-        </w:r>
-      </w:hyperlink>
-      <w:r>
-        <w:rPr>
-          <w:lang w:val="hi_IN" w:bidi="hi_IN"/>
-        </w:rPr>
-        <w:t xml:space="preserve">, 2022, which is licensed under a </w:t>
-      </w:r>
-      <w:hyperlink r:id="rId14">
-        <w:r>
-          <w:rPr>
-            <w:lang w:val="hi_IN" w:bidi="hi_IN"/>
-          </w:rPr>
-          <w:rPr>
-            <w:color w:val="0000EE"/>
-            <w:u w:val="single"/>
-          </w:rPr>
-          <w:t>CC BY-SA 4.0 license</w:t>
-        </w:r>
-      </w:hyperlink>
-      <w:r>
-        <w:rPr>
-          <w:lang w:val="hi_IN" w:bidi="hi_IN"/>
-        </w:rPr>
-        <w:t>.</w:t>
-      </w:r>
-      <w:r>
-        <w:rPr>
-          <w:lang w:val="hi_IN" w:bidi="hi_IN"/>
-        </w:rPr>
-      </w:r>
-    </w:p>
-    <w:p>
-      <w:pPr/>
-      <w:r>
-        <w:rPr>
-          <w:lang w:val="hi_IN" w:bidi="hi_IN"/>
-        </w:rPr>
-      </w:r>
-      <w:r>
-        <w:rPr>
-          <w:lang w:val="hi_IN" w:bidi="hi_IN"/>
-        </w:rPr>
-        <w:t>This PDF version is provided under the same license.</w:t>
+        <w:t xml:space="preserve"> © 2022 unfoldingWord. Released under CC BY-SA 4.0 license. </w:t>
+      </w:r>
+      <w:r>
+        <w:rPr>
+          <w:lang w:val="hi_IN" w:bidi="hi_IN"/>
+        </w:rPr>
+        <w:t>unfoldingWord® Translation Notes</w:t>
+      </w:r>
+      <w:r>
+        <w:rPr>
+          <w:lang w:val="hi_IN" w:bidi="hi_IN"/>
+        </w:rPr>
+        <w:t xml:space="preserve"> has been adapted in the following languages: Tok Pisin, Arabic (عربي), French (Français), Hindi (हिंदी), Indonesian (Bahasa Indonesia), Portuguese (Português), Russian (Русский), Spanish (Español), Swahili (Kiswahili), and Simplified Chinese (简体中文) from </w:t>
+      </w:r>
+      <w:r>
+        <w:rPr>
+          <w:lang w:val="hi_IN" w:bidi="hi_IN"/>
+        </w:rPr>
+        <w:t>unfoldingWord® Translation Notes</w:t>
+      </w:r>
+      <w:r>
+        <w:rPr>
+          <w:lang w:val="hi_IN" w:bidi="hi_IN"/>
+        </w:rPr>
+        <w:t xml:space="preserve"> © 2022 unfoldingWord. Released under CC BY-SA 4.0 license by Mission Mutual</w:t>
       </w:r>
       <w:r>
         <w:rPr>
@@ -1637,7 +1572,7 @@
         </w:rPr>
         <w:t>। वैकल्पिक अनुवाद: "हमारी प्रार्थनाओं में सदा तुम्हें स्मरण करते" (2) अगले पद में "स्मरण करना" (</w:t>
       </w:r>
-      <w:hyperlink r:id="rId15">
+      <w:hyperlink r:id="rId13">
         <w:r>
           <w:rPr>
             <w:lang w:val="hi_IN" w:bidi="hi_IN"/>
@@ -1753,7 +1688,7 @@
         </w:rPr>
         <w:t xml:space="preserve">"इस वाक्य की मुख्य क्रिया है, “धन्यवाद करते हैं” (देखें </w:t>
       </w:r>
-      <w:hyperlink r:id="rId16">
+      <w:hyperlink r:id="rId14">
         <w:r>
           <w:rPr>
             <w:lang w:val="hi_IN" w:bidi="hi_IN"/>
@@ -3422,7 +3357,7 @@
         </w:rPr>
         <w:t xml:space="preserve"> परिणाम सूचक उपवाक्य का संकेतक है| इस पत्र के लेखक थिस्सलुनीके की कलीसिया के “चुनाव” और पहचान के बारे में निश्चित हैं कि वे परमेश्वर के जन हैं </w:t>
       </w:r>
-      <w:hyperlink r:id="rId17">
+      <w:hyperlink r:id="rId15">
         <w:r>
           <w:rPr>
             <w:lang w:val="hi_IN" w:bidi="hi_IN"/>
@@ -4340,7 +4275,7 @@
         </w:rPr>
         <w:t xml:space="preserve"> लाक्षणिक भाषा में शब्दोच्चारित सन्देश का द्योतक है| इसका सन्दर्भ उसी सन्देश से है जिसको </w:t>
       </w:r>
-      <w:hyperlink r:id="rId18">
+      <w:hyperlink r:id="rId16">
         <w:r>
           <w:rPr>
             <w:lang w:val="hi_IN" w:bidi="hi_IN"/>
@@ -5572,7 +5507,7 @@
         </w:rPr>
         <w:t xml:space="preserve">देखें कि आपने </w:t>
       </w:r>
-      <w:hyperlink r:id="rId19">
+      <w:hyperlink r:id="rId17">
         <w:r>
           <w:rPr>
             <w:lang w:val="hi_IN" w:bidi="hi_IN"/>
@@ -6282,7 +6217,7 @@
         </w:rPr>
         <w:t xml:space="preserve"> है </w:t>
       </w:r>
-      <w:hyperlink r:id="rId20">
+      <w:hyperlink r:id="rId18">
         <w:r>
           <w:rPr>
             <w:lang w:val="hi_IN" w:bidi="hi_IN"/>
@@ -8480,7 +8415,7 @@
         </w:rPr>
         <w:t xml:space="preserve">यहाँ, जैसा कि </w:t>
       </w:r>
-      <w:hyperlink r:id="rId21">
+      <w:hyperlink r:id="rId19">
         <w:r>
           <w:rPr>
             <w:lang w:val="hi_IN" w:bidi="hi_IN"/>
@@ -8733,7 +8668,7 @@
         </w:rPr>
         <w:t xml:space="preserve"> शब्द एक विरोधभास प्रस्तुत करता है कि पौलुस और उनके साथी सेवक थिस्सलुनीकियों के पास “व्यर्थ” नहीं आए थे (देखें </w:t>
       </w:r>
-      <w:hyperlink r:id="rId22">
+      <w:hyperlink r:id="rId20">
         <w:r>
           <w:rPr>
             <w:lang w:val="hi_IN" w:bidi="hi_IN"/>
@@ -8849,7 +8784,7 @@
         </w:rPr>
         <w:t xml:space="preserve">"इस पद में पाशर्व जानकारी है कि जब पौलुस, सिलवानुस और तीमुथियुस फिलिप्पी नगर में थे तब क्या हुआ था (देखें प्रे.का. 16–17:1–10; </w:t>
       </w:r>
-      <w:hyperlink r:id="rId23">
+      <w:hyperlink r:id="rId21">
         <w:r>
           <w:rPr>
             <w:lang w:val="hi_IN" w:bidi="hi_IN"/>
@@ -8985,7 +8920,7 @@
         </w:rPr>
         <w:t>व्यर्थ न हुआ</w:t>
       </w:r>
-      <w:hyperlink r:id="rId22">
+      <w:hyperlink r:id="rId20">
         <w:r>
           <w:rPr>
             <w:lang w:val="hi_IN" w:bidi="hi_IN"/>
@@ -9858,7 +9793,7 @@
         </w:rPr>
         <w:t xml:space="preserve">"पॉल पुनरावृत्त वाक्यांशों की श्रृंखला के द्वारा प्रकट करना चाहता है कि पौलुस, सिलवानुस और तीमुथियुस में प्रचार करने का ऐसा साहस क्यों था| बोलने और लिखने में इस प्रकार की पुनरावर्तन शैली को “शब्दमाला” कहते हैं| वाक्यांशों की यह सूची प्रतिवाद है कि उनका सन्देश कैसे “परमेश्वर का सुसमाचार” है (देखें </w:t>
       </w:r>
-      <w:hyperlink r:id="rId24">
+      <w:hyperlink r:id="rId22">
         <w:r>
           <w:rPr>
             <w:lang w:val="hi_IN" w:bidi="hi_IN"/>
@@ -11142,7 +11077,7 @@
         </w:rPr>
         <w:t xml:space="preserve"> को इस प्रकार व्यवस्थित करता है कि उस पर बलाघात हो (यह भी देखें </w:t>
       </w:r>
-      <w:hyperlink r:id="rId24">
+      <w:hyperlink r:id="rId22">
         <w:r>
           <w:rPr>
             <w:lang w:val="hi_IN" w:bidi="hi_IN"/>
@@ -12668,7 +12603,7 @@
         </w:rPr>
         <w:t xml:space="preserve"> देती है ठीक वैसे ही प्रेरितों ने थिस्सलुनीके की कलीसिया को कोमलता और स्नेह के साथ पोषित किया था (See </w:t>
       </w:r>
-      <w:hyperlink r:id="rId25">
+      <w:hyperlink r:id="rId23">
         <w:r>
           <w:rPr>
             <w:lang w:val="hi_IN" w:bidi="hi_IN"/>
@@ -12822,7 +12757,7 @@
         </w:rPr>
         <w:t xml:space="preserve"> हैं (देखें </w:t>
       </w:r>
-      <w:hyperlink r:id="rId25">
+      <w:hyperlink r:id="rId23">
         <w:r>
           <w:rPr>
             <w:lang w:val="hi_IN" w:bidi="hi_IN"/>
@@ -13186,7 +13121,7 @@
         </w:rPr>
         <w:t xml:space="preserve"> से सम्बन्धित है (देखें </w:t>
       </w:r>
-      <w:hyperlink r:id="rId24">
+      <w:hyperlink r:id="rId22">
         <w:r>
           <w:rPr>
             <w:lang w:val="hi_IN" w:bidi="hi_IN"/>
@@ -13811,7 +13746,7 @@
         </w:rPr>
         <w:t>पौलुस प्रेरितों के लिए लाक्षणिक भाषा में इस प्रकार कहत है कि जैसे वे भारी बोझ हों या गठरी हों (</w:t>
       </w:r>
-      <w:hyperlink r:id="rId26">
+      <w:hyperlink r:id="rId24">
         <w:r>
           <w:rPr>
             <w:lang w:val="hi_IN" w:bidi="hi_IN"/>
@@ -13940,7 +13875,7 @@
         </w:rPr>
         <w:t xml:space="preserve"> जिससे संकेत मिलता है कि प्रेरितों का सन्देश ईश्वरीय मूल का है (अपना अनुवाद </w:t>
       </w:r>
-      <w:hyperlink r:id="rId24">
+      <w:hyperlink r:id="rId22">
         <w:r>
           <w:rPr>
             <w:lang w:val="hi_IN" w:bidi="hi_IN"/>
@@ -14056,7 +13991,7 @@
         </w:rPr>
         <w:t xml:space="preserve">"प्रेरित थिस्सलुनीके की कलीसिया से और परमेश्वर से विनती कर रहे हैं कि उनके सुसमाचार को और व्यक्तिगत उद्देशों को न्यायोचित ठहराएं (यह भी देखें </w:t>
       </w:r>
-      <w:hyperlink r:id="rId27">
+      <w:hyperlink r:id="rId25">
         <w:r>
           <w:rPr>
             <w:lang w:val="hi_IN" w:bidi="hi_IN"/>
@@ -14172,7 +14107,7 @@
         </w:rPr>
         <w:t xml:space="preserve">"पौलुस प्रेरितों के ईश्वरभक्त आचरण के लिए प्रमाणों की पुनरावृत्त सूची प्रस्तुत करता है (देखें </w:t>
       </w:r>
-      <w:hyperlink r:id="rId28">
+      <w:hyperlink r:id="rId26">
         <w:r>
           <w:rPr>
             <w:lang w:val="hi_IN" w:bidi="hi_IN"/>
@@ -14314,7 +14249,7 @@
         </w:rPr>
         <w:t xml:space="preserve"> को ऎसी स्थिति में रखता है की वह विशेष बलाघात प्रकट करे (यह भी देखें </w:t>
       </w:r>
-      <w:hyperlink r:id="rId24">
+      <w:hyperlink r:id="rId22">
         <w:r>
           <w:rPr>
             <w:lang w:val="hi_IN" w:bidi="hi_IN"/>
@@ -14332,7 +14267,7 @@
         </w:rPr>
         <w:t xml:space="preserve">). यह एक और विधि है की कहें, “तुम गवाह {हो}” (देखें </w:t>
       </w:r>
-      <w:hyperlink r:id="rId29">
+      <w:hyperlink r:id="rId27">
         <w:r>
           <w:rPr>
             <w:lang w:val="hi_IN" w:bidi="hi_IN"/>
@@ -14350,7 +14285,7 @@
         </w:rPr>
         <w:t xml:space="preserve">). पौलुस प्रेरितों के ईश्वर भक्त आचरण के लिए थिस्सलुनीके की कलीसिया के अपने अनुभव की गुहार लगाता है की उनके सुसमाचार सन्देश परमेश्वर से है (See </w:t>
       </w:r>
-      <w:hyperlink r:id="rId30">
+      <w:hyperlink r:id="rId28">
         <w:r>
           <w:rPr>
             <w:lang w:val="hi_IN" w:bidi="hi_IN"/>
@@ -15470,7 +15405,7 @@
         </w:rPr>
         <w:t xml:space="preserve"> शब्द यह संकेत दे सकता है कि: (1) पौलुस और उनके साथी सेवक थिस्सलुनीकियों के लिए परमेश्वर का धन्यवाद करते हैं जैसे अन्य लोग करते हैं (देखें </w:t>
       </w:r>
-      <w:hyperlink r:id="rId31">
+      <w:hyperlink r:id="rId29">
         <w:r>
           <w:rPr>
             <w:lang w:val="hi_IN" w:bidi="hi_IN"/>
@@ -15586,7 +15521,7 @@
         </w:rPr>
         <w:t xml:space="preserve">"इस वाक्यांश में अतिशयोक्ति है जिसके द्वारा प्रेरितों की कृतज्ञता पर बल दिया गया है|(देखें also </w:t>
       </w:r>
-      <w:hyperlink r:id="rId16">
+      <w:hyperlink r:id="rId14">
         <w:r>
           <w:rPr>
             <w:lang w:val="hi_IN" w:bidi="hi_IN"/>
@@ -15767,7 +15702,7 @@
         </w:rPr>
         <w:t xml:space="preserve"> वही है जो </w:t>
       </w:r>
-      <w:hyperlink r:id="rId32">
+      <w:hyperlink r:id="rId30">
         <w:r>
           <w:rPr>
             <w:lang w:val="hi_IN" w:bidi="hi_IN"/>
@@ -16516,7 +16451,7 @@
         </w:rPr>
         <w:t xml:space="preserve"> संज्ञा पद-बंध है जिसका अनुवाद क्रिया रूप में किया जा सकता है (See </w:t>
       </w:r>
-      <w:hyperlink r:id="rId23">
+      <w:hyperlink r:id="rId21">
         <w:r>
           <w:rPr>
             <w:lang w:val="hi_IN" w:bidi="hi_IN"/>
@@ -16625,7 +16560,7 @@
         </w:rPr>
         <w:t xml:space="preserve"> जैसे कि वे यीशु के भीतर स्थान ग्रहण किए हुए हैं| इस रूपक के द्वारा यह विचार व्यक्त किया गया है कि विश्वासी परमेश्वर और यिओशु के साथ आत्मिक एकता में हैं (यह भी देखें </w:t>
       </w:r>
-      <w:hyperlink r:id="rId33">
+      <w:hyperlink r:id="rId31">
         <w:r>
           <w:rPr>
             <w:lang w:val="hi_IN" w:bidi="hi_IN"/>
@@ -17861,7 +17796,7 @@
         </w:rPr>
         <w:t xml:space="preserve">"यह उपवाक्य अतिरिक्त जानकारी देता है कि अन्य जातियों से परमेश्वर प्रसन्न क्यों नहीं है और वे सब मनुष्यों के विरोधी (हैं)” (देखें </w:t>
       </w:r>
-      <w:hyperlink r:id="rId34">
+      <w:hyperlink r:id="rId32">
         <w:r>
           <w:rPr>
             <w:lang w:val="hi_IN" w:bidi="hi_IN"/>
@@ -18545,7 +18480,7 @@
         </w:rPr>
         <w:t xml:space="preserve">"पौलुस लाक्षणिक भाषा में भूतकाल का प्रयोग करता है कि किसी ऎसी बात का सन्दर्भ दे जो भविष्य में होने वाली है| पौलुस ऐसा इसलिए करता है कि इस घटना की अवश्यम्भाविता को दर्शाए| यदि यहाँ किया गया भूतकाल का प्रयोग आपके पाठकों के लिए उलझन उत्पन्न करे तो आप भविष्य काल का प्रयोग कर सकते हैं| इस वाक्यांश का सन्दर्भ हो सकता है: (1)अंतिम न्याय से| वैकल्पिक अनुवाद: “सच तो यह है कि अंतिम प्रकोप उन पर आ पड़ेगा” (यह भी देखें </w:t>
       </w:r>
-      <w:hyperlink r:id="rId35">
+      <w:hyperlink r:id="rId33">
         <w:r>
           <w:rPr>
             <w:lang w:val="hi_IN" w:bidi="hi_IN"/>
@@ -19203,7 +19138,7 @@
         </w:rPr>
         <w:t xml:space="preserve"> किया गया है, इसका अर्थ यह भी हो सकता है, “तुम से अलग अनाथ हो गए थे” संभवतः पौलुस उसी विचार को पुनरावृत्त कर रहा है जिसमें प्रेरित बड़े प्रेम से स्वयं की तुलना “बालकों” से </w:t>
       </w:r>
-      <w:hyperlink r:id="rId26">
+      <w:hyperlink r:id="rId24">
         <w:r>
           <w:rPr>
             <w:lang w:val="hi_IN" w:bidi="hi_IN"/>
@@ -19319,7 +19254,7 @@
         </w:rPr>
         <w:t xml:space="preserve">यदि आपकी भाषा इस निष्क्रिय रूप का उपयोग नहीं करती है, तो आप इस विचार को सक्रिय रूप में या अपनी भाषा में किसी अन्य तरीके से व्यक्त कर सकते हैं जो स्वाभाविक हो। यदि आपको यह बताना आवश्यक है कि कार्य किसने किया, </w:t>
       </w:r>
-      <w:hyperlink r:id="rId36">
+      <w:hyperlink r:id="rId34">
         <w:r>
           <w:rPr>
             <w:lang w:val="hi_IN" w:bidi="hi_IN"/>
@@ -21093,7 +21028,7 @@
         </w:rPr>
         <w:t xml:space="preserve"> का अर्थ है विजय या उचित समापन का प्रतिफल| प्रेरितों की सफलता का प्रमाण अंततः उस दिन प्रदर्शित होगा जिस दिन मसीह पुनः आएगा परन्तु तब जब थिस्सलुनीके की कलीसिया परमेश्वर की निष्ठावान बनी रहेगी (See </w:t>
       </w:r>
-      <w:hyperlink r:id="rId37">
+      <w:hyperlink r:id="rId35">
         <w:r>
           <w:rPr>
             <w:lang w:val="hi_IN" w:bidi="hi_IN"/>
@@ -21816,7 +21751,7 @@
         </w:rPr>
         <w:t xml:space="preserve"> 1–2 थिस्सलुनीकियों में मसीह के पुनः आगमन के लिए एक चिर परिचित उक्ति है (देखें </w:t>
       </w:r>
-      <w:hyperlink r:id="rId38">
+      <w:hyperlink r:id="rId36">
         <w:r>
           <w:rPr>
             <w:lang w:val="hi_IN" w:bidi="hi_IN"/>
@@ -21834,7 +21769,7 @@
         </w:rPr>
         <w:t xml:space="preserve">) या “प्रभु का दिन” (देखें </w:t>
       </w:r>
-      <w:hyperlink r:id="rId39">
+      <w:hyperlink r:id="rId37">
         <w:r>
           <w:rPr>
             <w:lang w:val="hi_IN" w:bidi="hi_IN"/>
@@ -21950,7 +21885,7 @@
         </w:rPr>
         <w:t xml:space="preserve">"इस पद का भावार्थ वही है जो </w:t>
       </w:r>
-      <w:hyperlink r:id="rId40">
+      <w:hyperlink r:id="rId38">
         <w:r>
           <w:rPr>
             <w:lang w:val="hi_IN" w:bidi="hi_IN"/>
@@ -22190,7 +22125,7 @@
         </w:rPr>
         <w:t xml:space="preserve"> शब्द, प्रेरितों के आगमन के विषय पर पुनः आ जाने का संकेत देता है| (देखें </w:t>
       </w:r>
-      <w:hyperlink r:id="rId41">
+      <w:hyperlink r:id="rId39">
         <w:r>
           <w:rPr>
             <w:lang w:val="hi_IN" w:bidi="hi_IN"/>
@@ -22306,7 +22241,7 @@
         </w:rPr>
         <w:t xml:space="preserve">"इस वाक्यांश द्वारा अतिशयोक्ति की पराकाष्ठा प्रकट है जो थिस्सलुनीके की कलीसिया से भेंट करने की प्रेरितों की गहन लालसा को व्यक्त करती है| (See </w:t>
       </w:r>
-      <w:hyperlink r:id="rId42">
+      <w:hyperlink r:id="rId40">
         <w:r>
           <w:rPr>
             <w:lang w:val="hi_IN" w:bidi="hi_IN"/>
@@ -22435,7 +22370,7 @@
         </w:rPr>
         <w:t xml:space="preserve">"यह परिणाम गर्भित उप-वाक्य है| पौलुस </w:t>
       </w:r>
-      <w:hyperlink r:id="rId43">
+      <w:hyperlink r:id="rId41">
         <w:r>
           <w:rPr>
             <w:lang w:val="hi_IN" w:bidi="hi_IN"/>
@@ -22577,7 +22512,7 @@
         </w:rPr>
         <w:t xml:space="preserve"> पौलुस और सिलवानुस के सन्दर्भ में हैं (और संभवतः तीमुथियुस के) क्योंकि </w:t>
       </w:r>
-      <w:hyperlink r:id="rId43">
+      <w:hyperlink r:id="rId41">
         <w:r>
           <w:rPr>
             <w:lang w:val="hi_IN" w:bidi="hi_IN"/>
@@ -23228,7 +23163,7 @@
         </w:rPr>
         <w:t xml:space="preserve"> को एक साथी प्रेरित के रूप में संदर्भित करते हैं (See </w:t>
       </w:r>
-      <w:hyperlink r:id="rId44">
+      <w:hyperlink r:id="rId42">
         <w:r>
           <w:rPr>
             <w:lang w:val="hi_IN" w:bidi="hi_IN"/>
@@ -25373,7 +25308,7 @@
         </w:rPr>
         <w:t xml:space="preserve">"पौलुस अपनी पूर्व-कालिक भेंट के बारे में पाशर्व जानकारी दे रहा है| पौलुस थिस्सलुनीके की कलीसिया को स्मरण कराता है कि उसने प्रेरितों के कष्टों के बारे में जो भविष्यद्वाणी की थी वह सच हो गई है, अतः उनको प्रेरितों के अधिका और उनकी शिक्षाओं पर संदेह करने की परीक्षा में नहीं पड़ना है| (देखें </w:t>
       </w:r>
-      <w:hyperlink r:id="rId45">
+      <w:hyperlink r:id="rId43">
         <w:r>
           <w:rPr>
             <w:lang w:val="hi_IN" w:bidi="hi_IN"/>
@@ -25737,7 +25672,7 @@
         </w:rPr>
         <w:t xml:space="preserve"> (</w:t>
       </w:r>
-      <w:hyperlink r:id="rId46">
+      <w:hyperlink r:id="rId44">
         <w:r>
           <w:rPr>
             <w:lang w:val="hi_IN" w:bidi="hi_IN"/>
@@ -25768,7 +25703,7 @@
         </w:rPr>
         <w:t xml:space="preserve"> </w:t>
       </w:r>
-      <w:hyperlink r:id="rId47">
+      <w:hyperlink r:id="rId45">
         <w:r>
           <w:rPr>
             <w:lang w:val="hi_IN" w:bidi="hi_IN"/>
@@ -25897,7 +25832,7 @@
         </w:rPr>
         <w:t>"यह वाक्यान अतिशयोक्ति है जिसके द्वारा पौलुस गहन चिंता व्यक्त करता है| यदि आपकी भाषा में यह भ्रम का कारण हो तो आप अपनी भाषा की एक समानार्थक उक्ति के द्वारा ऎसी गहन चिन्ता को प्रकट कर सकते हैं|</w:t>
       </w:r>
-      <w:hyperlink r:id="rId46">
+      <w:hyperlink r:id="rId44">
         <w:r>
           <w:rPr>
             <w:lang w:val="hi_IN" w:bidi="hi_IN"/>
@@ -26914,7 +26849,7 @@
         </w:rPr>
         <w:t>"# Connecting Statement:\n\n</w:t>
       </w:r>
-      <w:hyperlink r:id="rId48">
+      <w:hyperlink r:id="rId46">
         <w:r>
           <w:rPr>
             <w:lang w:val="hi_IN" w:bidi="hi_IN"/>
@@ -26932,7 +26867,7 @@
         </w:rPr>
         <w:t xml:space="preserve"> में पौलुस तीमुथियुस द्वारा सुनाए गए थिस्सलुनीके की कलीसिया के वर्तमान समाचार का पुनरावलोकन करता है| पौलुस इस पाशर्व जानकारी द्वारा अपने पाठकों को समझने में सहायता करता है कि उसको कैसी शांति मिली है (देखें </w:t>
       </w:r>
-      <w:hyperlink r:id="rId49">
+      <w:hyperlink r:id="rId47">
         <w:r>
           <w:rPr>
             <w:lang w:val="hi_IN" w:bidi="hi_IN"/>
@@ -27720,7 +27655,7 @@
         </w:rPr>
         <w:t xml:space="preserve">"यह वाक्यांश परिणाम गर्भित उप-वाक्य है| पौलुस </w:t>
       </w:r>
-      <w:hyperlink r:id="rId48">
+      <w:hyperlink r:id="rId46">
         <w:r>
           <w:rPr>
             <w:lang w:val="hi_IN" w:bidi="hi_IN"/>
@@ -28358,7 +28293,7 @@
         </w:rPr>
         <w:t xml:space="preserve"> एक कारण प्रस्तुत करता है कि पौलुस ने पिछले पद में जो शान्ति पाने के बारे में कहा वह सत्य है (देखें: </w:t>
       </w:r>
-      <w:hyperlink r:id="rId49">
+      <w:hyperlink r:id="rId47">
         <w:r>
           <w:rPr>
             <w:lang w:val="hi_IN" w:bidi="hi_IN"/>
@@ -28748,7 +28683,7 @@
         </w:rPr>
         <w:t xml:space="preserve"> हैं (देखें </w:t>
       </w:r>
-      <w:hyperlink r:id="rId49">
+      <w:hyperlink r:id="rId47">
         <w:r>
           <w:rPr>
             <w:lang w:val="hi_IN" w:bidi="hi_IN"/>
@@ -30150,7 +30085,7 @@
         </w:rPr>
         <w:t xml:space="preserve">"पौलुस एक उत्तर-अनापेक्षित प्रश्न पूछता है जो </w:t>
       </w:r>
-      <w:hyperlink r:id="rId50">
+      <w:hyperlink r:id="rId48">
         <w:r>
           <w:rPr>
             <w:lang w:val="hi_IN" w:bidi="hi_IN"/>
@@ -30886,7 +30821,7 @@
         </w:rPr>
         <w:t xml:space="preserve"> का उपयोग नहीं है तो आप इसमें निहित विचार को किसी और प्रकार सर व्यक्त कर सकते हैं (See also </w:t>
       </w:r>
-      <w:hyperlink r:id="rId42">
+      <w:hyperlink r:id="rId40">
         <w:r>
           <w:rPr>
             <w:lang w:val="hi_IN" w:bidi="hi_IN"/>
@@ -31250,7 +31185,7 @@
         </w:rPr>
         <w:t xml:space="preserve"> एक ही अलौकिक प्राणी के सन्दर्भ में है जो परमेश्वर और पिता दोनों है| यह वाक्यांश लक्षणालन्कार है क्योंकि पिता शब्द परमेश्वर का अतिरिक्त वर्णन करता है (See also </w:t>
       </w:r>
-      <w:hyperlink r:id="rId15">
+      <w:hyperlink r:id="rId13">
         <w:r>
           <w:rPr>
             <w:lang w:val="hi_IN" w:bidi="hi_IN"/>
@@ -31568,7 +31503,7 @@
         </w:rPr>
         <w:t xml:space="preserve"> शब्द इस सम्पूर्ण पद में केवल पौलुस, सिलवानुस और तीमुथियुस के सन्दर्भ में हो सकते हें| (</w:t>
       </w:r>
-      <w:hyperlink r:id="rId21">
+      <w:hyperlink r:id="rId19">
         <w:r>
           <w:rPr>
             <w:lang w:val="hi_IN" w:bidi="hi_IN"/>
@@ -31697,7 +31632,7 @@
         </w:rPr>
         <w:t xml:space="preserve">"# General Information:\n\nयहाँ क्रिया रूप संकेत देते है कि यह आशीर्वाद है या प्रार्थना है जो </w:t>
       </w:r>
-      <w:hyperlink r:id="rId38">
+      <w:hyperlink r:id="rId36">
         <w:r>
           <w:rPr>
             <w:lang w:val="hi_IN" w:bidi="hi_IN"/>
@@ -32322,7 +32257,7 @@
         </w:rPr>
         <w:t xml:space="preserve"> एक प्रभावी वाक्यांश है जिसके द्वारा उस गहन प्रेम पर बल दिया गया है जो प्रेरितों के मन में थिस्सलुनीके की कलीसिया के लिए है (इसमें भी </w:t>
       </w:r>
-      <w:hyperlink r:id="rId48">
+      <w:hyperlink r:id="rId46">
         <w:r>
           <w:rPr>
             <w:lang w:val="hi_IN" w:bidi="hi_IN"/>
@@ -32862,7 +32797,7 @@
         </w:rPr>
         <w:t xml:space="preserve">"यह वाक्यांश परमेश्वर की उपस्थिति में होने के लिए भाषा शैली है (See </w:t>
       </w:r>
-      <w:hyperlink r:id="rId51">
+      <w:hyperlink r:id="rId49">
         <w:r>
           <w:rPr>
             <w:lang w:val="hi_IN" w:bidi="hi_IN"/>
@@ -33278,7 +33213,7 @@
         </w:rPr>
         <w:t xml:space="preserve"> 1–2 थिस्सलुनीकियों में यह मसीह के पुनः आगमन के लिए एक अति परिचित भाषा-शैली है (देखें </w:t>
       </w:r>
-      <w:hyperlink r:id="rId40">
+      <w:hyperlink r:id="rId38">
         <w:r>
           <w:rPr>
             <w:lang w:val="hi_IN" w:bidi="hi_IN"/>
@@ -33309,7 +33244,7 @@
         </w:rPr>
         <w:t xml:space="preserve"> के दिन” के लिए </w:t>
       </w:r>
-      <w:hyperlink r:id="rId39">
+      <w:hyperlink r:id="rId37">
         <w:r>
           <w:rPr>
             <w:lang w:val="hi_IN" w:bidi="hi_IN"/>
@@ -34031,7 +33966,7 @@
         </w:rPr>
         <w:t xml:space="preserve"> एक रूपक है जिसका अर्थ है, “जीवन आचरण” या “अनुपालन” (देखें </w:t>
       </w:r>
-      <w:hyperlink r:id="rId52">
+      <w:hyperlink r:id="rId50">
         <w:r>
           <w:rPr>
             <w:lang w:val="hi_IN" w:bidi="hi_IN"/>
@@ -34930,7 +34865,7 @@
         </w:rPr>
         <w:t xml:space="preserve"> </w:t>
       </w:r>
-      <w:hyperlink r:id="rId53">
+      <w:hyperlink r:id="rId51">
         <w:r>
           <w:rPr>
             <w:lang w:val="hi_IN" w:bidi="hi_IN"/>
@@ -35659,7 +35594,7 @@
         </w:rPr>
         <w:t xml:space="preserve"> वाक्यांश का अर्थ यह भी हो सकता है कि: (1) यह “पवित्र बनने” का एक और उदाहरण देता है (देखें: </w:t>
       </w:r>
-      <w:hyperlink r:id="rId54">
+      <w:hyperlink r:id="rId52">
         <w:r>
           <w:rPr>
             <w:lang w:val="hi_IN" w:bidi="hi_IN"/>
@@ -35677,7 +35612,7 @@
         </w:rPr>
         <w:t xml:space="preserve">)। वैकल्पिक अनुवाद: "और तुम में से प्रत्येक ... जानता है" (2) यह अधिक स्पष्ट रूप से बताता है कि "व्यभिचार" से बचने का क्या अर्थ है (देखें: </w:t>
       </w:r>
-      <w:hyperlink r:id="rId54">
+      <w:hyperlink r:id="rId52">
         <w:r>
           <w:rPr>
             <w:lang w:val="hi_IN" w:bidi="hi_IN"/>
@@ -37797,7 +37732,7 @@
         </w:rPr>
         <w:t xml:space="preserve"> में लिप्त रहते हैं| (देखें </w:t>
       </w:r>
-      <w:hyperlink r:id="rId55">
+      <w:hyperlink r:id="rId53">
         <w:r>
           <w:rPr>
             <w:lang w:val="hi_IN" w:bidi="hi_IN"/>
@@ -37815,7 +37750,7 @@
         </w:rPr>
         <w:t xml:space="preserve">). परिणाम को प्रकट करने के लिए अपनी भाषा में व्यावहारिक विधि काम में लें| इसका सन्दर्भ हो सकता है: 1) </w:t>
       </w:r>
-      <w:hyperlink r:id="rId56">
+      <w:hyperlink r:id="rId54">
         <w:r>
           <w:rPr>
             <w:lang w:val="hi_IN" w:bidi="hi_IN"/>
@@ -38042,7 +37977,7 @@
         </w:rPr>
         <w:t>"पौलुस यह पाशर्व जानकारी देता है जो उनकी पिछली भेंट में कही गई बातों के सम्बन्ध में है (</w:t>
       </w:r>
-      <w:hyperlink r:id="rId28">
+      <w:hyperlink r:id="rId26">
         <w:r>
           <w:rPr>
             <w:lang w:val="hi_IN" w:bidi="hi_IN"/>
@@ -40495,7 +40430,7 @@
         </w:rPr>
         <w:t xml:space="preserve"> शब्द </w:t>
       </w:r>
-      <w:hyperlink r:id="rId57">
+      <w:hyperlink r:id="rId55">
         <w:r>
           <w:rPr>
             <w:lang w:val="hi_IN" w:bidi="hi_IN"/>
@@ -41159,7 +41094,7 @@
         </w:rPr>
         <w:t xml:space="preserve">"यह वाक्यांश और अनुगामी पद मसीही समुदाय में जीवन जीने के इस व्यापक भाग के अंत का संकेत देता है (ऐसे ही शब्दों के लिए देखें </w:t>
       </w:r>
-      <w:hyperlink r:id="rId58">
+      <w:hyperlink r:id="rId56">
         <w:r>
           <w:rPr>
             <w:lang w:val="hi_IN" w:bidi="hi_IN"/>
@@ -41190,7 +41125,7 @@
         </w:rPr>
         <w:t xml:space="preserve"> इससे यह भी व्यक्त होता है कि प्रेरित जो शिक्षा देते हैं वह “परमेश्वर द्वारा शिक्षा दी जाने” के तुल्य है (देखें </w:t>
       </w:r>
-      <w:hyperlink r:id="rId57">
+      <w:hyperlink r:id="rId55">
         <w:r>
           <w:rPr>
             <w:lang w:val="hi_IN" w:bidi="hi_IN"/>
@@ -41319,7 +41254,7 @@
         </w:rPr>
         <w:t xml:space="preserve"> शब्द उद्देश्य गर्भित उप-वाक्य का समावेश कर सकता है| हो सकता है कि पौलुस </w:t>
       </w:r>
-      <w:hyperlink r:id="rId59">
+      <w:hyperlink r:id="rId57">
         <w:r>
           <w:rPr>
             <w:lang w:val="hi_IN" w:bidi="hi_IN"/>
@@ -41670,7 +41605,7 @@
         </w:rPr>
         <w:t xml:space="preserve">"यह उद्देश्य गर्भित उप-वाक्य है| पौलुस </w:t>
       </w:r>
-      <w:hyperlink r:id="rId59">
+      <w:hyperlink r:id="rId57">
         <w:r>
           <w:rPr>
             <w:lang w:val="hi_IN" w:bidi="hi_IN"/>
@@ -41812,7 +41747,7 @@
         </w:rPr>
         <w:t xml:space="preserve"> एक संयोजक शब्द है जो </w:t>
       </w:r>
-      <w:hyperlink r:id="rId37">
+      <w:hyperlink r:id="rId35">
         <w:r>
           <w:rPr>
             <w:lang w:val="hi_IN" w:bidi="hi_IN"/>
@@ -42065,7 +42000,7 @@
         </w:rPr>
         <w:t xml:space="preserve"> मृतकों के लिए भद्र भाषा का उपयोग है जो </w:t>
       </w:r>
-      <w:hyperlink r:id="rId60">
+      <w:hyperlink r:id="rId58">
         <w:r>
           <w:rPr>
             <w:lang w:val="hi_IN" w:bidi="hi_IN"/>
@@ -42083,7 +42018,7 @@
         </w:rPr>
         <w:t xml:space="preserve"> तक है| इस विशिष्ट प्रकरण में इसका सन्दर्भ उन मानवीय आत्माओं से है जो मसीह के पुनः आगमन पर अपनी देह के पुनर्योग की प्रतीक्षा में हैं (देखें </w:t>
       </w:r>
-      <w:hyperlink r:id="rId61">
+      <w:hyperlink r:id="rId59">
         <w:r>
           <w:rPr>
             <w:lang w:val="hi_IN" w:bidi="hi_IN"/>
@@ -42669,7 +42604,7 @@
         </w:rPr>
         <w:t xml:space="preserve"> अंतिम पुनरुत्थान के समय उद्धार के सन्दर्भ में है|(देखें </w:t>
       </w:r>
-      <w:hyperlink r:id="rId15">
+      <w:hyperlink r:id="rId13">
         <w:r>
           <w:rPr>
             <w:lang w:val="hi_IN" w:bidi="hi_IN"/>
@@ -42700,7 +42635,7 @@
         </w:rPr>
         <w:t xml:space="preserve">मसीह के पुनः आगमन से सम्बंधित थी </w:t>
       </w:r>
-      <w:hyperlink r:id="rId40">
+      <w:hyperlink r:id="rId38">
         <w:r>
           <w:rPr>
             <w:lang w:val="hi_IN" w:bidi="hi_IN"/>
@@ -43162,7 +43097,7 @@
         </w:rPr>
         <w:t xml:space="preserve"> थिस्सलुनीके की कलीसिया को समाहित कर सकती है (वरन सब विश्वासियों को भी), सर्वाधिक संभावना में यह केवल पौलुस, सिलवानुस और तीमुथियुस के सन्दर्भ में ही है| पिछले पद में इसका उपयोग, </w:t>
       </w:r>
-      <w:hyperlink r:id="rId62">
+      <w:hyperlink r:id="rId60">
         <w:r>
           <w:rPr>
             <w:lang w:val="hi_IN" w:bidi="hi_IN"/>
@@ -43180,7 +43115,7 @@
         </w:rPr>
         <w:t xml:space="preserve"> और उत्तरवर्ती उपयोग (देखें “हम...यह कहते हैं” </w:t>
       </w:r>
-      <w:hyperlink r:id="rId63">
+      <w:hyperlink r:id="rId61">
         <w:r>
           <w:rPr>
             <w:lang w:val="hi_IN" w:bidi="hi_IN"/>
@@ -44386,7 +44321,7 @@
         </w:rPr>
         <w:t xml:space="preserve"> के लिए यह भी देखें </w:t>
       </w:r>
-      <w:hyperlink r:id="rId20">
+      <w:hyperlink r:id="rId18">
         <w:r>
           <w:rPr>
             <w:lang w:val="hi_IN" w:bidi="hi_IN"/>
@@ -45474,7 +45409,7 @@
         </w:rPr>
         <w:t xml:space="preserve"> 1–2 थिस्सलुनीकियों में एक चिर परिचित उक्ति है जिसका अभिप्राय मसीह के पुनः आगमन से </w:t>
       </w:r>
-      <w:hyperlink r:id="rId38">
+      <w:hyperlink r:id="rId36">
         <w:r>
           <w:rPr>
             <w:lang w:val="hi_IN" w:bidi="hi_IN"/>
@@ -45505,7 +45440,7 @@
         </w:rPr>
         <w:t xml:space="preserve"> के दिन” </w:t>
       </w:r>
-      <w:hyperlink r:id="rId39">
+      <w:hyperlink r:id="rId37">
         <w:r>
           <w:rPr>
             <w:lang w:val="hi_IN" w:bidi="hi_IN"/>
@@ -45621,7 +45556,7 @@
         </w:rPr>
         <w:t xml:space="preserve">देखें कि आपने </w:t>
       </w:r>
-      <w:hyperlink r:id="rId64">
+      <w:hyperlink r:id="rId62">
         <w:r>
           <w:rPr>
             <w:lang w:val="hi_IN" w:bidi="hi_IN"/>
@@ -46409,7 +46344,7 @@
         </w:rPr>
         <w:t xml:space="preserve"> वे वही हैं जो </w:t>
       </w:r>
-      <w:hyperlink r:id="rId65">
+      <w:hyperlink r:id="rId63">
         <w:r>
           <w:rPr>
             <w:lang w:val="hi_IN" w:bidi="hi_IN"/>
@@ -46440,7 +46375,7 @@
         </w:rPr>
         <w:t xml:space="preserve"> हैं| यदि यह आपके पाठकों के लिए सहायक हो तो आप इसको सुस्पष्ट कर सकते हैं| देखें कि आपने </w:t>
       </w:r>
-      <w:hyperlink r:id="rId65">
+      <w:hyperlink r:id="rId63">
         <w:r>
           <w:rPr>
             <w:lang w:val="hi_IN" w:bidi="hi_IN"/>
@@ -46582,7 +46517,7 @@
         </w:rPr>
         <w:t xml:space="preserve"> के साथ विश्वासियों की आत्मिक एकता का विचार व्यक्त किया गया है (यह भी देखें </w:t>
       </w:r>
-      <w:hyperlink r:id="rId66">
+      <w:hyperlink r:id="rId64">
         <w:r>
           <w:rPr>
             <w:lang w:val="hi_IN" w:bidi="hi_IN"/>
@@ -47181,7 +47116,7 @@
         </w:rPr>
         <w:t xml:space="preserve"> प्रेरितों से अलग हो सकता है (</w:t>
       </w:r>
-      <w:hyperlink r:id="rId63">
+      <w:hyperlink r:id="rId61">
         <w:r>
           <w:rPr>
             <w:lang w:val="hi_IN" w:bidi="hi_IN"/>
@@ -47362,7 +47297,7 @@
         </w:rPr>
         <w:t xml:space="preserve"> को अन्य लोगों से अलग करते हैं। सुनिश्चित करें कि यह भेद आपके अनुवाद में स्पष्ट है। देखें कि आपने </w:t>
       </w:r>
-      <w:hyperlink r:id="rId63">
+      <w:hyperlink r:id="rId61">
         <w:r>
           <w:rPr>
             <w:lang w:val="hi_IN" w:bidi="hi_IN"/>
@@ -47491,7 +47426,7 @@
         </w:rPr>
         <w:t xml:space="preserve"> कह कर संदर्भित करता है (देखें </w:t>
       </w:r>
-      <w:hyperlink r:id="rId67">
+      <w:hyperlink r:id="rId65">
         <w:r>
           <w:rPr>
             <w:lang w:val="hi_IN" w:bidi="hi_IN"/>
@@ -47607,7 +47542,7 @@
         </w:rPr>
         <w:t xml:space="preserve">"यहाँ यह माना गया है कि पौलुस यीशु के स्वर्गारोहण </w:t>
       </w:r>
-      <w:hyperlink r:id="rId68">
+      <w:hyperlink r:id="rId66">
         <w:r>
           <w:rPr>
             <w:lang w:val="hi_IN" w:bidi="hi_IN"/>
@@ -47625,7 +47560,7 @@
         </w:rPr>
         <w:t xml:space="preserve">, के समय स्वर्गदूतों के शब्दों का सन्दर्भ दे रहा है जो </w:t>
       </w:r>
-      <w:hyperlink r:id="rId69">
+      <w:hyperlink r:id="rId67">
         <w:r>
           <w:rPr>
             <w:lang w:val="hi_IN" w:bidi="hi_IN"/>
@@ -48224,7 +48159,7 @@
         </w:rPr>
         <w:t xml:space="preserve"> का सन्दर्भ हो सकता है, </w:t>
       </w:r>
-      <w:hyperlink r:id="rId70">
+      <w:hyperlink r:id="rId68">
         <w:r>
           <w:rPr>
             <w:lang w:val="hi_IN" w:bidi="hi_IN"/>
@@ -48242,7 +48177,7 @@
         </w:rPr>
         <w:t xml:space="preserve"> की “हम सदा प्रभु के साथ रहेंगे” या लाक्षणिक भाषा में, उन सब बातों से जो </w:t>
       </w:r>
-      <w:hyperlink r:id="rId71">
+      <w:hyperlink r:id="rId69">
         <w:r>
           <w:rPr>
             <w:lang w:val="hi_IN" w:bidi="hi_IN"/>
@@ -48384,7 +48319,7 @@
         </w:rPr>
         <w:t xml:space="preserve"> विषय में परिवर्तन का संकेत देता है (</w:t>
       </w:r>
-      <w:hyperlink r:id="rId57">
+      <w:hyperlink r:id="rId55">
         <w:r>
           <w:rPr>
             <w:lang w:val="hi_IN" w:bidi="hi_IN"/>
@@ -48859,7 +48794,7 @@
         </w:rPr>
         <w:t xml:space="preserve"> शब्द कारण द्योतक उपवाक्य का आरम्भ करता है कि थिस्सलुनीके की कलीसिया के लिए प्रभु के पुनः आगमन और समयों के विषय “प्रयोजन नहीं कि कुछ लिखा जाए” (देखें </w:t>
       </w:r>
-      <w:hyperlink r:id="rId72">
+      <w:hyperlink r:id="rId70">
         <w:r>
           <w:rPr>
             <w:lang w:val="hi_IN" w:bidi="hi_IN"/>
@@ -49347,7 +49282,7 @@
         </w:rPr>
         <w:t xml:space="preserve">"इस पद में विषम उपमाओं की सूची दी गई है जो </w:t>
       </w:r>
-      <w:hyperlink r:id="rId73">
+      <w:hyperlink r:id="rId71">
         <w:r>
           <w:rPr>
             <w:lang w:val="hi_IN" w:bidi="hi_IN"/>
@@ -50096,7 +50031,7 @@
         </w:rPr>
         <w:t xml:space="preserve"> “जैसा रात को चोर आता है”, इस अक्समात होने वाली घटना से उत्पन्न भय के समतुल्य है (देखें </w:t>
       </w:r>
-      <w:hyperlink r:id="rId39">
+      <w:hyperlink r:id="rId37">
         <w:r>
           <w:rPr>
             <w:lang w:val="hi_IN" w:bidi="hi_IN"/>
@@ -50545,7 +50480,7 @@
         </w:rPr>
         <w:t xml:space="preserve"> एक प्रबल निषेध उक्ति है जिसका अर्थ है, “कदापि नहीं” (देखें </w:t>
       </w:r>
-      <w:hyperlink r:id="rId63">
+      <w:hyperlink r:id="rId61">
         <w:r>
           <w:rPr>
             <w:lang w:val="hi_IN" w:bidi="hi_IN"/>
@@ -50687,7 +50622,7 @@
         </w:rPr>
         <w:t xml:space="preserve"> से आगे जो आता है वह मनुष्यों के “एकाएक विनाश” </w:t>
       </w:r>
-      <w:hyperlink r:id="rId74">
+      <w:hyperlink r:id="rId72">
         <w:r>
           <w:rPr>
             <w:lang w:val="hi_IN" w:bidi="hi_IN"/>
@@ -51149,7 +51084,7 @@
         </w:rPr>
         <w:t xml:space="preserve">” उन लोगों के लिए अकस्मात् ही आ जाएगा जो उसके लिए तैयार नहीं हैं (देखें </w:t>
       </w:r>
-      <w:hyperlink r:id="rId74">
+      <w:hyperlink r:id="rId72">
         <w:r>
           <w:rPr>
             <w:lang w:val="hi_IN" w:bidi="hi_IN"/>
@@ -51278,7 +51213,7 @@
         </w:rPr>
         <w:t xml:space="preserve">” के लिए </w:t>
       </w:r>
-      <w:hyperlink r:id="rId39">
+      <w:hyperlink r:id="rId37">
         <w:r>
           <w:rPr>
             <w:lang w:val="hi_IN" w:bidi="hi_IN"/>
@@ -51694,7 +51629,7 @@
         </w:rPr>
         <w:t xml:space="preserve">” परमेश्वर के दंड से क्यों बच जाएगी (See </w:t>
       </w:r>
-      <w:hyperlink r:id="rId39">
+      <w:hyperlink r:id="rId37">
         <w:r>
           <w:rPr>
             <w:lang w:val="hi_IN" w:bidi="hi_IN"/>
@@ -52521,7 +52456,7 @@
         </w:rPr>
         <w:t xml:space="preserve">"पौलुस फिर एक बार इन लोगों के लिए लाक्षणिक भाषा में कहता है कि जैसे वे वास्तव में ऐसे स्थान में रहते हैं जहां प्रकाश न हो| उसके कहने का अर्थ है कि वे प्रभु के आगमन के लिए तैयार नहीं हैं या अनभिज्ञ हैं क्योंकि वे पाप में लिप्त जीवन जी रहे हैं (See </w:t>
       </w:r>
-      <w:hyperlink r:id="rId75">
+      <w:hyperlink r:id="rId73">
         <w:r>
           <w:rPr>
             <w:lang w:val="hi_IN" w:bidi="hi_IN"/>
@@ -52663,7 +52598,7 @@
         </w:rPr>
         <w:t>"</w:t>
       </w:r>
-      <w:hyperlink r:id="rId76">
+      <w:hyperlink r:id="rId74">
         <w:r>
           <w:rPr>
             <w:lang w:val="hi_IN" w:bidi="hi_IN"/>
@@ -53151,7 +53086,7 @@
         </w:rPr>
         <w:t xml:space="preserve"> मनुष्यों के लिए लाक्षणिक भाषा में इस प्रकार कहता है कि जैसे वे सो रहे हों| उसके कहने का अर्थ है कि वे प्रभु के आगमन के लिए न तो तैयार है वरन अनभिज्ञ हैं क्योंकि उनकी जीवन शैली पापी है (देखें, “अन्धकार पर टिप्पणी </w:t>
       </w:r>
-      <w:hyperlink r:id="rId77">
+      <w:hyperlink r:id="rId75">
         <w:r>
           <w:rPr>
             <w:lang w:val="hi_IN" w:bidi="hi_IN"/>
@@ -53626,7 +53561,7 @@
         </w:rPr>
         <w:t xml:space="preserve"> कारण गर्भित उपवाक्य का आरम्भ करता है जो वर्णन करता है कि थिस्सलुनीके की कलीसिया को यीशु के आगमन की प्रतीक्षा में क्यों “सोना नहीं” चाहिए या तैयारी से रहित नहीं रहना चाहिए (See </w:t>
       </w:r>
-      <w:hyperlink r:id="rId78">
+      <w:hyperlink r:id="rId76">
         <w:r>
           <w:rPr>
             <w:lang w:val="hi_IN" w:bidi="hi_IN"/>
@@ -53879,7 +53814,7 @@
         </w:rPr>
         <w:t xml:space="preserve">"यहाँ फिर, </w:t>
       </w:r>
-      <w:hyperlink r:id="rId78">
+      <w:hyperlink r:id="rId76">
         <w:r>
           <w:rPr>
             <w:lang w:val="hi_IN" w:bidi="hi_IN"/>
@@ -53897,7 +53832,7 @@
         </w:rPr>
         <w:t xml:space="preserve"> के सदृश्य, पौलुस लाक्षणिक भाषा में कहता है कि जैसे वे लोग वास्तव में सो रहे हों या वह रात का समय हो| उसके कहने का अर्थ है कि ये लोग आत्मिक परिप्रेक्ष्य में तैयार नहीं हैं या अनभिज्ञ हैं या पापी हैं (देखें टिप्पणियाँ-</w:t>
       </w:r>
-      <w:hyperlink r:id="rId79">
+      <w:hyperlink r:id="rId77">
         <w:r>
           <w:rPr>
             <w:lang w:val="hi_IN" w:bidi="hi_IN"/>
@@ -54052,7 +53987,7 @@
         </w:rPr>
         <w:t xml:space="preserve"> शब्द के बाद जो आता है वह </w:t>
       </w:r>
-      <w:hyperlink r:id="rId80">
+      <w:hyperlink r:id="rId78">
         <w:r>
           <w:rPr>
             <w:lang w:val="hi_IN" w:bidi="hi_IN"/>
@@ -54122,7 +54057,7 @@
         </w:rPr>
         <w:t xml:space="preserve"> रहना (देखें </w:t>
       </w:r>
-      <w:hyperlink r:id="rId81">
+      <w:hyperlink r:id="rId79">
         <w:r>
           <w:rPr>
             <w:lang w:val="hi_IN" w:bidi="hi_IN"/>
@@ -54596,7 +54531,7 @@
         </w:rPr>
         <w:t xml:space="preserve"> पिछले पद (</w:t>
       </w:r>
-      <w:hyperlink r:id="rId80">
+      <w:hyperlink r:id="rId78">
         <w:r>
           <w:rPr>
             <w:lang w:val="hi_IN" w:bidi="hi_IN"/>
@@ -54775,7 +54710,7 @@
         </w:rPr>
         <w:t xml:space="preserve"> के साथ तैयार रहना है (यह भी देखें </w:t>
       </w:r>
-      <w:hyperlink r:id="rId82">
+      <w:hyperlink r:id="rId80">
         <w:r>
           <w:rPr>
             <w:lang w:val="hi_IN" w:bidi="hi_IN"/>
@@ -55400,7 +55335,7 @@
         </w:rPr>
         <w:t xml:space="preserve"> कारण गर्भित उपवाक्य का आरम्भ करता है जिसमें व्यक्त किया गया है कि थिस्सलुनीके की कलीसिया को “उद्धार की आशा” क्यों थामे रहना है (देखें </w:t>
       </w:r>
-      <w:hyperlink r:id="rId73">
+      <w:hyperlink r:id="rId71">
         <w:r>
           <w:rPr>
             <w:lang w:val="hi_IN" w:bidi="hi_IN"/>
@@ -55692,7 +55627,7 @@
         </w:rPr>
         <w:t xml:space="preserve"> है जिनका वर्णन </w:t>
       </w:r>
-      <w:hyperlink r:id="rId83">
+      <w:hyperlink r:id="rId81">
         <w:r>
           <w:rPr>
             <w:lang w:val="hi_IN" w:bidi="hi_IN"/>
@@ -55847,7 +55782,7 @@
         </w:rPr>
         <w:t xml:space="preserve"> </w:t>
       </w:r>
-      <w:hyperlink r:id="rId84">
+      <w:hyperlink r:id="rId82">
         <w:r>
           <w:rPr>
             <w:lang w:val="hi_IN" w:bidi="hi_IN"/>
@@ -55865,7 +55800,7 @@
         </w:rPr>
         <w:t xml:space="preserve">, </w:t>
       </w:r>
-      <w:hyperlink r:id="rId85">
+      <w:hyperlink r:id="rId83">
         <w:r>
           <w:rPr>
             <w:lang w:val="hi_IN" w:bidi="hi_IN"/>
@@ -56366,7 +56301,7 @@
         </w:rPr>
         <w:t xml:space="preserve"> हमें अतिरिक्त जानकारी देता है कि “प्रभु यीशु मसीह के द्वारा उद्धार” क्या है (देखें </w:t>
       </w:r>
-      <w:hyperlink r:id="rId35">
+      <w:hyperlink r:id="rId33">
         <w:r>
           <w:rPr>
             <w:lang w:val="hi_IN" w:bidi="hi_IN"/>
@@ -56893,7 +56828,7 @@
         </w:rPr>
         <w:t xml:space="preserve"> अर्थात, वे “जीवित है या मृतक हैं” (देखें </w:t>
       </w:r>
-      <w:hyperlink r:id="rId86">
+      <w:hyperlink r:id="rId84">
         <w:r>
           <w:rPr>
             <w:lang w:val="hi_IN" w:bidi="hi_IN"/>
@@ -57035,7 +56970,7 @@
         </w:rPr>
         <w:t xml:space="preserve"> इस अंश के समापन का संकेतक है अर्थात, “प्रभु के दिन” के समय की चर्चा का और मसीह के लौट आने की शैली से जोड़ता है </w:t>
       </w:r>
-      <w:hyperlink r:id="rId87">
+      <w:hyperlink r:id="rId85">
         <w:r>
           <w:rPr>
             <w:lang w:val="hi_IN" w:bidi="hi_IN"/>
@@ -57993,7 +57928,7 @@
         </w:rPr>
         <w:t xml:space="preserve">* के भीतर स्थान ग्रहण किए हुए हो| यहाँ यह रूपक एक विचार व्यक्त करता है कि ये पुरुष थिस्सलुनीके की कलीसिया में अपनी अगुवाई कि भूमिका में यीशु ही का प्रतिनिधित्व करते हैं यह भी (देखें </w:t>
       </w:r>
-      <w:hyperlink r:id="rId88">
+      <w:hyperlink r:id="rId86">
         <w:r>
           <w:rPr>
             <w:lang w:val="hi_IN" w:bidi="hi_IN"/>
@@ -58631,7 +58566,7 @@
         </w:rPr>
         <w:t xml:space="preserve">"यहाँ </w:t>
       </w:r>
-      <w:hyperlink r:id="rId89">
+      <w:hyperlink r:id="rId87">
         <w:r>
           <w:rPr>
             <w:lang w:val="hi_IN" w:bidi="hi_IN"/>
@@ -58760,7 +58695,7 @@
         </w:rPr>
         <w:t xml:space="preserve">"यह वाक्यांश प्रेरितों द्वारा थिस्सलुनीके की कलीसिया से किए गए अंतिम आग्रहों का संकेत देता है| क्योंकि इस अंश </w:t>
       </w:r>
-      <w:hyperlink r:id="rId90">
+      <w:hyperlink r:id="rId88">
         <w:r>
           <w:rPr>
             <w:lang w:val="hi_IN" w:bidi="hi_IN"/>
@@ -59731,7 +59666,7 @@
         </w:rPr>
         <w:t xml:space="preserve"> मनुष्यों के वर्गों पर बलाघात हेतु है| इस प्रकरण में, इस वाक्यांश का सन्दर्भ हो सकता है: (1) थिस्सलुनीके की कलीसिया और मसीह में सब विश्वासियों से| वैकल्पिक अनुवाद (पूर्वोक्त अर्ध विराम हटा कर): “थिस्सलुनीके की तुम्हारी कलीसिया और मसीह में सब विश्वासिय���ं के लिए” (2) थिस्सलुनीके की कलीसिया और सम्पूर्ण मानव जाति से (देखें कि आपने इस वाक्यांश का अनुवाद </w:t>
       </w:r>
-      <w:hyperlink r:id="rId91">
+      <w:hyperlink r:id="rId89">
         <w:r>
           <w:rPr>
             <w:lang w:val="hi_IN" w:bidi="hi_IN"/>
@@ -60232,7 +60167,7 @@
         </w:rPr>
         <w:t xml:space="preserve"> शब्द कारण सूचक उप-वाक्य का आरम्भ करता है| पौलुस </w:t>
       </w:r>
-      <w:hyperlink r:id="rId92">
+      <w:hyperlink r:id="rId90">
         <w:r>
           <w:rPr>
             <w:lang w:val="hi_IN" w:bidi="hi_IN"/>
@@ -60374,7 +60309,7 @@
         </w:rPr>
         <w:t xml:space="preserve"> एकवचन सर्वनाम है जिसका सन्दर्भ हो सकता है: (1) </w:t>
       </w:r>
-      <w:hyperlink r:id="rId93">
+      <w:hyperlink r:id="rId91">
         <w:r>
           <w:rPr>
             <w:lang w:val="hi_IN" w:bidi="hi_IN"/>
@@ -60705,7 +60640,7 @@
         </w:rPr>
         <w:t xml:space="preserve"> में एक हो जाने से अविभाज्य है|(यह भी देखें </w:t>
       </w:r>
-      <w:hyperlink r:id="rId66">
+      <w:hyperlink r:id="rId64">
         <w:r>
           <w:rPr>
             <w:lang w:val="hi_IN" w:bidi="hi_IN"/>
@@ -60847,7 +60782,7 @@
         </w:rPr>
         <w:t xml:space="preserve"> के काम को बाधित न करे, विशेष करके भविष्यद्वानियों को तुच्छ समझ कर (देखें </w:t>
       </w:r>
-      <w:hyperlink r:id="rId94">
+      <w:hyperlink r:id="rId92">
         <w:r>
           <w:rPr>
             <w:lang w:val="hi_IN" w:bidi="hi_IN"/>
@@ -60976,7 +60911,7 @@
         </w:rPr>
         <w:t>"</w:t>
       </w:r>
-      <w:hyperlink r:id="rId95">
+      <w:hyperlink r:id="rId93">
         <w:r>
           <w:rPr>
             <w:lang w:val="hi_IN" w:bidi="hi_IN"/>
@@ -60994,7 +60929,7 @@
         </w:rPr>
         <w:t xml:space="preserve"> में ये दो वाक्यांश एक ही बात के सन्दर्भ में हो सकते हैं| संभवतः पौलुस एक ही बात के दो बार कहता है परन्तु भिन्न रूपों में कि थिस्सलुनीके की कलीसिया द्वारा भविष्यद्वाणी की समझ को सुधारे| उसके कहने का अर्थ है कि सच्ची भविष्यद्वाणी का स्रोत पवित्र आत्मा है (देखें </w:t>
       </w:r>
-      <w:hyperlink r:id="rId96">
+      <w:hyperlink r:id="rId94">
         <w:r>
           <w:rPr>
             <w:lang w:val="hi_IN" w:bidi="hi_IN"/>
@@ -61606,7 +61541,7 @@
         </w:rPr>
         <w:t>यहाँ, पहले के पद (</w:t>
       </w:r>
-      <w:hyperlink r:id="rId97">
+      <w:hyperlink r:id="rId95">
         <w:r>
           <w:rPr>
             <w:lang w:val="hi_IN" w:bidi="hi_IN"/>
@@ -61636,7 +61571,7 @@
         </w:rPr>
         <w:t xml:space="preserve">” का जिनका उन्होंने </w:t>
       </w:r>
-      <w:hyperlink r:id="rId94">
+      <w:hyperlink r:id="rId92">
         <w:r>
           <w:rPr>
             <w:lang w:val="hi_IN" w:bidi="hi_IN"/>
@@ -62149,7 +62084,7 @@
         </w:rPr>
         <w:t xml:space="preserve">"यहाँ क्रिया रूप से संकेत मिलता है कि यह आशीर्वाद या प्रार्थना है (यह भी देखें </w:t>
       </w:r>
-      <w:hyperlink r:id="rId98">
+      <w:hyperlink r:id="rId96">
         <w:r>
           <w:rPr>
             <w:lang w:val="hi_IN" w:bidi="hi_IN"/>
@@ -62263,7 +62198,7 @@
         </w:rPr>
         <w:t xml:space="preserve"> काम में लेता है जो नए नियम में परमेश्वर के लिए एक उपनाम है (देखें </w:t>
       </w:r>
-      <w:hyperlink r:id="rId99">
+      <w:hyperlink r:id="rId97">
         <w:r>
           <w:rPr>
             <w:lang w:val="hi_IN" w:bidi="hi_IN"/>
@@ -62281,7 +62216,7 @@
         </w:rPr>
         <w:t xml:space="preserve">; </w:t>
       </w:r>
-      <w:hyperlink r:id="rId100">
+      <w:hyperlink r:id="rId98">
         <w:r>
           <w:rPr>
             <w:lang w:val="hi_IN" w:bidi="hi_IN"/>
@@ -62299,7 +62234,7 @@
         </w:rPr>
         <w:t xml:space="preserve">; </w:t>
       </w:r>
-      <w:hyperlink r:id="rId101">
+      <w:hyperlink r:id="rId99">
         <w:r>
           <w:rPr>
             <w:lang w:val="hi_IN" w:bidi="hi_IN"/>
@@ -62317,7 +62252,7 @@
         </w:rPr>
         <w:t xml:space="preserve">; </w:t>
       </w:r>
-      <w:hyperlink r:id="rId102">
+      <w:hyperlink r:id="rId100">
         <w:r>
           <w:rPr>
             <w:lang w:val="hi_IN" w:bidi="hi_IN"/>
@@ -63281,7 +63216,7 @@
         </w:rPr>
         <w:t xml:space="preserve"> 1–2 थिस्सलुनीकियों में मसीह के पुनः आगमन के लिए एक चिर परिचित उक्ति है (See </w:t>
       </w:r>
-      <w:hyperlink r:id="rId63">
+      <w:hyperlink r:id="rId61">
         <w:r>
           <w:rPr>
             <w:lang w:val="hi_IN" w:bidi="hi_IN"/>
@@ -63312,7 +63247,7 @@
         </w:rPr>
         <w:t xml:space="preserve"> का दिन” </w:t>
       </w:r>
-      <w:hyperlink r:id="rId39">
+      <w:hyperlink r:id="rId37">
         <w:r>
           <w:rPr>
             <w:lang w:val="hi_IN" w:bidi="hi_IN"/>
@@ -63689,7 +63624,7 @@
         </w:rPr>
         <w:t xml:space="preserve"> </w:t>
       </w:r>
-      <w:hyperlink r:id="rId103">
+      <w:hyperlink r:id="rId101">
         <w:r>
           <w:rPr>
             <w:lang w:val="hi_IN" w:bidi="hi_IN"/>
@@ -63916,7 +63851,7 @@
         </w:rPr>
         <w:t xml:space="preserve">यहाँ, करो यह इंगित करता है कि थिस्सलुनीकियों को पौलुस, सीलास, और तीमुथियुस के लिए प्रार्थना करनी चाहिए जैसे पौलुस, सीलास, और तीमुथियुस उनके लिए प्रार्थना करते हैं (देखें </w:t>
       </w:r>
-      <w:hyperlink r:id="rId103">
+      <w:hyperlink r:id="rId101">
         <w:r>
           <w:rPr>
             <w:lang w:val="hi_IN" w:bidi="hi_IN"/>

--- a/hin/docx/52.content.docx
+++ b/hin/docx/52.content.docx
@@ -144,13 +144,6 @@
       </w:r>
       <w:r>
         <w:rPr>
-          <w:i/>
-          <w:lang w:val="hi_IN" w:bidi="hi_IN"/>
-        </w:rPr>
-        <w:t>1 थिस्सलुनीकियों 1:1 (#1), 1 थिस्सलुनीकियों 1:1 (#2), 1 थिस्सलुनीकियों 1:1 (#3), 1 थिस्सलुनीकियों 1:1 (#4), 1 थिस्सलुनीकियों 1:1 (#5), 1 थिस्सलुनीकियों 1:1 (#6), 1 थिस्सलुनीकियों 1:1 (#7), 1 थिस्सलुनीकियों 1:1 (#8), 1 थिस्सलुनीकियों 1:1 (#1), 1 थिस्सलुनीकियों 1:2 (#1), 1 थिस्सलुनीकियों 1:2 (#2), 1 थिस्सलुनीकियों 1:2 (#3), 1 थिस्सलुनीकियों 1:3 (#1), 1 थिस्सलुनीकियों 1:3 (#2), 1 थिस्सलुनीकियों 1:3 (#3), 1 थिस्सलुनीकियों 1:3 (#4), 1 थिस्सलुनीकियों 1:3 (#5), 1 थिस्सलुनीकियों 1:3 (#3), 1 थिस्सलुनीकियों 1:3 (#4), 1 थिस्सलुनीकियों 1:3 (#5), 1 थिस्सलुनीकियों 1:4 (#1), 1 थिस्सलुनीकियों 1:4 (#3), 1 थिस्सलुनीकियों 1:4 (#4), 1 थिस्सलुनीकियों 1:4 (#5), 1 थिस्सलुनीकियों 1:4 (#7), 1 थिस्सलुनीकियों 1:5 (#1), 1 थिस्सलुनीकियों 1:5 (#2), 1 थिस्सलुनीकियों 1:5 (#3), 1 थिस्सलुनीकियों 1:5 (#5), 1 थिस्सलुनीकियों 1:5 (#5), 1 थिस्सलुनीकियों 1:5 (#6), 1 थिस्सलुनीकियों 1:6 (#2), 1 थिस्सलुनीकियों 1:6 (#1), 1 थिस्सलुनीकियों 1:6 (#5), 1 थिस्सलुनीकियों 1:6 (#6), 1 थिस्सलुनीकियों 1:6 (#7), 1 थिस्सलुनीकियों 1:6 (#8), 1 थिस्सलुनीकियों 1:7 (#1), 1 थिस्सलुनीकियों 1:7 (#2), 1 थिस्सलुनीकियों 1:7 (#4), 1 थिस्सलुनीकियों 1:8 (#2), 1 थिस्सलुनीकियों 1:8 (#1), 1 थिस्सलुनीकियों 1:8 (#3), 1 थिस्सलुनीकियों 1:8 (#4), 1 थिस्सलुनीकियों 1:8 (#5), 1 थिस्सलुनीकियों 1:8 (#6), 1 थिस्सलुनीकियों 1:8 (#5), 1 थिस्सलुनीकियों 1:8 (#8), 1 थिस्सलुनीकियों 1:8 (#7), 1 थिस्सलुनीकियों 1:8 (#8), 1 थिस्सलुनीकियों 1:9 (#1), 1 थिस्सलुनीकियों 1:9 (#2), 1 थिस्सलुनीकियों 1:9 (#2), 1 थिस्सलुनीकियों 1:9 (#4), 1 थिस्सलुनीकियों 1:9 (#5), 1 थिस्सलुनीकियों 1:9 (#8), 1 थिस्सलुनीकियों 1:9 (#9), 1 थिस्सलुनीकियों 1:9 (#11), 1 थिस्सलुनीकियों 1:10 (#1), 1 थिस्सलुनीकियों 1:10 (#2), 1 थिस्सलुनीकियों 1:10 (#3), 1 थिस्सलुनीकियों 1:10 (#5), 1 थिस्सलुनीकियों 1:10 (#5), 1 थिस्सलुनीकियों 1:10 (#6), 1 थिस्सलुनीकियों 1:10 (#8), 1 थिस्सलुनीकियों 1:10 (#9), 1 थिस्सलुनीकियों 1:10 (#10), 1 थिस्सलुनीकियों 2:1 (#1), 1 थिस्सलुनीकियों 2:1 (#2), 1 थिस्सलुनीकियों 2:1 (#3), 1 थिस्सलुनीकियों 2:1 (#7), 1 थिस्सलुनीकियों 2:2 (#1), 1 थिस्सलुनीकियों 2:2 (#1), 1 थिस्सलुनीकियों 2:2 (#2), 1 थिस्सलुनीकियों 2:2 (#4), 1 थिस्सलुनीकियों 2:2 (#5), 1 थिस्सलुनीकियों 2:2 (#3), 1 थिस्सलुनीकियों 2:2 (#7), 1 थिस्सलुनीकियों 2:2 (#5), 1 थिस्सलुनीकियों 2:2 (#6), 1 थिस्सलुनीकियों 2:3 (#1), 1 थिस्सलुनीकियों 2:3 (#2), 1 थिस्सलुनीकियों 2:3 (#3), 1 थिस्सलुनीकियों 2:3 (#4), 1 थिस्सलुनीकियों 2:4 (#4), 1 थिस्सलुनीकियों 2:4 (#3), 1 थिस्सलुनीकियों 2:4 (#2), 1 थिस्सलुनीकियों 2:4 (#5), 1 थिस्सलुनीकियों 2:4 (#7), 1 थिस्सलुनीकियों 2:5 (#1), 1 थिस्सलुनीकियों 2:5 (#3), 1 थिस्सलुनीकियों 2:5 (#3), 1 थिस्सलुनीकियों 2:5 (#4), 1 थिस्सलुनीकियों 2:5 (#5), 1 थिस्सलुनीकियों 2:5 (#4), 1 थिस्सलुनीकियों 2:5 (#7), 1 थिस्सलुनीकियों 2:5 (#6), 1 थिस्सलुनीकियों 2:6 (#2), 1 थिस्सलुनीकियों 2:6 (#1), 1 थिस्सलुनीकियों 2:7 (#2), 1 थिस्सलुनीकियों 2:7 (#4), 1 थिस्सलुनीकियों 2:7 (#1), 1 थिस्सलुनीकियों 2:7 (#5), 1 थिस्सलुनीकियों 2:7 (#6), 1 थिस्सलुनीकियों 2:7 (#6), 1 थिस्सलुनीकियों 2:8 (#1), 1 थिस्सलुनीकियों 2:8 (#2), 1 थिस्सलुनीकियों 2:8 (#3), 1 थिस्सलुनीकियों 2:8 (#2), 1 थिस्सलुनीकियों 2:9 (#1), 1 थिस्सलुनीकियों 2:9 (#3), 1 थिस्सलुनीकियों 2:9 (#5), 1 थिस्सलुनीकियों 2:9 (#6), 1 थिस्सलुनीकियों 2:9 (#8), 1 थिस्सलुनीकियों 2:10 (#1), 1 थिस्सलुनीकियों 2:10 (#3), 1 थिस्सलुनीकियों 2:11 (#1), 1 थिस्सलुनीकियों 2:11 (#2), 1 थिस्सलुनीकियों 2:12 (#2), 1 थिस्सलुनीकियों 2:12 (#1), 1 थिस्सलुनीकियों 2:12 (#3), 1 थिस्सलुनीकियों 2:12 (#5), 1 थिस्सलुनीकियों 2:12 (#4), 1 थिस्सलुनीकियों 2:12 (#6), 1 थिस्सलुनीकियों 2:12 (#8), 1 थिस्सलुनीकियों 2:13 (#1), 1 थिस्सलुनीकियों 2:13 (#2), 1 थिस्सलुनीकियों 2:13 (#2), 1 थिस्सलुनीकियों 2:13 (#8), 1 थिस्सलुनीकियों 2:13 (#4), 1 थिस्सलुनीकियों 2:13 (#6), 1 थिस्सलुनीकियों 2:13 (#10), 1 थिस्सलुनीकियों 2:13 (#9), 1 थिस्सलुनीकियों 2:14 (#2), 1 थिस्सलुनीकियों 2:14 (#4), 1 थिस्सलुनीकियों 2:14 (#5), 1 थिस्सलुनीकियों 2:14 (#4), 1 थिस्सलुनीकियों 2:14 (#5), 1 थिस्सलुनीकियों 2:14 (#6), 1 थिस्सलुनीकियों 2:14 (#7), 1 थिस्सलुनीकियों 2:14 (#1), 1 थिस्सलुनीकियों 2:15 (#1), 1 थिस्सलुनीकियों 2:15 (#3), 1 थिस्सलुनीकियों 2:15 (#3), 1 थिस्सलुनीकियों 2:15 (#9), 1 थिस्सलुनीकियों 2:15 (#10), 1 थिस्सलुनीकियों 2:16 (#1), 1 थिस्सलुनीकियों 2:16 (#2), 1 थिस्सलुनीकियों 2:16 (#3), 1 थिस्सलुनीकियों 2:16 (#4), 1 थिस्सलुनीकियों 2:16 (#5), 1 थिस्सलुनीकियों 2:16 (#4), 1 थिस्सलुनीकियों 2:16 (#6), 1 थिस्सलुनीकियों 2:16 (#8), 1 थिस्सलुनीकियों 2:16 (#8), 1 थिस्सलुनीकियों 2:16 (#10), 1 थिस्सलुनीकियों 2:17 (#1), 1 थिस्सलुनीकियों 2:17 (#3), 1 थिस्सलुनीकियों 2:17 (#3), 1 थिस्सलुनीकियों 2:17 (#4), 1 थिस्सलुनीकियों 2:17 (#5), 1 थिस्सलुनीकियों 2:17 (#6), 1 थिस्सलुनीकियों 2:17 (#8), 1 थिस्सलुनीकियों 2:17 (#7), 1 थिस्सलुनीकियों 2:18 (#1), 1 थिस्सलुनीकियों 2:18 (#2), 1 थिस्सलुनीकियों 2:18 (#3), 1 थिस्सलुनीकियों 2:18 (#5), 1 थिस्सलुनीकियों 2:18 (#7), 1 थिस्सलुनीकियों 2:19 (#1), 1 थिस्सलुनीकियों 2:19 (#2), 1 थिस्सलुनीकियों 2:19 (#4), 1 थिस्सलुनीकियों 2:19 (#6), 1 थिस्सलुनीकियों 2:19 (#5), 1 थिस्सलुनीकियों 2:19 (#6), 1 थिस्सलुनीकियों 2:19 (#7), 1 थिस्सलुनीकियों 2:19 (#8), 1 थिस्सलुनीकियों 2:19 (#7), 1 थिस्सलुनीकियों 2:19 (#10), 1 थिस्सलुनीकियों 2:19 (#8), 1 थिस्सलुनीकियों 2:20 (#1), 1 थिस्सलुनीकियों 2:20 (#3), 1 थिस्सलुनीकियों 3:1 (#2), 1 थिस्सलुनीकियों 3:1 (#3), 1 थिस्सलुनीकियों 3:1 (#1), 1 थिस्सलुनीकियों 3:1 (#4), 1 थिस्सलुनीकियों 3:1 (#5), 1 थिस्सलुनीकियों 3:1 (#6), 1 थिस्सलुनीकियों 3:2 (#2), 1 थिस्सलुनीकियों 3:2 (#2), 1 थिस्सलुनीकियों 3:2 (#4), 1 थिस्सलुनीकियों 3:2 (#5), 1 थिस्सलुनीकियों 3:2 (#5), 1 थिस्सलुनीकियों 3:2 (#6), 1 थिस्सलुनीकियों 3:2 (#7), 1 थिस्सलुनीकियों 3:2 (#8), 1 थिस्सलुनीकियों 3:2 (#9), 1 थिस्सलुनीकियों 3:3 (#2), 1 थिस्सलुनीकियों 3:3 (#3), 1 थिस्सलुनीकियों 3:3 (#1), 1 थिस्सलुनीकियों 3:3 (#4), 1 थिस्सलुनीकियों 3:3 (#4), 1 थिस्सलुनीकियों 3:3 (#5), 1 थिस्सलुनीकियों 3:3 (#6), 1 थिस्सलुनीकियों 3:3 (#7), 1 थिस्सलुनीकियों 3:4 (#3), 1 थिस्सलुनीकियों 3:4 (#2), 1 थिस्सलुनीकियों 3:4 (#4), 1 थिस्सलुनीकियों 3:4 (#1), 1 थिस्सलुनीकियों 3:4 (#5), 1 थिस्सलुनीकियों 3:5 (#1), 1 थिस्सलुनीकियों 3:5 (#2), 1 थिस्सलुनीकियों 3:5 (#3), 1 थिस्सलुनीकियों 3:5 (#4), 1 थिस्सलुनीकियों 3:5 (#5), 1 थिस्सलुनीकियों 3:5 (#6), 1 थिस्सलुनीकियों 3:5 (#6), 1 थिस्सलुनीकियों 3:5 (#7), 1 थिस्सलुनीकियों 3:5 (#8), 1 थिस्सलुनीकियों 3:5 (#9), 1 थिस्सलुनीकियों 3:6 (#2), 1 थिस्सलुनीकियों 3:6 (#1), 1 थिस्सलुनीकियों 3:6 (#3), 1 थिस्सलुनीकियों 3:6 (#4), 1 थिस्सलुनीकियों 3:6 (#5), 1 थिस्सलुनीकियों 3:6 (#6), 1 थिस्सलुनीकियों 3:6 (#7), 1 थिस्सलुनीकियों 3:7 (#1), 1 थिस्सलुनीकियों 3:7 (#2), 1 थिस्सलुनीकियों 3:7 (#3), 1 थिस्सलुनीकियों 3:7 (#2), 1 थिस्सलुनीकियों 3:7 (#3), 1 थिस्सलुनीकियों 3:8 (#1), 1 थिस्सलुनीकियों 3:8 (#1), 1 थिस्सलुनीकियों 3:8 (#3), 1 थिस्सलुनीकियों 3:8 (#2), 1 थिस्सलुनीकियों 3:8 (#4), 1 थिस्सलुनीकियों 3:8 (#3), 1 थिस्सलुनीकियों 3:8 (#6), 1 थिस्सलुनीकियों 3:9 (#1), 1 थिस्सलुनीकियों 3:9 (#2), 1 थिस्सलुनीकियों 3:9 (#2), 1 थिस्सलुनीकियों 3:9 (#4), 1 थिस्सलुनीकियों 3:9 (#3), 1 थिस्सलुनीकियों 3:9 (#4), 1 थिस्सलुनीकियों 3:9 (#5), 1 थिस्सलुनीकियों 3:9 (#1), 1 थिस्सलुनीकियों 3:10 (#1), 1 थिस्सलुनीकियों 3:10 (#2), 1 थिस्सलुनीकियों 3:10 (#2), 1 थिस्सलुनीकियों 3:10 (#3), 1 थिस्सलुनीकियों 3:10 (#5), 1 थिस्सलुनीकियों 3:10 (#4), 1 थिस्सलुनीकियों 3:11 (#1), 1 थिस्सलुनीकियों 3:11 (#5), 1 थिस्सलुनीकियों 3:11 (#2), 1 थिस्सलुनीकियों 3:11 (#3), 1 थिस्सलुनीकियों 3:11 (#4), 1 थिस्सलुनीकियों 3:11 (#1), 1 थिस्सलुनीकियों 3:12 (#1), 1 थिस्सलुनीकियों 3:12 (#1), 1 थिस्सलुनीकियों 3:12 (#2), 1 थिस्सलुनीकियों 3:12 (#4), 1 थिस्सलुनीकियों 3:12 (#5), 1 थिस्सलुनीकियों 3:13 (#3), 1 थिस्सलुनीकियों 3:13 (#2), 1 थिस्सलुनीकियों 3:13 (#3), 1 थिस्सलुनीकियों 3:13 (#1), 1 थिस्सलुनीकियों 3:13 (#5), 1 थिस्सलुनीकियों 3:13 (#4), 1 थिस्सलुनीकियों 3:13 (#7), 1 थिस्सलुनीकियों 3:13 (#7), 1 थिस्सलुनीकियों 3:13 (#6), 1 थिस्सलुनीकियों 4:1 (#1), 1 थिस्सलुनीकियों 4:1 (#1), 1 थिस्सलुनीकियों 4:1 (#2), 1 थिस्सलुनीकियों 4:1 (#3), 1 थिस्सलुनीकियों 4:1 (#4), 1 थिस्सलुनीकियों 4:1 (#5), 1 थिस्सलुनीकियों 4:1 (#6), 1 थिस्सलुनीकियों 4:1 (#8), 1 थिस्सलुनीकियों 4:2 (#3), 1 थिस्सलुनीकियों 4:2 (#1), 1 थिस्सलुनीकियों 4:2 (#4), 1 थिस्सलुनीकियों 4:3 (#2), 1 थिस्सलुनीकियों 4:3 (#2), 1 थिस्सलुनीकियों 4:3 (#1), 1 थिस्सलुनीकियों 4:3 (#5), 1 थिस्सलुनीकियों 4:3 (#5), 1 थिस्सलुनीकियों 4:3 (#6), 1 थिस्सलुनीकियों 4:4 (#1), 1 थिस्सलुनीकियों 4:4 (#2), 1 थिस्सलुनीकियों 4:4 (#5), 1 थिस्सलुनीकियों 4:4 (#4), 1 थिस्सलुनीकियों 4:4 (#5), 1 थिस्सलुनीकियों 4:4 (#6), 1 थिस्सलुनीकियों 4:5 (#2), 1 थिस्सलुनीकियों 4:5 (#1), 1 थिस्सलुनीकियों 4:5 (#3), 1 थिस्सलुनीकियों 4:5 (#4), 1 थिस्सलुनीकियों 4:5 (#6), 1 थिस्सलुनीकियों 4:5 (#6), 1 थिस्सलुनीकियों 4:6 (#2), 1 थिस्सलुनीकियों 4:6 (#1), 1 थिस्सलुनीकियों 4:6 (#3), 1 थिस्सलुनीकियों 4:6 (#4), 1 थिस्सलुनीकियों 4:6 (#3), 1 थिस्सलुनीकियों 4:6 (#4), 1 थिस्सलुनीकियों 4:6 (#7), 1 थिस्सलुनीकियों 4:6 (#5), 1 थिस्सलुनीकियों 4:6 (#6), 1 थिस्सलुनीकियों 4:7 (#2), 1 थिस्सलुनीकियों 4:7 (#3), 1 थिस्सलुनीकियों 4:7 (#1), 1 थिस्सलुनीकियों 4:7 (#4), 1 थिस्सलुनीकियों 4:8 (#1), 1 थिस्सलुनीकियों 4:8 (#2), 1 थिस्सलुनीकियों 4:8 (#3), 1 थिस्सलुनीकियों 4:8 (#4), 1 थिस्सलुनीकियों 4:8 (#5), 1 थिस्सलुनीकियों 4:8 (#6), 1 थिस्सलुनीकियों 4:8 (#7), 1 थिस्सलुनीकियों 4:9 (#1), 1 थिस्सलुनीकियों 4:9 (#2), 1 थिस्सलुनीकियों 4:9 (#3), 1 थिस्सलुनीकियों 4:9 (#3), 1 थिस्सलुनीकियों 4:9 (#4), 1 थिस्सलुनीकियों 4:9 (#5), 1 थिस्सलुनीकियों 4:9 (#6), 1 थिस्सलुनीकियों 4:9 (#8), 1 थिस्सलुनीकियों 4:10 (#2), 1 थिस्सलुनीकियों 4:10 (#3), 1 थिस्सलुनीकियों 4:10 (#5), 1 थिस्सलुनीकियों 4:10 (#4), 1 थिस्सलुनीकियों 4:11 (#2), 1 थिस्सलुनीकियों 4:11 (#3), 1 थिस्सलुनीकियों 4:11 (#4), 1 थिस्सलुनीकियों 4:11 (#5), 1 थिस्सलुनीकियों 4:12 (#1), 1 थिस्सलुनीकियों 4:12 (#3), 1 थिस्सलुनीकियों 4:12 (#4), 1 थिस्सलुनीकियों 4:12 (#5), 1 थिस्सलुनीकियों 4:13 (#1), 1 थिस्सलुनीकियों 4:13 (#2), 1 थिस्सलुनीकियों 4:13 (#4), 1 थिस्सलुनीकियों 4:13 (#5), 1 थिस्सलुनीकियों 4:13 (#5), 1 थिस्सलुनीकियों 4:13 (#6), 1 थिस्सलुनीकियों 4:13 (#6), 1 थिस्सलुनीकियों 4:13 (#7), 1 थिस्सलुनीकियों 4:13 (#8), 1 थिस्सलुनीकियों 4:14 (#1), 1 थिस्सलुनीकियों 4:14 (#1), 1 थिस्सलुनीकियों 4:14 (#3), 1 थिस्सलुनीकियों 4:14 (#4), 1 थिस्सलुनीकियों 4:14 (#4), 1 थिस्सलुनीकियों 4:14 (#6), 1 थिस्सलुनीकियों 4:14 (#7), 1 थिस्सलुनीकियों 4:14 (#8), 1 थिस्सलुनीकियों 4:14 (#5), 1 थिस्सलुनीकियों 4:14 (#10), 1 थिस्सलुनीकियों 4:14 (#6), 1 थिस्सलुनीकियों 4:15 (#1), 1 थिस्सलुनीकियों 4:15 (#2), 1 थिस्सलुनीकियों 4:15 (#4), 1 थिस्सलुनीकियों 4:15 (#2), 1 थिस्सलुनीकियों 4:15 (#5), 1 थिस्सलुनीकियों 4:15 (#5), 1 थिस्सलुनीकियों 4:15 (#3), 1 थिस्सलुनीकियों 4:15 (#7), 1 थिस्सलुनीकियों 4:15 (#6), 1 थिस्सलुनीकियों 4:15 (#10), 1 थिस्सलुनीकियों 4:16 (#1), 1 थिस्सलुनीकियों 4:16 (#3), 1 थिस्सलुनीकियों 4:16 (#2), 1 थिस्सलुनीकियों 4:16 (#4), 1 थिस्सलुनीकियों 4:16 (#5), 1 थिस्सलुनीकियों 4:16 (#7), 1 थिस्सलुनीकियों 4:16 (#8), 1 थिस्सलुनीकियों 4:16 (#9), 1 थिस्सलुनीकियों 4:16 (#9), 1 थिस्सलुनीकियों 4:16 (#10), 1 थिस्सलुनीकियों 4:17 (#1), 1 थिस्सलुनीकियों 4:17 (#2), 1 थिस्सलुनीकियों 4:17 (#2), 1 थिस्सलुनीकियों 4:17 (#4), 1 थिस्सलुनीकियों 4:17 (#3), 1 थिस्सलुनीकियों 4:17 (#5), 1 थिस्सलुनीकियों 4:17 (#6), 1 थिस्सलुनीकियों 4:17 (#8), 1 थिस्सलुनीकियों 4:17 (#9), 1 थिस्सलुनीकियों 4:18 (#1), 1 थिस्सलुनीकियों 4:18 (#4), 1 थिस्सलुनीकियों 5:1 (#1), 1 थिस्सलुनीकियों 5:1 (#2), 1 थिस्सलुनीकियों 5:1 (#2), 1 थिस्सलुनीकियों 5:1 (#3), 1 थिस्सलुनीकियों 5:2 (#3), 1 थिस्सलुनीकियों 5:2 (#2), 1 थिस्सलुनीकियों 5:2 (#3), 1 थिस्सलुनीकियों 5:2 (#5), 1 थिस्सलुनीकियों 5:2 (#1), 1 थिस्सलुनीकियों 5:3 (#1), 1 थिस्सलुनीकियों 5:3 (#1), 1 थिस्सलुनीकियों 5:3 (#3), 1 थिस्सलुनीकियों 5:3 (#4), 1 थिस्सलुनीकियों 5:3 (#2), 1 थिस्सलुनीकियों 5:3 (#3), 1 थिस्सलुनीकियों 5:3 (#7), 1 थिस्सलुनीकियों 5:3 (#5), 1 थिस्सलुनीकियों 5:3 (#6), 1 थिस्सलुनीकियों 5:3 (#7), 1 थिस्सलुनीकियों 5:4 (#1), 1 थिस्सलुनीकियों 5:4 (#2), 1 थिस्सलुनीकियों 5:4 (#3), 1 थिस्सलुनीकियों 5:4 (#3), 1 थिस्सलुनीकियों 5:4 (#5), 1 थिस्सलुनीकियों 5:4 (#4), 1 थिस्सलुनीकियों 5:4 (#7), 1 थिस्सलुनीकियों 5:4 (#8), 1 थिस्सलुनीकियों 5:5 (#3), 1 थिस्सलुनीकियों 5:5 (#1), 1 थिस्सलुनीकियों 5:5 (#2), 1 थिस्सलुनीकियों 5:5 (#4), 1 थिस्सलुनीकियों 5:5 (#4), 1 थिस्सलुनीकियों 5:5 (#7), 1 थिस्सलुनीकियों 5:5 (#5), 1 थिस्सलुनीकियों 5:5 (#6), 1 थिस्सलुनीकियों 5:5 (#9), 1 थिस्सलुनीकियों 5:6 (#1), 1 थिस्सलुनीकियों 5:6 (#2), 1 थिस्सलुनीकियों 5:6 (#2), 1 थिस्सलुनीकियों 5:6 (#4), 1 थिस्सलुनीकियों 5:6 (#5), 1 थिस्सलुनीकियों 5:6 (#6), 1 थिस्सलुनीकियों 5:7 (#2), 1 थिस्सलुनीकियों 5:7 (#1), 1 थिस्सलुनीकियों 5:7 (#3), 1 थिस्सलुनीकियों 5:8 (#1), 1 थिस्सलुनीकियों 5:8 (#2), 1 थिस्सलुनीकियों 5:8 (#3), 1 थिस्सलुनीकियों 5:8 (#3), 1 थिस्सलुनीकियों 5:8 (#5), 1 थिस्सलुनीकियों 5:8 (#4), 1 थिस्सलुनीकियों 5:8 (#7), 1 थिस्सलुनीकियों 5:8 (#8), 1 थिस्सलुनीकियों 5:8 (#9), 1 थिस्सलुनीकियों 5:8 (#10), 1 थिस्सलुनीकियों 5:9 (#2), 1 थिस्सलुनीकियों 5:9 (#2), 1 थिस्सलुनीकियों 5:9 (#4), 1 थिस्सलुनीकियों 5:9 (#1), 1 थिस्सलुनीकियों 5:9 (#5), 1 थिस्सलुनीकियों 5:9 (#6), 1 थिस्सलुनीकियों 5:9 (#7), 1 थिस्सलुनीकियों 5:10 (#1), 1 थिस्सलुनीकियों 5:10 (#2), 1 थिस्सलुनीकियों 5:10 (#3), 1 थिस्सलुनीकियों 5:10 (#2), 1 थिस्सलुनीकियों 5:10 (#3), 1 थिस्सलुनीकियों 5:11 (#1), 1 थिस्सलुनीकियों 5:11 (#3), 1 थिस्सलुनीकियों 5:11 (#5), 1 थिस्सलुनीकियों 5:11 (#6), 1 थिस्सलुनीकियों 5:11 (#7), 1 थिस्सलुनीकियों 5:12 (#1), 1 थिस्सलुनीकियों 5:12 (#2), 1 थिस्सलुनीकियों 5:12 (#3), 1 थिस्सलुनीकियों 5:12 (#3), 1 थिस्सलुनीकियों 5:13 (#1), 1 थिस्सलुनीकियों 5:13 (#2), 1 थिस्सलुनीकियों 5:13 (#3), 1 थिस्सलुनीकियों 5:13 (#2), 1 थिस्सलुनीकियों 5:13 (#3), 1 थिस्सलुनीकियों 5:14 (#2), 1 थिस्सलुनीकियों 5:14 (#4), 1 थिस्सलुनीकियों 5:14 (#3), 1 थिस्सलुनीकियों 5:14 (#4), 1 थिस्सलुनीकियों 5:15 (#1), 1 थिस्सलुनीकियों 5:15 (#2), 1 थिस्सलुनीकियों 5:15 (#3), 1 थिस्सलुनीकियों 5:15 (#4), 1 थिस्सलुनीकियों 5:15 (#5), 1 थिस्सलुनीकियों 5:15 (#6), 1 थिस्सलुनीकियों 5:17 (#1), 1 थिस्सलुनीकियों 5:18 (#1), 1 थिस्सलुनीकियों 5:18 (#3), 1 थिस्सलुनीकियों 5:18 (#4), 1 थिस्सलुनीकियों 5:18 (#6), 1 थिस्सलुनीकियों 5:18 (#7), 1 थिस्सलुनीकियों 5:19 (#1), 1 थिस्सलुनीकियों 5:20 (#2), 1 थिस्सलुनीकियों 5:20 (#1), 1 थिस्सलुनीकियों 5:21 (#1), 1 थिस्सलुनीकियों 5:21 (#1), 1 थिस्सलुनीकियों 5:21 (#4), 1 थिस्सलुनीकियों 5:22 (#1), 1 थिस्सलुनीकियों 5:22 (#2), 1 थिस्सलुनीकियों 5:22 (#1), 1 थिस्सलुनीकियों 5:23 (#1), 1 थिस्सलुनीकियों 5:23 (#1), 1 थिस्सलुनीकियों 5:23 (#3), 1 थिस्सलुनीकियों 5:23 (#4), 1 थिस्सलुनीकियों 5:23 (#4), 1 थिस्सलुनीकियों 5:23 (#6), 1 थिस्सलुनीकियों 5:23 (#5), 1 थिस्सलुनीकियों 5:23 (#6), 1 थिस्सलुनीकियों 5:23 (#9), 1 थिस्सलुनीकियों 5:23 (#7), 1 थिस्सलुनीकियों 5:23 (#11), 1 थिस्सलुनीकियों 5:24 (#1), 1 थिस्सलुनीकियों 5:24 (#4), 1 थिस्सलुनीकियों 5:24 (#3), 1 थिस्सलुनीकियों 5:25 (#1), 1 थिस्सलुनीकियों 5:26 (#3), 1 थिस्सलुनीकियों 5:27 (#1), 1 थिस्सलुनीकियों 5:27 (#2), 1 थिस्सलुनीकियों 5:27 (#3), 1 थिस्सलुनीकियों 5:27 (#4), 1 थिस्सलुनीकियों 5:28 (#1), 1 थिस्सलुनीकियों 5:28 (#2), 1 थिस्सलुनीकियों 5:28 (#3), 1 थिस्सलुनीकियों 5:28 (#3)</w:t>
-      </w:r>
-      <w:r>
-        <w:rPr>
           <w:lang w:val="hi_IN" w:bidi="hi_IN"/>
         </w:rPr>
       </w:r>
@@ -38732,71 +38725,43 @@
         </w:rPr>
         <w:t>"जो इसे तुच्छ जानता है,"</w:t>
       </w:r>
-      <w:r>
-        <w:rPr>
-          <w:lang w:val="hi_IN" w:bidi="hi_IN"/>
-        </w:rPr>
-        <w:t xml:space="preserve"> - </w:t>
-      </w:r>
-      <w:r>
-        <w:rPr>
-          <w:b/>
-          <w:lang w:val="hi_IN" w:bidi="hi_IN"/>
-        </w:rPr>
-        <w:t>"परन्तु परमेश्वर को"</w:t>
-      </w:r>
-      <w:r>
-        <w:rPr>
-          <w:lang w:val="hi_IN" w:bidi="hi_IN"/>
-        </w:rPr>
-        <w:t xml:space="preserve"> - </w:t>
-      </w:r>
-      <w:r>
-        <w:rPr>
-          <w:b/>
-          <w:lang w:val="hi_IN" w:bidi="hi_IN"/>
-        </w:rPr>
-        <w:t>"जो"</w:t>
-      </w:r>
-      <w:r>
-        <w:rPr>
-          <w:lang w:val="hi_IN" w:bidi="hi_IN"/>
-        </w:rPr>
-        <w:t xml:space="preserve"> - </w:t>
-      </w:r>
-      <w:r>
-        <w:rPr>
-          <w:b/>
-          <w:lang w:val="hi_IN" w:bidi="hi_IN"/>
-        </w:rPr>
-        <w:t>"देता है"</w:t>
-      </w:r>
-    </w:p>
-    <w:p>
-      <w:pPr/>
-      <w:r>
-        <w:rPr>
-          <w:lang w:val="hi_IN" w:bidi="hi_IN"/>
-        </w:rPr>
-      </w:r>
-      <w:r>
-        <w:rPr>
-          <w:lang w:val="hi_IN" w:bidi="hi_IN"/>
-        </w:rPr>
-        <w:t xml:space="preserve">"यहाँ परमेश्वर द्वारा </w:t>
-      </w:r>
-      <w:r>
-        <w:rPr>
-          <w:b/>
-          <w:lang w:val="hi_IN" w:bidi="hi_IN"/>
-        </w:rPr>
-        <w:t>पवित्र आत्मा</w:t>
-      </w:r>
-      <w:r>
-        <w:rPr>
-          <w:lang w:val="hi_IN" w:bidi="hi_IN"/>
-        </w:rPr>
-        <w:t xml:space="preserve"> का अनवरत दान की तुलना उस मनुष्य से की गई है जो प्रेरितों की शिक्षाओं को लगातार तुच्छ** जानता है| अपनी भाषा में व्यवहारिक विधि के उपयोग द्वारा विषमता का समावेश करें| वैकल्पिक अनुवाद: “जो लगातार निराकरण करता है ... परन्तु परमेश्वर ही को, जो देने से रुकता नहीं है”</w:t>
+    </w:p>
+    <w:p>
+      <w:pPr/>
+      <w:r>
+        <w:rPr>
+          <w:lang w:val="hi_IN" w:bidi="hi_IN"/>
+        </w:rPr>
+      </w:r>
+      <w:r>
+        <w:rPr>
+          <w:lang w:val="hi_IN" w:bidi="hi_IN"/>
+        </w:rPr>
+        <w:t xml:space="preserve">पौलुस कुछ ऐसे शब्दों को छोड़ रहे हैं जिनकी ज़रूरत कई भाषाओं में एक वाक्य को पूरा करने के लिए होती है। कई भाषाओं में यह बताना ज़रूरी होगा कि किस चीज़ को </w:t>
+      </w:r>
+      <w:r>
+        <w:rPr>
+          <w:lang w:val="hi_IN" w:bidi="hi_IN"/>
+        </w:rPr>
+        <w:t>तुच्छ</w:t>
+      </w:r>
+      <w:r>
+        <w:rPr>
+          <w:lang w:val="hi_IN" w:bidi="hi_IN"/>
+        </w:rPr>
+        <w:t xml:space="preserve"> जाना जा रहा है। अगर आपकी भाषा में यह मददगार हो, तो आप वापस उस बात पर जा सकते हैं जो पौलुस ने थेस्सलुनीकियों को पवित्र जीवन जीने और यौन अनैतिकता से बचने के बारे में कही थी। दूसरा अनुवाद: [जो यौन नैतिकता के बारे में इन आदेशों को </w:t>
+      </w:r>
+      <w:r>
+        <w:rPr>
+          <w:lang w:val="hi_IN" w:bidi="hi_IN"/>
+        </w:rPr>
+        <w:t>तुच्छ जानता</w:t>
+      </w:r>
+      <w:r>
+        <w:rPr>
+          <w:lang w:val="hi_IN" w:bidi="hi_IN"/>
+        </w:rPr>
+        <w:t xml:space="preserve"> है] या [जो हमने यौन व्यवहार के बारे में जो कहा है उसे तुच्छ जानता है] </w:t>
       </w:r>
     </w:p>
     <w:p>
@@ -38816,7 +38781,7 @@
         <w:rPr>
           <w:lang w:val="hi_IN" w:bidi="hi_IN"/>
         </w:rPr>
-        <w:t>जोड़ें — विरोध संबंध</w:t>
+        <w:t>पदलोप</w:t>
       </w:r>
       <w:r>
         <w:rPr>

--- a/hin/docx/52.content.docx
+++ b/hin/docx/52.content.docx
@@ -19,7 +19,7 @@
         <w:rPr>
           <w:lang w:val="hi_IN" w:bidi="hi_IN"/>
         </w:rPr>
-        <w:t>Resource: अनुवाद नोट्स (अनफोल्डिंग वर्ड)</w:t>
+        <w:t>Resource: unfoldingWord® Translation Notes</w:t>
       </w:r>
       <w:r>
         <w:rPr>
@@ -90,7 +90,7 @@
         <w:rPr>
           <w:lang w:val="hi_IN" w:bidi="hi_IN"/>
         </w:rPr>
-        <w:t>अनुवाद नोट्स (अनफोल्डिंग वर्ड)</w:t>
+        <w:t>unfoldingWord® Translation Notes</w:t>
       </w:r>
     </w:p>
     <w:p>

--- a/hin/docx/52.content.docx
+++ b/hin/docx/52.content.docx
@@ -1637,7 +1637,7 @@
           <w:b/>
           <w:lang w:val="hi_IN" w:bidi="hi_IN"/>
         </w:rPr>
-        <w:t>μνημονεύοντες ὑμῶν τοῦ ἔργου τῆς πίστεως, καὶ τοῦ κόπου τῆς ἀγάπης, καὶ τῆς ὑπομονῆς τῆς ἐλπίδος τοῦ Κυρίου ἡμῶν, Ἰησοῦ Χριστοῦ, ἔμπροσθεν τοῦ Θεοῦ καὶ Πατρὸς ἡμῶν;</w:t>
+        <w:t>μνημονεύοντες ὑμῶν τοῦ ἔργου τῆς πίστεως, καὶ τοῦ κόπου τῆς ἀγάπης, καὶ τῆς ὑπομονῆς τῆς ἐλπίδος τοῦ Κυρίου ἡμῶν, Ἰησοῦ Χριστοῦ, ἔμπροσθεν τοῦ Θεοῦ καὶ Πατρὸς ἡμῶν</w:t>
       </w:r>
     </w:p>
     <w:p>
@@ -3182,7 +3182,7 @@
           <w:b/>
           <w:lang w:val="hi_IN" w:bidi="hi_IN"/>
         </w:rPr>
-        <w:t>τὴν ἐκλογὴν ὑμῶν,</w:t>
+        <w:t>τὴν ἐκλογὴν ὑμῶν</w:t>
       </w:r>
     </w:p>
     <w:p>
@@ -11723,7 +11723,7 @@
           <w:b/>
           <w:lang w:val="hi_IN" w:bidi="hi_IN"/>
         </w:rPr>
-        <w:t>(Θεὸς μάρτυς)</w:t>
+        <w:t>Θεὸς μάρτυς</w:t>
       </w:r>
     </w:p>
     <w:p>
@@ -20481,7 +20481,7 @@
           <w:b/>
           <w:lang w:val="hi_IN" w:bidi="hi_IN"/>
         </w:rPr>
-        <w:t>τίς γὰρ ἡμῶν ἐλπὶς ἢ χαρὰ ἢ στέφανος καυχήσεως? ἢ οὐχὶ καὶ ὑμεῖς, ἔμπροσθεν τοῦ Κυρίου ἡμῶν, Ἰησοῦ, ἐν τῇ αὐτοῦ παρουσίᾳ?</w:t>
+        <w:t>τίς γὰρ ἡμῶν ἐλπὶς ἢ χαρὰ ἢ στέφανος καυχήσεως? ἢ οὐχὶ καὶ ὑμεῖς, ἔμπροσθεν τοῦ Κυρίου ἡμῶν, Ἰησοῦ, ἐν τῇ αὐτοῦ παρουσίᾳ</w:t>
       </w:r>
     </w:p>
     <w:p>
@@ -21204,7 +21204,7 @@
           <w:b/>
           <w:lang w:val="hi_IN" w:bidi="hi_IN"/>
         </w:rPr>
-        <w:t>καυχήσεως? ἢ οὐχὶ καὶ ὑμεῖς, ἔμπροσθεν τοῦ Κυρίου ἡμῶν, Ἰησοῦ, ἐν τῇ αὐτοῦ παρουσίᾳ?</w:t>
+        <w:t>καυχήσεως? ἢ οὐχὶ καὶ ὑμεῖς, ἔμπροσθεν τοῦ Κυρίου ἡμῶν, Ἰησοῦ, ἐν τῇ αὐτοῦ παρουσίᾳ</w:t>
       </w:r>
     </w:p>
     <w:p>
@@ -23691,7 +23691,7 @@
           <w:b/>
           <w:lang w:val="hi_IN" w:bidi="hi_IN"/>
         </w:rPr>
-        <w:t>στηρίξαι</w:t>
+        <w:t>τὸ στηρίξαι</w:t>
       </w:r>
     </w:p>
     <w:p>
@@ -30034,7 +30034,7 @@
           <w:b/>
           <w:lang w:val="hi_IN" w:bidi="hi_IN"/>
         </w:rPr>
-        <w:t>τίνα γὰρ εὐχαριστίαν δυνάμεθα τῷ Θεῷ ἀνταποδοῦναι περὶ ὑμῶν, ἐπὶ πάσῃ τῇ χαρᾷ ᾗ χαίρομεν δι’ ὑμᾶς, ἔμπροσθεν τοῦ Θεοῦ ἡμῶν. νυκτὸς καὶ ἡμέρας, ὑπέρἐκπερισσοῦ δεόμενοι εἰς τὸ ἰδεῖν ὑμῶν τὸ πρόσωπον, καὶ καταρτίσαι τὰ ὑστερήματα τῆς πίστεως ὑμῶν?</w:t>
+        <w:t>τίνα γὰρ εὐχαριστίαν δυνάμεθα τῷ Θεῷ ἀνταποδοῦναι περὶ ὑμῶν, ἐπὶ πάσῃ τῇ χαρᾷ ᾗ χαίρομεν δι’ ὑμᾶς, ἔμπροσθεν τοῦ Θεοῦ ἡμῶν. νυκτὸς καὶ ἡμέρας, ὑπέρἐκπερισσοῦ δεόμενοι εἰς τὸ ἰδεῖν ὑμῶν τὸ πρόσωπον, καὶ καταρτίσαι τὰ ὑστερήματα τῆς πίστεως ὑμῶν</w:t>
       </w:r>
     </w:p>
     <w:p>
@@ -31568,7 +31568,7 @@
           <w:b/>
           <w:lang w:val="hi_IN" w:bidi="hi_IN"/>
         </w:rPr>
-        <w:t>αὐτὸς δὲ ὁ Θεὸς καὶ Πατὴρ ἡμῶν, καὶ ὁ Κύριος ἡμῶν, Ἰησοῦς, κατευθύναι τὴν ὁδὸν ἡμῶν πρὸς ὑμᾶς. ὑμᾶς δὲ ὁ Κύριος πλεονάσαι καὶ περισσεύσαι τῇ ἀγάπῃ εἰς ἀλλήλους, καὶ εἰς πάντας, καθάπερ καὶ ἡμεῖς εἰς ὑμᾶς; εἰς τὸ στηρίξαι ὑμῶν τὰς καρδίας, ἀμέμπτους ἐν ἁγιωσύνῃ ἔμπροσθεν τοῦ Θεοῦ καὶ Πατρὸς ἡμῶν, ἐν τῇ παρουσίᾳ τοῦ Κυρίου ἡμῶν, Ἰησοῦ, μετὰ πάντων τῶν ἁγίων αὐτοῦ. ἀμήν!</w:t>
+        <w:t>αὐτὸς δὲ ὁ Θεὸς καὶ Πατὴρ ἡμῶν, καὶ ὁ Κύριος ἡμῶν, Ἰησοῦς, κατευθύναι τὴν ὁδὸν ἡμῶν πρὸς ὑμᾶς. ὑμᾶς δὲ ὁ Κύριος πλεονάσαι καὶ περισσεύσαι τῇ ἀγάπῃ εἰς ἀλλήλους, καὶ εἰς πάντας, καθάπερ καὶ ἡμεῖς εἰς ὑμᾶς; εἰς τὸ στηρίξαι ὑμῶν τὰς καρδίας, ἀμέμπτους ἐν ἁγιωσύνῃ ἔμπροσθεν τοῦ Θεοῦ καὶ Πατρὸς ἡμῶν, ἐν τῇ παρουσίᾳ τοῦ Κυρίου ἡμῶν, Ἰησοῦ, μετὰ πάντων τῶν ἁγίων αὐτοῦ. ἀμήν</w:t>
       </w:r>
     </w:p>
     <w:p>
@@ -35080,7 +35080,7 @@
           <w:b/>
           <w:lang w:val="hi_IN" w:bidi="hi_IN"/>
         </w:rPr>
-        <w:t>θέλημα τοῦ Θεοῦ, ὁ ἁγιασμὸς ὑμῶν,</w:t>
+        <w:t>θέλημα τοῦ Θεοῦ, ὁ ἁγιασμὸς ὑμῶν</w:t>
       </w:r>
     </w:p>
     <w:p>
@@ -51666,7 +51666,7 @@
           <w:b/>
           <w:lang w:val="hi_IN" w:bidi="hi_IN"/>
         </w:rPr>
-        <w:t>πάντες &amp; ὑμεῖς υἱοὶ φωτός ἐστε, καὶ υἱοὶ ἡμέρας οὐκ ἐσμὲν νυκτὸς οὐδὲ σκότους</w:t>
+        <w:t>πάντες &amp; ὑμεῖς υἱοὶ φωτός ἐστε, καὶ υἱοὶ ἡμέρας. οὐκ ἐσμὲν νυκτὸς οὐδὲ σκότους</w:t>
       </w:r>
     </w:p>
     <w:p>
@@ -62674,7 +62674,7 @@
           <w:b/>
           <w:lang w:val="hi_IN" w:bidi="hi_IN"/>
         </w:rPr>
-        <w:t>ὁλόκληρον ὑμῶν τὸ πνεῦμα, καὶ ἡ ψυχὴ, καὶ τὸ σῶμα, ἀμέμπτως &amp; τηρηθείη.</w:t>
+        <w:t>ὁλόκληρον ὑμῶν τὸ πνεῦμα, καὶ ἡ ψυχὴ, καὶ τὸ σῶμα, ἀμέμπτως &amp; τηρηθείη</w:t>
       </w:r>
     </w:p>
     <w:p>

--- a/hin/docx/52.content.docx
+++ b/hin/docx/52.content.docx
@@ -641,21 +641,6 @@
           <w:b/>
           <w:lang w:val="hi_IN" w:bidi="hi_IN"/>
         </w:rPr>
-        <w:t>Θεῷ Πατρὶ καὶ Κυρίῳ Ἰησοῦ Χριστῷ</w:t>
-      </w:r>
-    </w:p>
-    <w:p>
-      <w:pPr/>
-      <w:r>
-        <w:rPr>
-          <w:lang w:val="hi_IN" w:bidi="hi_IN"/>
-        </w:rPr>
-      </w:r>
-      <w:r>
-        <w:rPr>
-          <w:b/>
-          <w:lang w:val="hi_IN" w:bidi="hi_IN"/>
-        </w:rPr>
         <w:t>"पिता परमेश्वर और प्रभु यीशु मसीह"</w:t>
       </w:r>
     </w:p>
@@ -1207,21 +1192,6 @@
         <w:rPr>
           <w:lang w:val="hi_IN" w:bidi="hi_IN"/>
         </w:rPr>
-      </w:r>
-    </w:p>
-    <w:p>
-      <w:pPr/>
-      <w:r>
-        <w:rPr>
-          <w:lang w:val="hi_IN" w:bidi="hi_IN"/>
-        </w:rPr>
-      </w:r>
-      <w:r>
-        <w:rPr>
-          <w:b/>
-          <w:lang w:val="hi_IN" w:bidi="hi_IN"/>
-        </w:rPr>
-        <w:t>εὐχαριστοῦμεν τῷ Θεῷ πάντοτε περὶ πάντων ὑμῶν, μνείαν ποιούμενοι ἐπὶ τῶν προσευχῶν ἡμῶν, ἀδιαλείπτως</w:t>
       </w:r>
     </w:p>
     <w:p>
@@ -1637,21 +1607,6 @@
           <w:b/>
           <w:lang w:val="hi_IN" w:bidi="hi_IN"/>
         </w:rPr>
-        <w:t>μνημονεύοντες ὑμῶν τοῦ ἔργου τῆς πίστεως, καὶ τοῦ κόπου τῆς ἀγάπης, καὶ τῆς ὑπομονῆς τῆς ἐλπίδος τοῦ Κυρίου ἡμῶν, Ἰησοῦ Χριστοῦ, ἔμπροσθεν τοῦ Θεοῦ καὶ Πατρὸς ἡμῶν</w:t>
-      </w:r>
-    </w:p>
-    <w:p>
-      <w:pPr/>
-      <w:r>
-        <w:rPr>
-          <w:lang w:val="hi_IN" w:bidi="hi_IN"/>
-        </w:rPr>
-      </w:r>
-      <w:r>
-        <w:rPr>
-          <w:b/>
-          <w:lang w:val="hi_IN" w:bidi="hi_IN"/>
-        </w:rPr>
         <w:t>"और अपने परमेश्वर और पिता के सामने तुम्हारे विश्वास के काम, और प्रेम का परिश्रम, और हमारे प्रभु यीशु मसीह में आशा की धीरता को लगातार स्मरण करते हैं"</w:t>
       </w:r>
     </w:p>
@@ -1805,21 +1760,6 @@
           <w:b/>
           <w:lang w:val="hi_IN" w:bidi="hi_IN"/>
         </w:rPr>
-        <w:t>ὑμῶν τοῦ ἔργου τῆς πίστεως, καὶ τοῦ κόπου τῆς ἀγάπης, καὶ τῆς ὑπομονῆς τῆς ἐλπίδος τοῦ Κυρίου ἡμῶν, Ἰησοῦ Χριστοῦ</w:t>
-      </w:r>
-    </w:p>
-    <w:p>
-      <w:pPr/>
-      <w:r>
-        <w:rPr>
-          <w:lang w:val="hi_IN" w:bidi="hi_IN"/>
-        </w:rPr>
-      </w:r>
-      <w:r>
-        <w:rPr>
-          <w:b/>
-          <w:lang w:val="hi_IN" w:bidi="hi_IN"/>
-        </w:rPr>
         <w:t>"विश्वास के काम, और प्रेम का परिश्रम, और"</w:t>
       </w:r>
       <w:r>
@@ -3618,21 +3558,6 @@
           <w:b/>
           <w:lang w:val="hi_IN" w:bidi="hi_IN"/>
         </w:rPr>
-        <w:t>ἐν δυνάμει, καὶ ἐν Πνεύματι Ἁγίῳ, καὶ πληροφορίᾳ πολλῇ</w:t>
-      </w:r>
-    </w:p>
-    <w:p>
-      <w:pPr/>
-      <w:r>
-        <w:rPr>
-          <w:lang w:val="hi_IN" w:bidi="hi_IN"/>
-        </w:rPr>
-      </w:r>
-      <w:r>
-        <w:rPr>
-          <w:b/>
-          <w:lang w:val="hi_IN" w:bidi="hi_IN"/>
-        </w:rPr>
         <w:t>"बड़े निश्चय"</w:t>
       </w:r>
     </w:p>
@@ -4797,21 +4722,6 @@
           <w:b/>
           <w:lang w:val="hi_IN" w:bidi="hi_IN"/>
         </w:rPr>
-        <w:t>γενέσθαι ὑμᾶς τύπους πᾶσιν τοῖς πιστεύουσιν ἐν τῇ Μακεδονίᾳ καὶ ἐν τῇ Ἀχαΐᾳ</w:t>
-      </w:r>
-    </w:p>
-    <w:p>
-      <w:pPr/>
-      <w:r>
-        <w:rPr>
-          <w:lang w:val="hi_IN" w:bidi="hi_IN"/>
-        </w:rPr>
-      </w:r>
-      <w:r>
-        <w:rPr>
-          <w:b/>
-          <w:lang w:val="hi_IN" w:bidi="hi_IN"/>
-        </w:rPr>
         <w:t>"मकिदुनिया और अखाया के सब विश्वासियों के लिये तुम आदर्श बने"</w:t>
       </w:r>
     </w:p>
@@ -5110,21 +5020,6 @@
           <w:b/>
           <w:lang w:val="hi_IN" w:bidi="hi_IN"/>
         </w:rPr>
-        <w:t>ἀφ’ ὑμῶν &amp; ἐξήχηται ὁ λόγος τοῦ Κυρίου</w:t>
-      </w:r>
-    </w:p>
-    <w:p>
-      <w:pPr/>
-      <w:r>
-        <w:rPr>
-          <w:lang w:val="hi_IN" w:bidi="hi_IN"/>
-        </w:rPr>
-      </w:r>
-      <w:r>
-        <w:rPr>
-          <w:b/>
-          <w:lang w:val="hi_IN" w:bidi="hi_IN"/>
-        </w:rPr>
         <w:t>"क्योंकि तुम्हारे यहाँ से"</w:t>
       </w:r>
       <w:r>
@@ -5442,21 +5337,6 @@
         <w:rPr>
           <w:lang w:val="hi_IN" w:bidi="hi_IN"/>
         </w:rPr>
-      </w:r>
-    </w:p>
-    <w:p>
-      <w:pPr/>
-      <w:r>
-        <w:rPr>
-          <w:lang w:val="hi_IN" w:bidi="hi_IN"/>
-        </w:rPr>
-      </w:r>
-      <w:r>
-        <w:rPr>
-          <w:b/>
-          <w:lang w:val="hi_IN" w:bidi="hi_IN"/>
-        </w:rPr>
-        <w:t>ἐν τῇ Μακεδονίᾳ καὶ ἐν τῇ Ἀχαΐᾳ</w:t>
       </w:r>
     </w:p>
     <w:p>
@@ -8733,21 +8613,6 @@
           <w:b/>
           <w:lang w:val="hi_IN" w:bidi="hi_IN"/>
         </w:rPr>
-        <w:t>προπαθόντες καὶ ὑβρισθέντες, καθὼς οἴδατε, ἐν Φιλίπποις</w:t>
-      </w:r>
-    </w:p>
-    <w:p>
-      <w:pPr/>
-      <w:r>
-        <w:rPr>
-          <w:lang w:val="hi_IN" w:bidi="hi_IN"/>
-        </w:rPr>
-      </w:r>
-      <w:r>
-        <w:rPr>
-          <w:b/>
-          <w:lang w:val="hi_IN" w:bidi="hi_IN"/>
-        </w:rPr>
         <w:t>""</w:t>
       </w:r>
     </w:p>
@@ -8998,21 +8863,6 @@
           <w:b/>
           <w:lang w:val="hi_IN" w:bidi="hi_IN"/>
         </w:rPr>
-        <w:t>προπαθόντες καὶ ὑβρισθέντες</w:t>
-      </w:r>
-    </w:p>
-    <w:p>
-      <w:pPr/>
-      <w:r>
-        <w:rPr>
-          <w:lang w:val="hi_IN" w:bidi="hi_IN"/>
-        </w:rPr>
-      </w:r>
-      <w:r>
-        <w:rPr>
-          <w:b/>
-          <w:lang w:val="hi_IN" w:bidi="hi_IN"/>
-        </w:rPr>
         <w:t>"पहले"</w:t>
       </w:r>
       <w:r>
@@ -9193,21 +9043,6 @@
         <w:rPr>
           <w:lang w:val="hi_IN" w:bidi="hi_IN"/>
         </w:rPr>
-      </w:r>
-    </w:p>
-    <w:p>
-      <w:pPr/>
-      <w:r>
-        <w:rPr>
-          <w:lang w:val="hi_IN" w:bidi="hi_IN"/>
-        </w:rPr>
-      </w:r>
-      <w:r>
-        <w:rPr>
-          <w:b/>
-          <w:lang w:val="hi_IN" w:bidi="hi_IN"/>
-        </w:rPr>
-        <w:t>ἀλλὰ προπαθόντες καὶ ὑβρισθέντες, καθὼς οἴδατε, ἐν Φιλίπποις</w:t>
       </w:r>
     </w:p>
     <w:p>
@@ -9858,21 +9693,6 @@
           <w:b/>
           <w:lang w:val="hi_IN" w:bidi="hi_IN"/>
         </w:rPr>
-        <w:t>ἡ &amp; παράκλησις ἡμῶν οὐκ ἐκ πλάνης, οὐδὲ ἐξ ἀκαθαρσίας, οὐδὲ ἐν δόλῳ</w:t>
-      </w:r>
-    </w:p>
-    <w:p>
-      <w:pPr/>
-      <w:r>
-        <w:rPr>
-          <w:lang w:val="hi_IN" w:bidi="hi_IN"/>
-        </w:rPr>
-      </w:r>
-      <w:r>
-        <w:rPr>
-          <w:b/>
-          <w:lang w:val="hi_IN" w:bidi="hi_IN"/>
-        </w:rPr>
         <w:t>"क्योंकि हमारा उपदेश न भ्रम से है और न अशुद्धता से, और न छल के साथ है"</w:t>
       </w:r>
     </w:p>
@@ -10269,21 +10089,6 @@
           <w:b/>
           <w:lang w:val="hi_IN" w:bidi="hi_IN"/>
         </w:rPr>
-        <w:t>καθὼς δεδοκιμάσμεθα ὑπὸ τοῦ Θεοῦ, πιστευθῆναι τὸ εὐαγγέλιον, οὕτως λαλοῦμεν</w:t>
-      </w:r>
-    </w:p>
-    <w:p>
-      <w:pPr/>
-      <w:r>
-        <w:rPr>
-          <w:lang w:val="hi_IN" w:bidi="hi_IN"/>
-        </w:rPr>
-      </w:r>
-      <w:r>
-        <w:rPr>
-          <w:b/>
-          <w:lang w:val="hi_IN" w:bidi="hi_IN"/>
-        </w:rPr>
         <w:t>"हम वैसा ही वर्णन करते हैं"</w:t>
       </w:r>
     </w:p>
@@ -10406,21 +10211,6 @@
           <w:b/>
           <w:lang w:val="hi_IN" w:bidi="hi_IN"/>
         </w:rPr>
-        <w:t>δεδοκιμάσμεθα ὑπὸ τοῦ Θεοῦ, πιστευθῆναι</w:t>
-      </w:r>
-    </w:p>
-    <w:p>
-      <w:pPr/>
-      <w:r>
-        <w:rPr>
-          <w:lang w:val="hi_IN" w:bidi="hi_IN"/>
-        </w:rPr>
-      </w:r>
-      <w:r>
-        <w:rPr>
-          <w:b/>
-          <w:lang w:val="hi_IN" w:bidi="hi_IN"/>
-        </w:rPr>
         <w:t>"परमेश्वर ने हमें योग्य ठहराकर सुसमाचार सौंपा"</w:t>
       </w:r>
     </w:p>
@@ -10986,21 +10776,6 @@
         <w:rPr>
           <w:lang w:val="hi_IN" w:bidi="hi_IN"/>
         </w:rPr>
-      </w:r>
-    </w:p>
-    <w:p>
-      <w:pPr/>
-      <w:r>
-        <w:rPr>
-          <w:lang w:val="hi_IN" w:bidi="hi_IN"/>
-        </w:rPr>
-      </w:r>
-      <w:r>
-        <w:rPr>
-          <w:b/>
-          <w:lang w:val="hi_IN" w:bidi="hi_IN"/>
-        </w:rPr>
-        <w:t>οὔτε γάρ ποτε ἐν λόγῳ κολακίας ἐγενήθημεν, καθὼς οἴδατε</w:t>
       </w:r>
     </w:p>
     <w:p>
@@ -11834,21 +11609,6 @@
           <w:b/>
           <w:lang w:val="hi_IN" w:bidi="hi_IN"/>
         </w:rPr>
-        <w:t>ἐξ ἀνθρώπων δόξαν, οὔτε ἀφ’ ὑμῶν, οὔτε ἀπ’ ἄλλων</w:t>
-      </w:r>
-    </w:p>
-    <w:p>
-      <w:pPr/>
-      <w:r>
-        <w:rPr>
-          <w:lang w:val="hi_IN" w:bidi="hi_IN"/>
-        </w:rPr>
-      </w:r>
-      <w:r>
-        <w:rPr>
-          <w:b/>
-          <w:lang w:val="hi_IN" w:bidi="hi_IN"/>
-        </w:rPr>
         <w:t>"मनुष्यों से आदर"</w:t>
       </w:r>
     </w:p>
@@ -12388,21 +12148,6 @@
         <w:rPr>
           <w:lang w:val="hi_IN" w:bidi="hi_IN"/>
         </w:rPr>
-      </w:r>
-    </w:p>
-    <w:p>
-      <w:pPr/>
-      <w:r>
-        <w:rPr>
-          <w:lang w:val="hi_IN" w:bidi="hi_IN"/>
-        </w:rPr>
-      </w:r>
-      <w:r>
-        <w:rPr>
-          <w:b/>
-          <w:lang w:val="hi_IN" w:bidi="hi_IN"/>
-        </w:rPr>
-        <w:t>ἐν μέσῳ ὑμῶν</w:t>
       </w:r>
     </w:p>
     <w:p>
@@ -15599,21 +15344,6 @@
           <w:b/>
           <w:lang w:val="hi_IN" w:bidi="hi_IN"/>
         </w:rPr>
-        <w:t>λόγον ἀκοῆς &amp; λόγον ἀνθρώπων &amp; λόγον Θεοῦ</w:t>
-      </w:r>
-    </w:p>
-    <w:p>
-      <w:pPr/>
-      <w:r>
-        <w:rPr>
-          <w:lang w:val="hi_IN" w:bidi="hi_IN"/>
-        </w:rPr>
-      </w:r>
-      <w:r>
-        <w:rPr>
-          <w:b/>
-          <w:lang w:val="hi_IN" w:bidi="hi_IN"/>
-        </w:rPr>
         <w:t>"मनुष्यों का"</w:t>
       </w:r>
       <w:r>
@@ -17203,21 +16933,6 @@
           <w:b/>
           <w:lang w:val="hi_IN" w:bidi="hi_IN"/>
         </w:rPr>
-        <w:t>τῶν καὶ τὸν Κύριον ἀποκτεινάντων Ἰησοῦν, καὶ τοὺς προφήτας, καὶ ἡμᾶς ἐκδιωξάντων; καὶ Θεῷ μὴ ἀρεσκόντων, καὶ πᾶσιν ἀνθρώποις ἐναντίων</w:t>
-      </w:r>
-    </w:p>
-    <w:p>
-      <w:pPr/>
-      <w:r>
-        <w:rPr>
-          <w:lang w:val="hi_IN" w:bidi="hi_IN"/>
-        </w:rPr>
-      </w:r>
-      <w:r>
-        <w:rPr>
-          <w:b/>
-          <w:lang w:val="hi_IN" w:bidi="hi_IN"/>
-        </w:rPr>
         <w:t>"जिन्होंने प्रभु यीशु को और भविष्यद्वक्ताओं को भी मार डाला और हमको सताया"</w:t>
       </w:r>
     </w:p>
@@ -17287,21 +17002,6 @@
         <w:rPr>
           <w:lang w:val="hi_IN" w:bidi="hi_IN"/>
         </w:rPr>
-      </w:r>
-    </w:p>
-    <w:p>
-      <w:pPr/>
-      <w:r>
-        <w:rPr>
-          <w:lang w:val="hi_IN" w:bidi="hi_IN"/>
-        </w:rPr>
-      </w:r>
-      <w:r>
-        <w:rPr>
-          <w:b/>
-          <w:lang w:val="hi_IN" w:bidi="hi_IN"/>
-        </w:rPr>
-        <w:t>τῶν καὶ τὸν Κύριον ἀποκτεινάντων Ἰησοῦν, καὶ τοὺς προφήτας, καὶ ἡμᾶς ἐκδιωξάντων</w:t>
       </w:r>
     </w:p>
     <w:p>
@@ -19554,21 +19254,6 @@
           <w:b/>
           <w:lang w:val="hi_IN" w:bidi="hi_IN"/>
         </w:rPr>
-        <w:t>περισσοτέρως ἐσπουδάσαμεν τὸ πρόσωπον ὑμῶν ἰδεῖν ἐν πολλῇ ἐπιθυμίᾳ</w:t>
-      </w:r>
-    </w:p>
-    <w:p>
-      <w:pPr/>
-      <w:r>
-        <w:rPr>
-          <w:lang w:val="hi_IN" w:bidi="hi_IN"/>
-        </w:rPr>
-      </w:r>
-      <w:r>
-        <w:rPr>
-          <w:b/>
-          <w:lang w:val="hi_IN" w:bidi="hi_IN"/>
-        </w:rPr>
         <w:t>"बड़ी लालसा के साथ तुम्हारा मुँह देखने के लिये"</w:t>
       </w:r>
     </w:p>
@@ -20481,21 +20166,6 @@
           <w:b/>
           <w:lang w:val="hi_IN" w:bidi="hi_IN"/>
         </w:rPr>
-        <w:t>τίς γὰρ ἡμῶν ἐλπὶς ἢ χαρὰ ἢ στέφανος καυχήσεως? ἢ οὐχὶ καὶ ὑμεῖς, ἔμπροσθεν τοῦ Κυρίου ἡμῶν, Ἰησοῦ, ἐν τῇ αὐτοῦ παρουσίᾳ</w:t>
-      </w:r>
-    </w:p>
-    <w:p>
-      <w:pPr/>
-      <w:r>
-        <w:rPr>
-          <w:lang w:val="hi_IN" w:bidi="hi_IN"/>
-        </w:rPr>
-      </w:r>
-      <w:r>
-        <w:rPr>
-          <w:b/>
-          <w:lang w:val="hi_IN" w:bidi="hi_IN"/>
-        </w:rPr>
         <w:t>""</w:t>
       </w:r>
     </w:p>
@@ -20702,21 +20372,6 @@
         <w:rPr>
           <w:lang w:val="hi_IN" w:bidi="hi_IN"/>
         </w:rPr>
-      </w:r>
-    </w:p>
-    <w:p>
-      <w:pPr/>
-      <w:r>
-        <w:rPr>
-          <w:lang w:val="hi_IN" w:bidi="hi_IN"/>
-        </w:rPr>
-      </w:r>
-      <w:r>
-        <w:rPr>
-          <w:b/>
-          <w:lang w:val="hi_IN" w:bidi="hi_IN"/>
-        </w:rPr>
-        <w:t>τίς &amp; ἡμῶν ἐλπὶς ἢ χαρὰ ἢ στέφανος καυχήσεως</w:t>
       </w:r>
     </w:p>
     <w:p>
@@ -24011,21 +23666,6 @@
           <w:b/>
           <w:lang w:val="hi_IN" w:bidi="hi_IN"/>
         </w:rPr>
-        <w:t>μηδένα σαίνεσθαι ἐν ταῖς θλίψεσιν ταύταις</w:t>
-      </w:r>
-    </w:p>
-    <w:p>
-      <w:pPr/>
-      <w:r>
-        <w:rPr>
-          <w:lang w:val="hi_IN" w:bidi="hi_IN"/>
-        </w:rPr>
-      </w:r>
-      <w:r>
-        <w:rPr>
-          <w:b/>
-          <w:lang w:val="hi_IN" w:bidi="hi_IN"/>
-        </w:rPr>
         <w:t>"कि कोई"</w:t>
       </w:r>
       <w:r>
@@ -25009,21 +24649,6 @@
           <w:b/>
           <w:lang w:val="hi_IN" w:bidi="hi_IN"/>
         </w:rPr>
-        <w:t>πρὸς ὑμᾶς ἦμεν, προελέγομεν ὑμῖν ὅτι μέλλομεν</w:t>
-      </w:r>
-    </w:p>
-    <w:p>
-      <w:pPr/>
-      <w:r>
-        <w:rPr>
-          <w:lang w:val="hi_IN" w:bidi="hi_IN"/>
-        </w:rPr>
-      </w:r>
-      <w:r>
-        <w:rPr>
-          <w:b/>
-          <w:lang w:val="hi_IN" w:bidi="hi_IN"/>
-        </w:rPr>
         <w:t>"थे"</w:t>
       </w:r>
     </w:p>
@@ -25106,21 +24731,6 @@
         <w:rPr>
           <w:lang w:val="hi_IN" w:bidi="hi_IN"/>
         </w:rPr>
-      </w:r>
-    </w:p>
-    <w:p>
-      <w:pPr/>
-      <w:r>
-        <w:rPr>
-          <w:lang w:val="hi_IN" w:bidi="hi_IN"/>
-        </w:rPr>
-      </w:r>
-      <w:r>
-        <w:rPr>
-          <w:b/>
-          <w:lang w:val="hi_IN" w:bidi="hi_IN"/>
-        </w:rPr>
-        <w:t>προελέγομεν ὑμῖν ὅτι μέλλομεν θλίβεσθαι, καθὼς</w:t>
       </w:r>
     </w:p>
     <w:p>
@@ -28105,21 +27715,6 @@
           <w:b/>
           <w:lang w:val="hi_IN" w:bidi="hi_IN"/>
         </w:rPr>
-        <w:t>ἐπὶ πάσῃ τῇ ἀνάγκῃ καὶ θλίψει ἡμῶν, διὰ τῆς ὑμῶν πίστεως</w:t>
-      </w:r>
-    </w:p>
-    <w:p>
-      <w:pPr/>
-      <w:r>
-        <w:rPr>
-          <w:lang w:val="hi_IN" w:bidi="hi_IN"/>
-        </w:rPr>
-      </w:r>
-      <w:r>
-        <w:rPr>
-          <w:b/>
-          <w:lang w:val="hi_IN" w:bidi="hi_IN"/>
-        </w:rPr>
         <w:t>"अपनी सारी सकेती और क्लेश में"</w:t>
       </w:r>
     </w:p>
@@ -28358,21 +27953,6 @@
           <w:b/>
           <w:lang w:val="hi_IN" w:bidi="hi_IN"/>
         </w:rPr>
-        <w:t>νῦν ζῶμεν, ἐὰν ὑμεῖς στήκετε ἐν Κυρίῳ</w:t>
-      </w:r>
-    </w:p>
-    <w:p>
-      <w:pPr/>
-      <w:r>
-        <w:rPr>
-          <w:lang w:val="hi_IN" w:bidi="hi_IN"/>
-        </w:rPr>
-      </w:r>
-      <w:r>
-        <w:rPr>
-          <w:b/>
-          <w:lang w:val="hi_IN" w:bidi="hi_IN"/>
-        </w:rPr>
         <w:t>"क्योंकि अब यदि तुम प्रभु में स्थिर रहो तो हम जीवित हैं"</w:t>
       </w:r>
     </w:p>
@@ -29662,21 +29242,6 @@
           <w:b/>
           <w:lang w:val="hi_IN" w:bidi="hi_IN"/>
         </w:rPr>
-        <w:t>ἐπὶ πάσῃ τῇ χαρᾷ ᾗ χαίρομεν</w:t>
-      </w:r>
-    </w:p>
-    <w:p>
-      <w:pPr/>
-      <w:r>
-        <w:rPr>
-          <w:lang w:val="hi_IN" w:bidi="hi_IN"/>
-        </w:rPr>
-      </w:r>
-      <w:r>
-        <w:rPr>
-          <w:b/>
-          <w:lang w:val="hi_IN" w:bidi="hi_IN"/>
-        </w:rPr>
         <w:t>"आनन्द हमें तुम्हारे कारण अपने परमेश्वर के सामने है,"</w:t>
       </w:r>
       <w:r>
@@ -30020,21 +29585,6 @@
         <w:rPr>
           <w:lang w:val="hi_IN" w:bidi="hi_IN"/>
         </w:rPr>
-      </w:r>
-    </w:p>
-    <w:p>
-      <w:pPr/>
-      <w:r>
-        <w:rPr>
-          <w:lang w:val="hi_IN" w:bidi="hi_IN"/>
-        </w:rPr>
-      </w:r>
-      <w:r>
-        <w:rPr>
-          <w:b/>
-          <w:lang w:val="hi_IN" w:bidi="hi_IN"/>
-        </w:rPr>
-        <w:t>τίνα γὰρ εὐχαριστίαν δυνάμεθα τῷ Θεῷ ἀνταποδοῦναι περὶ ὑμῶν, ἐπὶ πάσῃ τῇ χαρᾷ ᾗ χαίρομεν δι’ ὑμᾶς, ἔμπροσθεν τοῦ Θεοῦ ἡμῶν. νυκτὸς καὶ ἡμέρας, ὑπέρἐκπερισσοῦ δεόμενοι εἰς τὸ ἰδεῖν ὑμῶν τὸ πρόσωπον, καὶ καταρτίσαι τὰ ὑστερήματα τῆς πίστεως ὑμῶν</w:t>
       </w:r>
     </w:p>
     <w:p>
@@ -31568,21 +31118,6 @@
           <w:b/>
           <w:lang w:val="hi_IN" w:bidi="hi_IN"/>
         </w:rPr>
-        <w:t>αὐτὸς δὲ ὁ Θεὸς καὶ Πατὴρ ἡμῶν, καὶ ὁ Κύριος ἡμῶν, Ἰησοῦς, κατευθύναι τὴν ὁδὸν ἡμῶν πρὸς ὑμᾶς. ὑμᾶς δὲ ὁ Κύριος πλεονάσαι καὶ περισσεύσαι τῇ ἀγάπῃ εἰς ἀλλήλους, καὶ εἰς πάντας, καθάπερ καὶ ἡμεῖς εἰς ὑμᾶς; εἰς τὸ στηρίξαι ὑμῶν τὰς καρδίας, ἀμέμπτους ἐν ἁγιωσύνῃ ἔμπροσθεν τοῦ Θεοῦ καὶ Πατρὸς ἡμῶν, ἐν τῇ παρουσίᾳ τοῦ Κυρίου ἡμῶν, Ἰησοῦ, μετὰ πάντων τῶν ἁγίων αὐτοῦ. ἀμήν</w:t>
-      </w:r>
-    </w:p>
-    <w:p>
-      <w:pPr/>
-      <w:r>
-        <w:rPr>
-          <w:lang w:val="hi_IN" w:bidi="hi_IN"/>
-        </w:rPr>
-      </w:r>
-      <w:r>
-        <w:rPr>
-          <w:b/>
-          <w:lang w:val="hi_IN" w:bidi="hi_IN"/>
-        </w:rPr>
         <w:t>"अब"</w:t>
       </w:r>
       <w:r>
@@ -31971,21 +31506,6 @@
           <w:b/>
           <w:lang w:val="hi_IN" w:bidi="hi_IN"/>
         </w:rPr>
-        <w:t>τῇ ἀγάπῃ εἰς ἀλλήλους, καὶ εἰς πάντας, καθάπερ καὶ ἡμεῖς εἰς ὑμᾶς</w:t>
-      </w:r>
-    </w:p>
-    <w:p>
-      <w:pPr/>
-      <w:r>
-        <w:rPr>
-          <w:lang w:val="hi_IN" w:bidi="hi_IN"/>
-        </w:rPr>
-      </w:r>
-      <w:r>
-        <w:rPr>
-          <w:b/>
-          <w:lang w:val="hi_IN" w:bidi="hi_IN"/>
-        </w:rPr>
         <w:t>"प्रेम भी"</w:t>
       </w:r>
     </w:p>
@@ -35080,21 +34600,6 @@
           <w:b/>
           <w:lang w:val="hi_IN" w:bidi="hi_IN"/>
         </w:rPr>
-        <w:t>θέλημα τοῦ Θεοῦ, ὁ ἁγιασμὸς ὑμῶν</w:t>
-      </w:r>
-    </w:p>
-    <w:p>
-      <w:pPr/>
-      <w:r>
-        <w:rPr>
-          <w:lang w:val="hi_IN" w:bidi="hi_IN"/>
-        </w:rPr>
-      </w:r>
-      <w:r>
-        <w:rPr>
-          <w:b/>
-          <w:lang w:val="hi_IN" w:bidi="hi_IN"/>
-        </w:rPr>
         <w:t>"क्योंकि परमेश्वर की इच्छा यह है, कि तुम पवित्र बनो"</w:t>
       </w:r>
     </w:p>
@@ -35327,21 +34832,6 @@
         <w:rPr>
           <w:lang w:val="hi_IN" w:bidi="hi_IN"/>
         </w:rPr>
-      </w:r>
-    </w:p>
-    <w:p>
-      <w:pPr/>
-      <w:r>
-        <w:rPr>
-          <w:lang w:val="hi_IN" w:bidi="hi_IN"/>
-        </w:rPr>
-      </w:r>
-      <w:r>
-        <w:rPr>
-          <w:b/>
-          <w:lang w:val="hi_IN" w:bidi="hi_IN"/>
-        </w:rPr>
-        <w:t>ἀπέχεσθαι ὑμᾶς ἀπὸ</w:t>
       </w:r>
     </w:p>
     <w:p>
@@ -37926,21 +37416,6 @@
           <w:b/>
           <w:lang w:val="hi_IN" w:bidi="hi_IN"/>
         </w:rPr>
-        <w:t>καθὼς καὶ προείπαμεν ὑμῖν καὶ διεμαρτυράμεθα</w:t>
-      </w:r>
-    </w:p>
-    <w:p>
-      <w:pPr/>
-      <w:r>
-        <w:rPr>
-          <w:lang w:val="hi_IN" w:bidi="hi_IN"/>
-        </w:rPr>
-      </w:r>
-      <w:r>
-        <w:rPr>
-          <w:b/>
-          <w:lang w:val="hi_IN" w:bidi="hi_IN"/>
-        </w:rPr>
         <w:t>"जैसा कि हमने पहले तुम से कहा, और चिताया भी था"</w:t>
       </w:r>
     </w:p>
@@ -38817,21 +38292,6 @@
           <w:b/>
           <w:lang w:val="hi_IN" w:bidi="hi_IN"/>
         </w:rPr>
-        <w:t>οὐκ ἄνθρωπον ἀθετεῖ, ἀλλὰ τὸν Θεὸν, τὸν διδόντα</w:t>
-      </w:r>
-    </w:p>
-    <w:p>
-      <w:pPr/>
-      <w:r>
-        <w:rPr>
-          <w:lang w:val="hi_IN" w:bidi="hi_IN"/>
-        </w:rPr>
-      </w:r>
-      <w:r>
-        <w:rPr>
-          <w:b/>
-          <w:lang w:val="hi_IN" w:bidi="hi_IN"/>
-        </w:rPr>
         <w:t>"वह मनुष्य को नहीं, परन्तु परमेश्वर को तुच्छ जानता है, जो अपना पवित्र आत्मा तुम्हें देता है"</w:t>
       </w:r>
     </w:p>
@@ -39692,21 +39152,6 @@
           <w:b/>
           <w:lang w:val="hi_IN" w:bidi="hi_IN"/>
         </w:rPr>
-        <w:t>οὐ χρείαν ἔχετε γράφειν ὑμῖν, αὐτοὶ γὰρ ὑμεῖς θεοδίδακτοί ἐστε, εἰς τὸ ἀγαπᾶν ἀλλήλους</w:t>
-      </w:r>
-    </w:p>
-    <w:p>
-      <w:pPr/>
-      <w:r>
-        <w:rPr>
-          <w:lang w:val="hi_IN" w:bidi="hi_IN"/>
-        </w:rPr>
-      </w:r>
-      <w:r>
-        <w:rPr>
-          <w:b/>
-          <w:lang w:val="hi_IN" w:bidi="hi_IN"/>
-        </w:rPr>
         <w:t>"यह आवश्यक नहीं, कि मैं तुम्हारे पास कुछ लिखूँ; क्योंकि आपस में प्रेम रखना तुम ने आप ही परमेश्वर से सीखा है"</w:t>
       </w:r>
     </w:p>
@@ -39998,21 +39443,6 @@
         <w:rPr>
           <w:lang w:val="hi_IN" w:bidi="hi_IN"/>
         </w:rPr>
-      </w:r>
-    </w:p>
-    <w:p>
-      <w:pPr/>
-      <w:r>
-        <w:rPr>
-          <w:lang w:val="hi_IN" w:bidi="hi_IN"/>
-        </w:rPr>
-      </w:r>
-      <w:r>
-        <w:rPr>
-          <w:b/>
-          <w:lang w:val="hi_IN" w:bidi="hi_IN"/>
-        </w:rPr>
-        <w:t>αὐτοὶ &amp; ὑμεῖς θεοδίδακτοί ἐστε</w:t>
       </w:r>
     </w:p>
     <w:p>
@@ -43805,21 +43235,6 @@
           <w:b/>
           <w:lang w:val="hi_IN" w:bidi="hi_IN"/>
         </w:rPr>
-        <w:t>τοὺς κοιμηθέντας</w:t>
-      </w:r>
-    </w:p>
-    <w:p>
-      <w:pPr/>
-      <w:r>
-        <w:rPr>
-          <w:lang w:val="hi_IN" w:bidi="hi_IN"/>
-        </w:rPr>
-      </w:r>
-      <w:r>
-        <w:rPr>
-          <w:b/>
-          <w:lang w:val="hi_IN" w:bidi="hi_IN"/>
-        </w:rPr>
         <w:t>"परमेश्वर उन्हें भी जो यीशु में सो गए हैं, उसी के साथ ले आएगा"</w:t>
       </w:r>
     </w:p>
@@ -44919,21 +44334,6 @@
           <w:b/>
           <w:lang w:val="hi_IN" w:bidi="hi_IN"/>
         </w:rPr>
-        <w:t>ἡμεῖς οἱ ζῶντες, οἱ περιλειπόμενοι</w:t>
-      </w:r>
-    </w:p>
-    <w:p>
-      <w:pPr/>
-      <w:r>
-        <w:rPr>
-          <w:lang w:val="hi_IN" w:bidi="hi_IN"/>
-        </w:rPr>
-      </w:r>
-      <w:r>
-        <w:rPr>
-          <w:b/>
-          <w:lang w:val="hi_IN" w:bidi="hi_IN"/>
-        </w:rPr>
         <w:t>"और"</w:t>
       </w:r>
       <w:r>
@@ -45477,21 +44877,6 @@
           <w:b/>
           <w:lang w:val="hi_IN" w:bidi="hi_IN"/>
         </w:rPr>
-        <w:t>τοὺς κοιμηθέντας</w:t>
-      </w:r>
-    </w:p>
-    <w:p>
-      <w:pPr/>
-      <w:r>
-        <w:rPr>
-          <w:lang w:val="hi_IN" w:bidi="hi_IN"/>
-        </w:rPr>
-      </w:r>
-      <w:r>
-        <w:rPr>
-          <w:b/>
-          <w:lang w:val="hi_IN" w:bidi="hi_IN"/>
-        </w:rPr>
         <w:t>"तो सोए हुओं से"</w:t>
       </w:r>
     </w:p>
@@ -46926,21 +46311,6 @@
           <w:b/>
           <w:lang w:val="hi_IN" w:bidi="hi_IN"/>
         </w:rPr>
-        <w:t>ἡμεῖς οἱ ζῶντες, οἱ περιλειπόμενοι ἅμα σὺν αὐτοῖς, ἁρπαγησόμεθα</w:t>
-      </w:r>
-    </w:p>
-    <w:p>
-      <w:pPr/>
-      <w:r>
-        <w:rPr>
-          <w:lang w:val="hi_IN" w:bidi="hi_IN"/>
-        </w:rPr>
-      </w:r>
-      <w:r>
-        <w:rPr>
-          <w:b/>
-          <w:lang w:val="hi_IN" w:bidi="hi_IN"/>
-        </w:rPr>
         <w:t>"तब हम जो जीवित और बचे रहेंगे, उनके साथ बादलों पर उठा लिए जाएँगे"</w:t>
       </w:r>
     </w:p>
@@ -49319,21 +48689,6 @@
           <w:b/>
           <w:lang w:val="hi_IN" w:bidi="hi_IN"/>
         </w:rPr>
-        <w:t>ὅταν λέγωσιν, εἰρήνη καὶ ἀσφάλεια, τότε αἰφνίδιος αὐτοῖς ἐφίσταται ὄλεθρος</w:t>
-      </w:r>
-    </w:p>
-    <w:p>
-      <w:pPr/>
-      <w:r>
-        <w:rPr>
-          <w:lang w:val="hi_IN" w:bidi="hi_IN"/>
-        </w:rPr>
-      </w:r>
-      <w:r>
-        <w:rPr>
-          <w:b/>
-          <w:lang w:val="hi_IN" w:bidi="hi_IN"/>
-        </w:rPr>
         <w:t>"जब लोग कहते होंगे, “कुशल है, और कुछ भय नहीं,” तो उन पर एकाएक विनाश आ पड़ेगा"</w:t>
       </w:r>
     </w:p>
@@ -49541,21 +48896,6 @@
           <w:b/>
           <w:lang w:val="hi_IN" w:bidi="hi_IN"/>
         </w:rPr>
-        <w:t>λέγωσιν, εἰρήνη καὶ ἀσφάλεια, τότε</w:t>
-      </w:r>
-    </w:p>
-    <w:p>
-      <w:pPr/>
-      <w:r>
-        <w:rPr>
-          <w:lang w:val="hi_IN" w:bidi="hi_IN"/>
-        </w:rPr>
-      </w:r>
-      <w:r>
-        <w:rPr>
-          <w:b/>
-          <w:lang w:val="hi_IN" w:bidi="hi_IN"/>
-        </w:rPr>
         <w:t>"कुशल है, और कुछ भय नहीं, तो"</w:t>
       </w:r>
     </w:p>
@@ -49639,21 +48979,6 @@
           <w:b/>
           <w:lang w:val="hi_IN" w:bidi="hi_IN"/>
         </w:rPr>
-        <w:t>λέγωσιν &amp; αὐτοῖς &amp; οὐ μὴ ἐκφύγωσιν</w:t>
-      </w:r>
-    </w:p>
-    <w:p>
-      <w:pPr/>
-      <w:r>
-        <w:rPr>
-          <w:lang w:val="hi_IN" w:bidi="hi_IN"/>
-        </w:rPr>
-      </w:r>
-      <w:r>
-        <w:rPr>
-          <w:b/>
-          <w:lang w:val="hi_IN" w:bidi="hi_IN"/>
-        </w:rPr>
         <w:t>"लोग कहते होंगे,"</w:t>
       </w:r>
       <w:r>
@@ -49925,21 +49250,6 @@
         <w:rPr>
           <w:lang w:val="hi_IN" w:bidi="hi_IN"/>
         </w:rPr>
-      </w:r>
-    </w:p>
-    <w:p>
-      <w:pPr/>
-      <w:r>
-        <w:rPr>
-          <w:lang w:val="hi_IN" w:bidi="hi_IN"/>
-        </w:rPr>
-      </w:r>
-      <w:r>
-        <w:rPr>
-          <w:b/>
-          <w:lang w:val="hi_IN" w:bidi="hi_IN"/>
-        </w:rPr>
-        <w:t>αἰφνίδιος αὐτοῖς ἐφίσταται ὄλεθρος, ὥσπερ ἡ ὠδὶν τῇ</w:t>
       </w:r>
     </w:p>
     <w:p>
@@ -50179,21 +49489,6 @@
           <w:b/>
           <w:lang w:val="hi_IN" w:bidi="hi_IN"/>
         </w:rPr>
-        <w:t>ὥσπερ ἡ ὠδὶν τῇ ἐν γαστρὶ ἐχούσῃ; καὶ οὐ μὴ ἐκφύγωσιν</w:t>
-      </w:r>
-    </w:p>
-    <w:p>
-      <w:pPr/>
-      <w:r>
-        <w:rPr>
-          <w:lang w:val="hi_IN" w:bidi="hi_IN"/>
-        </w:rPr>
-      </w:r>
-      <w:r>
-        <w:rPr>
-          <w:b/>
-          <w:lang w:val="hi_IN" w:bidi="hi_IN"/>
-        </w:rPr>
         <w:t>"जिस प्रकार गर्भवती पर पीड़ा; और वे किसी रीति से न बचेंगे"</w:t>
       </w:r>
     </w:p>
@@ -52870,21 +52165,6 @@
           <w:b/>
           <w:lang w:val="hi_IN" w:bidi="hi_IN"/>
         </w:rPr>
-        <w:t>μὴ καθεύδωμεν &amp; γρηγορῶμεν</w:t>
-      </w:r>
-    </w:p>
-    <w:p>
-      <w:pPr/>
-      <w:r>
-        <w:rPr>
-          <w:lang w:val="hi_IN" w:bidi="hi_IN"/>
-        </w:rPr>
-      </w:r>
-      <w:r>
-        <w:rPr>
-          <w:b/>
-          <w:lang w:val="hi_IN" w:bidi="hi_IN"/>
-        </w:rPr>
         <w:t>"हम सोते न रहें"- "जागते और सावधान रहें"</w:t>
       </w:r>
     </w:p>
@@ -53598,21 +52878,6 @@
           <w:b/>
           <w:lang w:val="hi_IN" w:bidi="hi_IN"/>
         </w:rPr>
-        <w:t>οἱ &amp; καθεύδοντες, νυκτὸς καθεύδουσιν; καὶ οἱ μεθυσκόμενοι, νυκτὸς μεθύουσιν</w:t>
-      </w:r>
-    </w:p>
-    <w:p>
-      <w:pPr/>
-      <w:r>
-        <w:rPr>
-          <w:lang w:val="hi_IN" w:bidi="hi_IN"/>
-        </w:rPr>
-      </w:r>
-      <w:r>
-        <w:rPr>
-          <w:b/>
-          <w:lang w:val="hi_IN" w:bidi="hi_IN"/>
-        </w:rPr>
         <w:t>"क्योंकि जो सोते हैं, वे रात ही को सोते हैं, और जो मतवाले होते हैं, वे रात ही को मतवाले होते हैं"</w:t>
       </w:r>
     </w:p>
@@ -54747,21 +54012,6 @@
           <w:b/>
           <w:lang w:val="hi_IN" w:bidi="hi_IN"/>
         </w:rPr>
-        <w:t>θώρακα πίστεως καὶ ἀγάπης, καὶ περικεφαλαίαν, ἐλπίδα σωτηρίας</w:t>
-      </w:r>
-    </w:p>
-    <w:p>
-      <w:pPr/>
-      <w:r>
-        <w:rPr>
-          <w:lang w:val="hi_IN" w:bidi="hi_IN"/>
-        </w:rPr>
-      </w:r>
-      <w:r>
-        <w:rPr>
-          <w:b/>
-          <w:lang w:val="hi_IN" w:bidi="hi_IN"/>
-        </w:rPr>
         <w:t>"विश्वास और प्रेम की झिलम पहनकर और उद्धार की आशा का टोप"</w:t>
       </w:r>
     </w:p>
@@ -56098,21 +55348,6 @@
           <w:b/>
           <w:lang w:val="hi_IN" w:bidi="hi_IN"/>
         </w:rPr>
-        <w:t>εἰς περιποίησιν σωτηρίας</w:t>
-      </w:r>
-    </w:p>
-    <w:p>
-      <w:pPr/>
-      <w:r>
-        <w:rPr>
-          <w:lang w:val="hi_IN" w:bidi="hi_IN"/>
-        </w:rPr>
-      </w:r>
-      <w:r>
-        <w:rPr>
-          <w:b/>
-          <w:lang w:val="hi_IN" w:bidi="hi_IN"/>
-        </w:rPr>
         <w:t>"के द्वारा उद्धार प्राप्त करें"</w:t>
       </w:r>
     </w:p>
@@ -56351,21 +55586,6 @@
           <w:b/>
           <w:lang w:val="hi_IN" w:bidi="hi_IN"/>
         </w:rPr>
-        <w:t>ἡμῶν &amp; γρηγορῶμεν &amp; ζήσωμεν</w:t>
-      </w:r>
-    </w:p>
-    <w:p>
-      <w:pPr/>
-      <w:r>
-        <w:rPr>
-          <w:lang w:val="hi_IN" w:bidi="hi_IN"/>
-        </w:rPr>
-      </w:r>
-      <w:r>
-        <w:rPr>
-          <w:b/>
-          <w:lang w:val="hi_IN" w:bidi="hi_IN"/>
-        </w:rPr>
         <w:t>"हमारे"</w:t>
       </w:r>
       <w:r>
@@ -57536,21 +56756,6 @@
           <w:b/>
           <w:lang w:val="hi_IN" w:bidi="hi_IN"/>
         </w:rPr>
-        <w:t>τοὺς κοπιῶντας ἐν ὑμῖν, καὶ προϊσταμένους ὑμῶν ἐν Κυρίῳ, καὶ νουθετοῦντας ὑμᾶς</w:t>
-      </w:r>
-    </w:p>
-    <w:p>
-      <w:pPr/>
-      <w:r>
-        <w:rPr>
-          <w:lang w:val="hi_IN" w:bidi="hi_IN"/>
-        </w:rPr>
-      </w:r>
-      <w:r>
-        <w:rPr>
-          <w:b/>
-          <w:lang w:val="hi_IN" w:bidi="hi_IN"/>
-        </w:rPr>
         <w:t>"जो तुम में परिश्रम करते हैं, और प्रभु में तुम्हारे हैं, और तुम्हें शिक्षा देते हैं"</w:t>
       </w:r>
     </w:p>
@@ -57659,21 +56864,6 @@
         <w:rPr>
           <w:lang w:val="hi_IN" w:bidi="hi_IN"/>
         </w:rPr>
-      </w:r>
-    </w:p>
-    <w:p>
-      <w:pPr/>
-      <w:r>
-        <w:rPr>
-          <w:lang w:val="hi_IN" w:bidi="hi_IN"/>
-        </w:rPr>
-      </w:r>
-      <w:r>
-        <w:rPr>
-          <w:b/>
-          <w:lang w:val="hi_IN" w:bidi="hi_IN"/>
-        </w:rPr>
-        <w:t>τοὺς κοπιῶντας ἐν ὑμῖν, καὶ προϊσταμένους ὑμῶν ἐν Κυρίῳ, καὶ νουθετοῦντας ὑμᾶς</w:t>
       </w:r>
     </w:p>
     <w:p>
@@ -57978,21 +57168,6 @@
           <w:b/>
           <w:lang w:val="hi_IN" w:bidi="hi_IN"/>
         </w:rPr>
-        <w:t>καὶ ἡγεῖσθαι αὐτοὺς ὑπέρἐκπερισσοῦ ἐν ἀγάπῃ, διὰ τὸ ἔργον αὐτῶν</w:t>
-      </w:r>
-    </w:p>
-    <w:p>
-      <w:pPr/>
-      <w:r>
-        <w:rPr>
-          <w:lang w:val="hi_IN" w:bidi="hi_IN"/>
-        </w:rPr>
-      </w:r>
-      <w:r>
-        <w:rPr>
-          <w:b/>
-          <w:lang w:val="hi_IN" w:bidi="hi_IN"/>
-        </w:rPr>
         <w:t>"और उनके काम के कारण प्रेम के साथ उनको"</w:t>
       </w:r>
       <w:r>
@@ -58732,21 +57907,6 @@
           <w:b/>
           <w:lang w:val="hi_IN" w:bidi="hi_IN"/>
         </w:rPr>
-        <w:t>νουθετεῖτε τοὺς ἀτάκτους, παραμυθεῖσθε τοὺς ὀλιγοψύχους, ἀντέχεσθε τῶν ἀσθενῶν, μακροθυμεῖτε πρὸς πάντας</w:t>
-      </w:r>
-    </w:p>
-    <w:p>
-      <w:pPr/>
-      <w:r>
-        <w:rPr>
-          <w:lang w:val="hi_IN" w:bidi="hi_IN"/>
-        </w:rPr>
-      </w:r>
-      <w:r>
-        <w:rPr>
-          <w:b/>
-          <w:lang w:val="hi_IN" w:bidi="hi_IN"/>
-        </w:rPr>
         <w:t>"सब की ओर"</w:t>
       </w:r>
     </w:p>
@@ -61992,21 +61152,6 @@
           <w:b/>
           <w:lang w:val="hi_IN" w:bidi="hi_IN"/>
         </w:rPr>
-        <w:t>αὐτὸς &amp; ὁ Θεὸς τῆς εἰρήνης ἁγιάσαι ὑμᾶς ὁλοτελεῖς, καὶ ὁλόκληρον ὑμῶν τὸ πνεῦμα, καὶ ἡ ψυχὴ, καὶ τὸ σῶμα, ἀμέμπτως ἐν τῇ παρουσίᾳ τοῦ Κυρίου ἡμῶν, Ἰησοῦ Χριστοῦ, τηρηθείη</w:t>
-      </w:r>
-    </w:p>
-    <w:p>
-      <w:pPr/>
-      <w:r>
-        <w:rPr>
-          <w:lang w:val="hi_IN" w:bidi="hi_IN"/>
-        </w:rPr>
-      </w:r>
-      <w:r>
-        <w:rPr>
-          <w:b/>
-          <w:lang w:val="hi_IN" w:bidi="hi_IN"/>
-        </w:rPr>
         <w:t>"शान्ति का परमेश्वर आप ही"</w:t>
       </w:r>
       <w:r>
@@ -62121,6 +61266,21 @@
           <w:b/>
           <w:lang w:val="hi_IN" w:bidi="hi_IN"/>
         </w:rPr>
+        <w:t>ὁ Θεὸς τῆς εἰρήνης</w:t>
+      </w:r>
+    </w:p>
+    <w:p>
+      <w:pPr/>
+      <w:r>
+        <w:rPr>
+          <w:lang w:val="hi_IN" w:bidi="hi_IN"/>
+        </w:rPr>
+      </w:r>
+      <w:r>
+        <w:rPr>
+          <w:b/>
+          <w:lang w:val="hi_IN" w:bidi="hi_IN"/>
+        </w:rPr>
         <w:t>"शान्ति का परमेश्वर"</w:t>
       </w:r>
     </w:p>
@@ -62674,21 +61834,6 @@
           <w:b/>
           <w:lang w:val="hi_IN" w:bidi="hi_IN"/>
         </w:rPr>
-        <w:t>ὁλόκληρον ὑμῶν τὸ πνεῦμα, καὶ ἡ ψυχὴ, καὶ τὸ σῶμα, ἀμέμπτως &amp; τηρηθείη</w:t>
-      </w:r>
-    </w:p>
-    <w:p>
-      <w:pPr/>
-      <w:r>
-        <w:rPr>
-          <w:lang w:val="hi_IN" w:bidi="hi_IN"/>
-        </w:rPr>
-      </w:r>
-      <w:r>
-        <w:rPr>
-          <w:b/>
-          <w:lang w:val="hi_IN" w:bidi="hi_IN"/>
-        </w:rPr>
         <w:t>"तुम्हारी आत्मा, प्राण और देह"</w:t>
       </w:r>
       <w:r>
@@ -63395,21 +62540,6 @@
           <w:b/>
           <w:lang w:val="hi_IN" w:bidi="hi_IN"/>
         </w:rPr>
-        <w:t>πιστὸς ὁ καλῶν ὑμᾶς, ὃς καὶ ποιήσει</w:t>
-      </w:r>
-    </w:p>
-    <w:p>
-      <w:pPr/>
-      <w:r>
-        <w:rPr>
-          <w:lang w:val="hi_IN" w:bidi="hi_IN"/>
-        </w:rPr>
-      </w:r>
-      <w:r>
-        <w:rPr>
-          <w:b/>
-          <w:lang w:val="hi_IN" w:bidi="hi_IN"/>
-        </w:rPr>
         <w:t>"तुम्हारा बुलानेवाला विश्वासयोग्य है, और वह ऐसा ही करेगा"</w:t>
       </w:r>
     </w:p>
@@ -64521,21 +63651,6 @@
         <w:rPr>
           <w:lang w:val="hi_IN" w:bidi="hi_IN"/>
         </w:rPr>
-      </w:r>
-    </w:p>
-    <w:p>
-      <w:pPr/>
-      <w:r>
-        <w:rPr>
-          <w:lang w:val="hi_IN" w:bidi="hi_IN"/>
-        </w:rPr>
-      </w:r>
-      <w:r>
-        <w:rPr>
-          <w:b/>
-          <w:lang w:val="hi_IN" w:bidi="hi_IN"/>
-        </w:rPr>
-        <w:t>ἡ χάρις τοῦ Κυρίου ἡμῶν, Ἰησοῦ Χριστοῦ, μεθ’ ὑμῶν</w:t>
       </w:r>
     </w:p>
     <w:p>

--- a/hin/docx/52.content.docx
+++ b/hin/docx/52.content.docx
@@ -641,6 +641,21 @@
           <w:b/>
           <w:lang w:val="hi_IN" w:bidi="hi_IN"/>
         </w:rPr>
+        <w:t>Θεῷ Πατρὶ καὶ Κυρίῳ Ἰησοῦ Χριστῷ</w:t>
+      </w:r>
+    </w:p>
+    <w:p>
+      <w:pPr/>
+      <w:r>
+        <w:rPr>
+          <w:lang w:val="hi_IN" w:bidi="hi_IN"/>
+        </w:rPr>
+      </w:r>
+      <w:r>
+        <w:rPr>
+          <w:b/>
+          <w:lang w:val="hi_IN" w:bidi="hi_IN"/>
+        </w:rPr>
         <w:t>"पिता परमेश्वर और प्रभु यीशु मसीह"</w:t>
       </w:r>
     </w:p>
@@ -1192,6 +1207,21 @@
         <w:rPr>
           <w:lang w:val="hi_IN" w:bidi="hi_IN"/>
         </w:rPr>
+      </w:r>
+    </w:p>
+    <w:p>
+      <w:pPr/>
+      <w:r>
+        <w:rPr>
+          <w:lang w:val="hi_IN" w:bidi="hi_IN"/>
+        </w:rPr>
+      </w:r>
+      <w:r>
+        <w:rPr>
+          <w:b/>
+          <w:lang w:val="hi_IN" w:bidi="hi_IN"/>
+        </w:rPr>
+        <w:t>εὐχαριστοῦμεν τῷ Θεῷ πάντοτε περὶ πάντων ὑμῶν, μνείαν ποιούμενοι ἐπὶ τῶν προσευχῶν ἡμῶν, ἀδιαλείπτως</w:t>
       </w:r>
     </w:p>
     <w:p>
@@ -1607,6 +1637,21 @@
           <w:b/>
           <w:lang w:val="hi_IN" w:bidi="hi_IN"/>
         </w:rPr>
+        <w:t>μνημονεύοντες ὑμῶν τοῦ ἔργου τῆς πίστεως, καὶ τοῦ κόπου τῆς ἀγάπης, καὶ τῆς ὑπομονῆς τῆς ἐλπίδος τοῦ Κυρίου ἡμῶν, Ἰησοῦ Χριστοῦ, ἔμπροσθεν τοῦ Θεοῦ καὶ Πατρὸς ἡμῶν</w:t>
+      </w:r>
+    </w:p>
+    <w:p>
+      <w:pPr/>
+      <w:r>
+        <w:rPr>
+          <w:lang w:val="hi_IN" w:bidi="hi_IN"/>
+        </w:rPr>
+      </w:r>
+      <w:r>
+        <w:rPr>
+          <w:b/>
+          <w:lang w:val="hi_IN" w:bidi="hi_IN"/>
+        </w:rPr>
         <w:t>"और अपने परमेश्वर और पिता के सामने तुम्हारे विश्वास के काम, और प्रेम का परिश्रम, और हमारे प्रभु यीशु मसीह में आशा की धीरता को लगातार स्मरण करते हैं"</w:t>
       </w:r>
     </w:p>
@@ -1760,6 +1805,21 @@
           <w:b/>
           <w:lang w:val="hi_IN" w:bidi="hi_IN"/>
         </w:rPr>
+        <w:t>ὑμῶν τοῦ ἔργου τῆς πίστεως, καὶ τοῦ κόπου τῆς ἀγάπης, καὶ τῆς ὑπομονῆς τῆς ἐλπίδος τοῦ Κυρίου ἡμῶν, Ἰησοῦ Χριστοῦ</w:t>
+      </w:r>
+    </w:p>
+    <w:p>
+      <w:pPr/>
+      <w:r>
+        <w:rPr>
+          <w:lang w:val="hi_IN" w:bidi="hi_IN"/>
+        </w:rPr>
+      </w:r>
+      <w:r>
+        <w:rPr>
+          <w:b/>
+          <w:lang w:val="hi_IN" w:bidi="hi_IN"/>
+        </w:rPr>
         <w:t>"विश्वास के काम, और प्रेम का परिश्रम, और"</w:t>
       </w:r>
       <w:r>
@@ -3558,6 +3618,21 @@
           <w:b/>
           <w:lang w:val="hi_IN" w:bidi="hi_IN"/>
         </w:rPr>
+        <w:t>ἐν δυνάμει, καὶ ἐν Πνεύματι Ἁγίῳ, καὶ πληροφορίᾳ πολλῇ</w:t>
+      </w:r>
+    </w:p>
+    <w:p>
+      <w:pPr/>
+      <w:r>
+        <w:rPr>
+          <w:lang w:val="hi_IN" w:bidi="hi_IN"/>
+        </w:rPr>
+      </w:r>
+      <w:r>
+        <w:rPr>
+          <w:b/>
+          <w:lang w:val="hi_IN" w:bidi="hi_IN"/>
+        </w:rPr>
         <w:t>"बड़े निश्चय"</w:t>
       </w:r>
     </w:p>
@@ -4722,6 +4797,21 @@
           <w:b/>
           <w:lang w:val="hi_IN" w:bidi="hi_IN"/>
         </w:rPr>
+        <w:t>γενέσθαι ὑμᾶς τύπους πᾶσιν τοῖς πιστεύουσιν ἐν τῇ Μακεδονίᾳ καὶ ἐν τῇ Ἀχαΐᾳ</w:t>
+      </w:r>
+    </w:p>
+    <w:p>
+      <w:pPr/>
+      <w:r>
+        <w:rPr>
+          <w:lang w:val="hi_IN" w:bidi="hi_IN"/>
+        </w:rPr>
+      </w:r>
+      <w:r>
+        <w:rPr>
+          <w:b/>
+          <w:lang w:val="hi_IN" w:bidi="hi_IN"/>
+        </w:rPr>
         <w:t>"मकिदुनिया और अखाया के सब विश्वासियों के लिये तुम आदर्श बने"</w:t>
       </w:r>
     </w:p>
@@ -5020,6 +5110,21 @@
           <w:b/>
           <w:lang w:val="hi_IN" w:bidi="hi_IN"/>
         </w:rPr>
+        <w:t>ἀφ’ ὑμῶν &amp; ἐξήχηται ὁ λόγος τοῦ Κυρίου</w:t>
+      </w:r>
+    </w:p>
+    <w:p>
+      <w:pPr/>
+      <w:r>
+        <w:rPr>
+          <w:lang w:val="hi_IN" w:bidi="hi_IN"/>
+        </w:rPr>
+      </w:r>
+      <w:r>
+        <w:rPr>
+          <w:b/>
+          <w:lang w:val="hi_IN" w:bidi="hi_IN"/>
+        </w:rPr>
         <w:t>"क्योंकि तुम्हारे यहाँ से"</w:t>
       </w:r>
       <w:r>
@@ -5337,6 +5442,21 @@
         <w:rPr>
           <w:lang w:val="hi_IN" w:bidi="hi_IN"/>
         </w:rPr>
+      </w:r>
+    </w:p>
+    <w:p>
+      <w:pPr/>
+      <w:r>
+        <w:rPr>
+          <w:lang w:val="hi_IN" w:bidi="hi_IN"/>
+        </w:rPr>
+      </w:r>
+      <w:r>
+        <w:rPr>
+          <w:b/>
+          <w:lang w:val="hi_IN" w:bidi="hi_IN"/>
+        </w:rPr>
+        <w:t>ἐν τῇ Μακεδονίᾳ καὶ ἐν τῇ Ἀχαΐᾳ</w:t>
       </w:r>
     </w:p>
     <w:p>
@@ -8613,6 +8733,21 @@
           <w:b/>
           <w:lang w:val="hi_IN" w:bidi="hi_IN"/>
         </w:rPr>
+        <w:t>προπαθόντες καὶ ὑβρισθέντες, καθὼς οἴδατε, ἐν Φιλίπποις</w:t>
+      </w:r>
+    </w:p>
+    <w:p>
+      <w:pPr/>
+      <w:r>
+        <w:rPr>
+          <w:lang w:val="hi_IN" w:bidi="hi_IN"/>
+        </w:rPr>
+      </w:r>
+      <w:r>
+        <w:rPr>
+          <w:b/>
+          <w:lang w:val="hi_IN" w:bidi="hi_IN"/>
+        </w:rPr>
         <w:t>""</w:t>
       </w:r>
     </w:p>
@@ -8863,6 +8998,21 @@
           <w:b/>
           <w:lang w:val="hi_IN" w:bidi="hi_IN"/>
         </w:rPr>
+        <w:t>προπαθόντες καὶ ὑβρισθέντες</w:t>
+      </w:r>
+    </w:p>
+    <w:p>
+      <w:pPr/>
+      <w:r>
+        <w:rPr>
+          <w:lang w:val="hi_IN" w:bidi="hi_IN"/>
+        </w:rPr>
+      </w:r>
+      <w:r>
+        <w:rPr>
+          <w:b/>
+          <w:lang w:val="hi_IN" w:bidi="hi_IN"/>
+        </w:rPr>
         <w:t>"पहले"</w:t>
       </w:r>
       <w:r>
@@ -9043,6 +9193,21 @@
         <w:rPr>
           <w:lang w:val="hi_IN" w:bidi="hi_IN"/>
         </w:rPr>
+      </w:r>
+    </w:p>
+    <w:p>
+      <w:pPr/>
+      <w:r>
+        <w:rPr>
+          <w:lang w:val="hi_IN" w:bidi="hi_IN"/>
+        </w:rPr>
+      </w:r>
+      <w:r>
+        <w:rPr>
+          <w:b/>
+          <w:lang w:val="hi_IN" w:bidi="hi_IN"/>
+        </w:rPr>
+        <w:t>ἀλλὰ προπαθόντες καὶ ὑβρισθέντες, καθὼς οἴδατε, ἐν Φιλίπποις</w:t>
       </w:r>
     </w:p>
     <w:p>
@@ -9693,6 +9858,21 @@
           <w:b/>
           <w:lang w:val="hi_IN" w:bidi="hi_IN"/>
         </w:rPr>
+        <w:t>ἡ &amp; παράκλησις ἡμῶν οὐκ ἐκ πλάνης, οὐδὲ ἐξ ἀκαθαρσίας, οὐδὲ ἐν δόλῳ</w:t>
+      </w:r>
+    </w:p>
+    <w:p>
+      <w:pPr/>
+      <w:r>
+        <w:rPr>
+          <w:lang w:val="hi_IN" w:bidi="hi_IN"/>
+        </w:rPr>
+      </w:r>
+      <w:r>
+        <w:rPr>
+          <w:b/>
+          <w:lang w:val="hi_IN" w:bidi="hi_IN"/>
+        </w:rPr>
         <w:t>"क्योंकि हमारा उपदेश न भ्रम से है और न अशुद्धता से, और न छल के साथ है"</w:t>
       </w:r>
     </w:p>
@@ -10089,6 +10269,21 @@
           <w:b/>
           <w:lang w:val="hi_IN" w:bidi="hi_IN"/>
         </w:rPr>
+        <w:t>καθὼς δεδοκιμάσμεθα ὑπὸ τοῦ Θεοῦ, πιστευθῆναι τὸ εὐαγγέλιον, οὕτως λαλοῦμεν</w:t>
+      </w:r>
+    </w:p>
+    <w:p>
+      <w:pPr/>
+      <w:r>
+        <w:rPr>
+          <w:lang w:val="hi_IN" w:bidi="hi_IN"/>
+        </w:rPr>
+      </w:r>
+      <w:r>
+        <w:rPr>
+          <w:b/>
+          <w:lang w:val="hi_IN" w:bidi="hi_IN"/>
+        </w:rPr>
         <w:t>"हम वैसा ही वर्णन करते हैं"</w:t>
       </w:r>
     </w:p>
@@ -10211,6 +10406,21 @@
           <w:b/>
           <w:lang w:val="hi_IN" w:bidi="hi_IN"/>
         </w:rPr>
+        <w:t>δεδοκιμάσμεθα ὑπὸ τοῦ Θεοῦ, πιστευθῆναι</w:t>
+      </w:r>
+    </w:p>
+    <w:p>
+      <w:pPr/>
+      <w:r>
+        <w:rPr>
+          <w:lang w:val="hi_IN" w:bidi="hi_IN"/>
+        </w:rPr>
+      </w:r>
+      <w:r>
+        <w:rPr>
+          <w:b/>
+          <w:lang w:val="hi_IN" w:bidi="hi_IN"/>
+        </w:rPr>
         <w:t>"परमेश्वर ने हमें योग्य ठहराकर सुसमाचार सौंपा"</w:t>
       </w:r>
     </w:p>
@@ -10776,6 +10986,21 @@
         <w:rPr>
           <w:lang w:val="hi_IN" w:bidi="hi_IN"/>
         </w:rPr>
+      </w:r>
+    </w:p>
+    <w:p>
+      <w:pPr/>
+      <w:r>
+        <w:rPr>
+          <w:lang w:val="hi_IN" w:bidi="hi_IN"/>
+        </w:rPr>
+      </w:r>
+      <w:r>
+        <w:rPr>
+          <w:b/>
+          <w:lang w:val="hi_IN" w:bidi="hi_IN"/>
+        </w:rPr>
+        <w:t>οὔτε γάρ ποτε ἐν λόγῳ κολακίας ἐγενήθημεν, καθὼς οἴδατε</w:t>
       </w:r>
     </w:p>
     <w:p>
@@ -11609,6 +11834,21 @@
           <w:b/>
           <w:lang w:val="hi_IN" w:bidi="hi_IN"/>
         </w:rPr>
+        <w:t>ἐξ ἀνθρώπων δόξαν, οὔτε ἀφ’ ὑμῶν, οὔτε ἀπ’ ἄλλων</w:t>
+      </w:r>
+    </w:p>
+    <w:p>
+      <w:pPr/>
+      <w:r>
+        <w:rPr>
+          <w:lang w:val="hi_IN" w:bidi="hi_IN"/>
+        </w:rPr>
+      </w:r>
+      <w:r>
+        <w:rPr>
+          <w:b/>
+          <w:lang w:val="hi_IN" w:bidi="hi_IN"/>
+        </w:rPr>
         <w:t>"मनुष्यों से आदर"</w:t>
       </w:r>
     </w:p>
@@ -12148,6 +12388,21 @@
         <w:rPr>
           <w:lang w:val="hi_IN" w:bidi="hi_IN"/>
         </w:rPr>
+      </w:r>
+    </w:p>
+    <w:p>
+      <w:pPr/>
+      <w:r>
+        <w:rPr>
+          <w:lang w:val="hi_IN" w:bidi="hi_IN"/>
+        </w:rPr>
+      </w:r>
+      <w:r>
+        <w:rPr>
+          <w:b/>
+          <w:lang w:val="hi_IN" w:bidi="hi_IN"/>
+        </w:rPr>
+        <w:t>ἐν μέσῳ ὑμῶν</w:t>
       </w:r>
     </w:p>
     <w:p>
@@ -15344,6 +15599,21 @@
           <w:b/>
           <w:lang w:val="hi_IN" w:bidi="hi_IN"/>
         </w:rPr>
+        <w:t>λόγον ἀκοῆς &amp; λόγον ἀνθρώπων &amp; λόγον Θεοῦ</w:t>
+      </w:r>
+    </w:p>
+    <w:p>
+      <w:pPr/>
+      <w:r>
+        <w:rPr>
+          <w:lang w:val="hi_IN" w:bidi="hi_IN"/>
+        </w:rPr>
+      </w:r>
+      <w:r>
+        <w:rPr>
+          <w:b/>
+          <w:lang w:val="hi_IN" w:bidi="hi_IN"/>
+        </w:rPr>
         <w:t>"मनुष्यों का"</w:t>
       </w:r>
       <w:r>
@@ -16933,6 +17203,21 @@
           <w:b/>
           <w:lang w:val="hi_IN" w:bidi="hi_IN"/>
         </w:rPr>
+        <w:t>τῶν καὶ τὸν Κύριον ἀποκτεινάντων Ἰησοῦν, καὶ τοὺς προφήτας, καὶ ἡμᾶς ἐκδιωξάντων; καὶ Θεῷ μὴ ἀρεσκόντων, καὶ πᾶσιν ἀνθρώποις ἐναντίων</w:t>
+      </w:r>
+    </w:p>
+    <w:p>
+      <w:pPr/>
+      <w:r>
+        <w:rPr>
+          <w:lang w:val="hi_IN" w:bidi="hi_IN"/>
+        </w:rPr>
+      </w:r>
+      <w:r>
+        <w:rPr>
+          <w:b/>
+          <w:lang w:val="hi_IN" w:bidi="hi_IN"/>
+        </w:rPr>
         <w:t>"जिन्होंने प्रभु यीशु को और भविष्यद्वक्ताओं को भी मार डाला और हमको सताया"</w:t>
       </w:r>
     </w:p>
@@ -17002,6 +17287,21 @@
         <w:rPr>
           <w:lang w:val="hi_IN" w:bidi="hi_IN"/>
         </w:rPr>
+      </w:r>
+    </w:p>
+    <w:p>
+      <w:pPr/>
+      <w:r>
+        <w:rPr>
+          <w:lang w:val="hi_IN" w:bidi="hi_IN"/>
+        </w:rPr>
+      </w:r>
+      <w:r>
+        <w:rPr>
+          <w:b/>
+          <w:lang w:val="hi_IN" w:bidi="hi_IN"/>
+        </w:rPr>
+        <w:t>τῶν καὶ τὸν Κύριον ἀποκτεινάντων Ἰησοῦν, καὶ τοὺς προφήτας, καὶ ἡμᾶς ἐκδιωξάντων</w:t>
       </w:r>
     </w:p>
     <w:p>
@@ -19254,6 +19554,21 @@
           <w:b/>
           <w:lang w:val="hi_IN" w:bidi="hi_IN"/>
         </w:rPr>
+        <w:t>περισσοτέρως ἐσπουδάσαμεν τὸ πρόσωπον ὑμῶν ἰδεῖν ἐν πολλῇ ἐπιθυμίᾳ</w:t>
+      </w:r>
+    </w:p>
+    <w:p>
+      <w:pPr/>
+      <w:r>
+        <w:rPr>
+          <w:lang w:val="hi_IN" w:bidi="hi_IN"/>
+        </w:rPr>
+      </w:r>
+      <w:r>
+        <w:rPr>
+          <w:b/>
+          <w:lang w:val="hi_IN" w:bidi="hi_IN"/>
+        </w:rPr>
         <w:t>"बड़ी लालसा के साथ तुम्हारा मुँह देखने के लिये"</w:t>
       </w:r>
     </w:p>
@@ -20166,6 +20481,21 @@
           <w:b/>
           <w:lang w:val="hi_IN" w:bidi="hi_IN"/>
         </w:rPr>
+        <w:t>τίς γὰρ ἡμῶν ἐλπὶς ἢ χαρὰ ἢ στέφανος καυχήσεως? ἢ οὐχὶ καὶ ὑμεῖς, ἔμπροσθεν τοῦ Κυρίου ἡμῶν, Ἰησοῦ, ἐν τῇ αὐτοῦ παρουσίᾳ</w:t>
+      </w:r>
+    </w:p>
+    <w:p>
+      <w:pPr/>
+      <w:r>
+        <w:rPr>
+          <w:lang w:val="hi_IN" w:bidi="hi_IN"/>
+        </w:rPr>
+      </w:r>
+      <w:r>
+        <w:rPr>
+          <w:b/>
+          <w:lang w:val="hi_IN" w:bidi="hi_IN"/>
+        </w:rPr>
         <w:t>""</w:t>
       </w:r>
     </w:p>
@@ -20372,6 +20702,21 @@
         <w:rPr>
           <w:lang w:val="hi_IN" w:bidi="hi_IN"/>
         </w:rPr>
+      </w:r>
+    </w:p>
+    <w:p>
+      <w:pPr/>
+      <w:r>
+        <w:rPr>
+          <w:lang w:val="hi_IN" w:bidi="hi_IN"/>
+        </w:rPr>
+      </w:r>
+      <w:r>
+        <w:rPr>
+          <w:b/>
+          <w:lang w:val="hi_IN" w:bidi="hi_IN"/>
+        </w:rPr>
+        <w:t>τίς &amp; ἡμῶν ἐλπὶς ἢ χαρὰ ἢ στέφανος καυχήσεως</w:t>
       </w:r>
     </w:p>
     <w:p>
@@ -23666,6 +24011,21 @@
           <w:b/>
           <w:lang w:val="hi_IN" w:bidi="hi_IN"/>
         </w:rPr>
+        <w:t>μηδένα σαίνεσθαι ἐν ταῖς θλίψεσιν ταύταις</w:t>
+      </w:r>
+    </w:p>
+    <w:p>
+      <w:pPr/>
+      <w:r>
+        <w:rPr>
+          <w:lang w:val="hi_IN" w:bidi="hi_IN"/>
+        </w:rPr>
+      </w:r>
+      <w:r>
+        <w:rPr>
+          <w:b/>
+          <w:lang w:val="hi_IN" w:bidi="hi_IN"/>
+        </w:rPr>
         <w:t>"कि कोई"</w:t>
       </w:r>
       <w:r>
@@ -24649,6 +25009,21 @@
           <w:b/>
           <w:lang w:val="hi_IN" w:bidi="hi_IN"/>
         </w:rPr>
+        <w:t>πρὸς ὑμᾶς ἦμεν, προελέγομεν ὑμῖν ὅτι μέλλομεν</w:t>
+      </w:r>
+    </w:p>
+    <w:p>
+      <w:pPr/>
+      <w:r>
+        <w:rPr>
+          <w:lang w:val="hi_IN" w:bidi="hi_IN"/>
+        </w:rPr>
+      </w:r>
+      <w:r>
+        <w:rPr>
+          <w:b/>
+          <w:lang w:val="hi_IN" w:bidi="hi_IN"/>
+        </w:rPr>
         <w:t>"थे"</w:t>
       </w:r>
     </w:p>
@@ -24731,6 +25106,21 @@
         <w:rPr>
           <w:lang w:val="hi_IN" w:bidi="hi_IN"/>
         </w:rPr>
+      </w:r>
+    </w:p>
+    <w:p>
+      <w:pPr/>
+      <w:r>
+        <w:rPr>
+          <w:lang w:val="hi_IN" w:bidi="hi_IN"/>
+        </w:rPr>
+      </w:r>
+      <w:r>
+        <w:rPr>
+          <w:b/>
+          <w:lang w:val="hi_IN" w:bidi="hi_IN"/>
+        </w:rPr>
+        <w:t>προελέγομεν ὑμῖν ὅτι μέλλομεν θλίβεσθαι, καθὼς</w:t>
       </w:r>
     </w:p>
     <w:p>
@@ -27715,6 +28105,21 @@
           <w:b/>
           <w:lang w:val="hi_IN" w:bidi="hi_IN"/>
         </w:rPr>
+        <w:t>ἐπὶ πάσῃ τῇ ἀνάγκῃ καὶ θλίψει ἡμῶν, διὰ τῆς ὑμῶν πίστεως</w:t>
+      </w:r>
+    </w:p>
+    <w:p>
+      <w:pPr/>
+      <w:r>
+        <w:rPr>
+          <w:lang w:val="hi_IN" w:bidi="hi_IN"/>
+        </w:rPr>
+      </w:r>
+      <w:r>
+        <w:rPr>
+          <w:b/>
+          <w:lang w:val="hi_IN" w:bidi="hi_IN"/>
+        </w:rPr>
         <w:t>"अपनी सारी सकेती और क्लेश में"</w:t>
       </w:r>
     </w:p>
@@ -27953,6 +28358,21 @@
           <w:b/>
           <w:lang w:val="hi_IN" w:bidi="hi_IN"/>
         </w:rPr>
+        <w:t>νῦν ζῶμεν, ἐὰν ὑμεῖς στήκετε ἐν Κυρίῳ</w:t>
+      </w:r>
+    </w:p>
+    <w:p>
+      <w:pPr/>
+      <w:r>
+        <w:rPr>
+          <w:lang w:val="hi_IN" w:bidi="hi_IN"/>
+        </w:rPr>
+      </w:r>
+      <w:r>
+        <w:rPr>
+          <w:b/>
+          <w:lang w:val="hi_IN" w:bidi="hi_IN"/>
+        </w:rPr>
         <w:t>"क्योंकि अब यदि तुम प्रभु में स्थिर रहो तो हम जीवित हैं"</w:t>
       </w:r>
     </w:p>
@@ -29242,6 +29662,21 @@
           <w:b/>
           <w:lang w:val="hi_IN" w:bidi="hi_IN"/>
         </w:rPr>
+        <w:t>ἐπὶ πάσῃ τῇ χαρᾷ ᾗ χαίρομεν</w:t>
+      </w:r>
+    </w:p>
+    <w:p>
+      <w:pPr/>
+      <w:r>
+        <w:rPr>
+          <w:lang w:val="hi_IN" w:bidi="hi_IN"/>
+        </w:rPr>
+      </w:r>
+      <w:r>
+        <w:rPr>
+          <w:b/>
+          <w:lang w:val="hi_IN" w:bidi="hi_IN"/>
+        </w:rPr>
         <w:t>"आनन्द हमें तुम्हारे कारण अपने परमेश्वर के सामने है,"</w:t>
       </w:r>
       <w:r>
@@ -29585,6 +30020,21 @@
         <w:rPr>
           <w:lang w:val="hi_IN" w:bidi="hi_IN"/>
         </w:rPr>
+      </w:r>
+    </w:p>
+    <w:p>
+      <w:pPr/>
+      <w:r>
+        <w:rPr>
+          <w:lang w:val="hi_IN" w:bidi="hi_IN"/>
+        </w:rPr>
+      </w:r>
+      <w:r>
+        <w:rPr>
+          <w:b/>
+          <w:lang w:val="hi_IN" w:bidi="hi_IN"/>
+        </w:rPr>
+        <w:t>τίνα γὰρ εὐχαριστίαν δυνάμεθα τῷ Θεῷ ἀνταποδοῦναι περὶ ὑμῶν, ἐπὶ πάσῃ τῇ χαρᾷ ᾗ χαίρομεν δι’ ὑμᾶς, ἔμπροσθεν τοῦ Θεοῦ ἡμῶν. νυκτὸς καὶ ἡμέρας, ὑπέρἐκπερισσοῦ δεόμενοι εἰς τὸ ἰδεῖν ὑμῶν τὸ πρόσωπον, καὶ καταρτίσαι τὰ ὑστερήματα τῆς πίστεως ὑμῶν</w:t>
       </w:r>
     </w:p>
     <w:p>
@@ -31118,6 +31568,21 @@
           <w:b/>
           <w:lang w:val="hi_IN" w:bidi="hi_IN"/>
         </w:rPr>
+        <w:t>αὐτὸς δὲ ὁ Θεὸς καὶ Πατὴρ ἡμῶν, καὶ ὁ Κύριος ἡμῶν, Ἰησοῦς, κατευθύναι τὴν ὁδὸν ἡμῶν πρὸς ὑμᾶς. ὑμᾶς δὲ ὁ Κύριος πλεονάσαι καὶ περισσεύσαι τῇ ἀγάπῃ εἰς ἀλλήλους, καὶ εἰς πάντας, καθάπερ καὶ ἡμεῖς εἰς ὑμᾶς; εἰς τὸ στηρίξαι ὑμῶν τὰς καρδίας, ἀμέμπτους ἐν ἁγιωσύνῃ ἔμπροσθεν τοῦ Θεοῦ καὶ Πατρὸς ἡμῶν, ἐν τῇ παρουσίᾳ τοῦ Κυρίου ἡμῶν, Ἰησοῦ, μετὰ πάντων τῶν ἁγίων αὐτοῦ. ἀμήν</w:t>
+      </w:r>
+    </w:p>
+    <w:p>
+      <w:pPr/>
+      <w:r>
+        <w:rPr>
+          <w:lang w:val="hi_IN" w:bidi="hi_IN"/>
+        </w:rPr>
+      </w:r>
+      <w:r>
+        <w:rPr>
+          <w:b/>
+          <w:lang w:val="hi_IN" w:bidi="hi_IN"/>
+        </w:rPr>
         <w:t>"अब"</w:t>
       </w:r>
       <w:r>
@@ -31506,6 +31971,21 @@
           <w:b/>
           <w:lang w:val="hi_IN" w:bidi="hi_IN"/>
         </w:rPr>
+        <w:t>τῇ ἀγάπῃ εἰς ἀλλήλους, καὶ εἰς πάντας, καθάπερ καὶ ἡμεῖς εἰς ὑμᾶς</w:t>
+      </w:r>
+    </w:p>
+    <w:p>
+      <w:pPr/>
+      <w:r>
+        <w:rPr>
+          <w:lang w:val="hi_IN" w:bidi="hi_IN"/>
+        </w:rPr>
+      </w:r>
+      <w:r>
+        <w:rPr>
+          <w:b/>
+          <w:lang w:val="hi_IN" w:bidi="hi_IN"/>
+        </w:rPr>
         <w:t>"प्रेम भी"</w:t>
       </w:r>
     </w:p>
@@ -34600,6 +35080,21 @@
           <w:b/>
           <w:lang w:val="hi_IN" w:bidi="hi_IN"/>
         </w:rPr>
+        <w:t>θέλημα τοῦ Θεοῦ, ὁ ἁγιασμὸς ὑμῶν</w:t>
+      </w:r>
+    </w:p>
+    <w:p>
+      <w:pPr/>
+      <w:r>
+        <w:rPr>
+          <w:lang w:val="hi_IN" w:bidi="hi_IN"/>
+        </w:rPr>
+      </w:r>
+      <w:r>
+        <w:rPr>
+          <w:b/>
+          <w:lang w:val="hi_IN" w:bidi="hi_IN"/>
+        </w:rPr>
         <w:t>"क्योंकि परमेश्वर की इच्छा यह है, कि तुम पवित्र बनो"</w:t>
       </w:r>
     </w:p>
@@ -34832,6 +35327,21 @@
         <w:rPr>
           <w:lang w:val="hi_IN" w:bidi="hi_IN"/>
         </w:rPr>
+      </w:r>
+    </w:p>
+    <w:p>
+      <w:pPr/>
+      <w:r>
+        <w:rPr>
+          <w:lang w:val="hi_IN" w:bidi="hi_IN"/>
+        </w:rPr>
+      </w:r>
+      <w:r>
+        <w:rPr>
+          <w:b/>
+          <w:lang w:val="hi_IN" w:bidi="hi_IN"/>
+        </w:rPr>
+        <w:t>ἀπέχεσθαι ὑμᾶς ἀπὸ</w:t>
       </w:r>
     </w:p>
     <w:p>
@@ -37416,6 +37926,21 @@
           <w:b/>
           <w:lang w:val="hi_IN" w:bidi="hi_IN"/>
         </w:rPr>
+        <w:t>καθὼς καὶ προείπαμεν ὑμῖν καὶ διεμαρτυράμεθα</w:t>
+      </w:r>
+    </w:p>
+    <w:p>
+      <w:pPr/>
+      <w:r>
+        <w:rPr>
+          <w:lang w:val="hi_IN" w:bidi="hi_IN"/>
+        </w:rPr>
+      </w:r>
+      <w:r>
+        <w:rPr>
+          <w:b/>
+          <w:lang w:val="hi_IN" w:bidi="hi_IN"/>
+        </w:rPr>
         <w:t>"जैसा कि हमने पहले तुम से कहा, और चिताया भी था"</w:t>
       </w:r>
     </w:p>
@@ -38292,6 +38817,21 @@
           <w:b/>
           <w:lang w:val="hi_IN" w:bidi="hi_IN"/>
         </w:rPr>
+        <w:t>οὐκ ἄνθρωπον ἀθετεῖ, ἀλλὰ τὸν Θεὸν, τὸν διδόντα</w:t>
+      </w:r>
+    </w:p>
+    <w:p>
+      <w:pPr/>
+      <w:r>
+        <w:rPr>
+          <w:lang w:val="hi_IN" w:bidi="hi_IN"/>
+        </w:rPr>
+      </w:r>
+      <w:r>
+        <w:rPr>
+          <w:b/>
+          <w:lang w:val="hi_IN" w:bidi="hi_IN"/>
+        </w:rPr>
         <w:t>"वह मनुष्य को नहीं, परन्तु परमेश्वर को तुच्छ जानता है, जो अपना पवित्र आत्मा तुम्हें देता है"</w:t>
       </w:r>
     </w:p>
@@ -39152,6 +39692,21 @@
           <w:b/>
           <w:lang w:val="hi_IN" w:bidi="hi_IN"/>
         </w:rPr>
+        <w:t>οὐ χρείαν ἔχετε γράφειν ὑμῖν, αὐτοὶ γὰρ ὑμεῖς θεοδίδακτοί ἐστε, εἰς τὸ ἀγαπᾶν ἀλλήλους</w:t>
+      </w:r>
+    </w:p>
+    <w:p>
+      <w:pPr/>
+      <w:r>
+        <w:rPr>
+          <w:lang w:val="hi_IN" w:bidi="hi_IN"/>
+        </w:rPr>
+      </w:r>
+      <w:r>
+        <w:rPr>
+          <w:b/>
+          <w:lang w:val="hi_IN" w:bidi="hi_IN"/>
+        </w:rPr>
         <w:t>"यह आवश्यक नहीं, कि मैं तुम्हारे पास कुछ लिखूँ; क्योंकि आपस में प्रेम रखना तुम ने आप ही परमेश्वर से सीखा है"</w:t>
       </w:r>
     </w:p>
@@ -39443,6 +39998,21 @@
         <w:rPr>
           <w:lang w:val="hi_IN" w:bidi="hi_IN"/>
         </w:rPr>
+      </w:r>
+    </w:p>
+    <w:p>
+      <w:pPr/>
+      <w:r>
+        <w:rPr>
+          <w:lang w:val="hi_IN" w:bidi="hi_IN"/>
+        </w:rPr>
+      </w:r>
+      <w:r>
+        <w:rPr>
+          <w:b/>
+          <w:lang w:val="hi_IN" w:bidi="hi_IN"/>
+        </w:rPr>
+        <w:t>αὐτοὶ &amp; ὑμεῖς θεοδίδακτοί ἐστε</w:t>
       </w:r>
     </w:p>
     <w:p>
@@ -43235,6 +43805,21 @@
           <w:b/>
           <w:lang w:val="hi_IN" w:bidi="hi_IN"/>
         </w:rPr>
+        <w:t>τοὺς κοιμηθέντας</w:t>
+      </w:r>
+    </w:p>
+    <w:p>
+      <w:pPr/>
+      <w:r>
+        <w:rPr>
+          <w:lang w:val="hi_IN" w:bidi="hi_IN"/>
+        </w:rPr>
+      </w:r>
+      <w:r>
+        <w:rPr>
+          <w:b/>
+          <w:lang w:val="hi_IN" w:bidi="hi_IN"/>
+        </w:rPr>
         <w:t>"परमेश्वर उन्हें भी जो यीशु में सो गए हैं, उसी के साथ ले आएगा"</w:t>
       </w:r>
     </w:p>
@@ -44334,6 +44919,21 @@
           <w:b/>
           <w:lang w:val="hi_IN" w:bidi="hi_IN"/>
         </w:rPr>
+        <w:t>ἡμεῖς οἱ ζῶντες, οἱ περιλειπόμενοι</w:t>
+      </w:r>
+    </w:p>
+    <w:p>
+      <w:pPr/>
+      <w:r>
+        <w:rPr>
+          <w:lang w:val="hi_IN" w:bidi="hi_IN"/>
+        </w:rPr>
+      </w:r>
+      <w:r>
+        <w:rPr>
+          <w:b/>
+          <w:lang w:val="hi_IN" w:bidi="hi_IN"/>
+        </w:rPr>
         <w:t>"और"</w:t>
       </w:r>
       <w:r>
@@ -44877,6 +45477,21 @@
           <w:b/>
           <w:lang w:val="hi_IN" w:bidi="hi_IN"/>
         </w:rPr>
+        <w:t>τοὺς κοιμηθέντας</w:t>
+      </w:r>
+    </w:p>
+    <w:p>
+      <w:pPr/>
+      <w:r>
+        <w:rPr>
+          <w:lang w:val="hi_IN" w:bidi="hi_IN"/>
+        </w:rPr>
+      </w:r>
+      <w:r>
+        <w:rPr>
+          <w:b/>
+          <w:lang w:val="hi_IN" w:bidi="hi_IN"/>
+        </w:rPr>
         <w:t>"तो सोए हुओं से"</w:t>
       </w:r>
     </w:p>
@@ -46311,6 +46926,21 @@
           <w:b/>
           <w:lang w:val="hi_IN" w:bidi="hi_IN"/>
         </w:rPr>
+        <w:t>ἡμεῖς οἱ ζῶντες, οἱ περιλειπόμενοι ἅμα σὺν αὐτοῖς, ἁρπαγησόμεθα</w:t>
+      </w:r>
+    </w:p>
+    <w:p>
+      <w:pPr/>
+      <w:r>
+        <w:rPr>
+          <w:lang w:val="hi_IN" w:bidi="hi_IN"/>
+        </w:rPr>
+      </w:r>
+      <w:r>
+        <w:rPr>
+          <w:b/>
+          <w:lang w:val="hi_IN" w:bidi="hi_IN"/>
+        </w:rPr>
         <w:t>"तब हम जो जीवित और बचे रहेंगे, उनके साथ बादलों पर उठा लिए जाएँगे"</w:t>
       </w:r>
     </w:p>
@@ -48689,6 +49319,21 @@
           <w:b/>
           <w:lang w:val="hi_IN" w:bidi="hi_IN"/>
         </w:rPr>
+        <w:t>ὅταν λέγωσιν, εἰρήνη καὶ ἀσφάλεια, τότε αἰφνίδιος αὐτοῖς ἐφίσταται ὄλεθρος</w:t>
+      </w:r>
+    </w:p>
+    <w:p>
+      <w:pPr/>
+      <w:r>
+        <w:rPr>
+          <w:lang w:val="hi_IN" w:bidi="hi_IN"/>
+        </w:rPr>
+      </w:r>
+      <w:r>
+        <w:rPr>
+          <w:b/>
+          <w:lang w:val="hi_IN" w:bidi="hi_IN"/>
+        </w:rPr>
         <w:t>"जब लोग कहते होंगे, “कुशल है, और कुछ भय नहीं,” तो उन पर एकाएक विनाश आ पड़ेगा"</w:t>
       </w:r>
     </w:p>
@@ -48896,6 +49541,21 @@
           <w:b/>
           <w:lang w:val="hi_IN" w:bidi="hi_IN"/>
         </w:rPr>
+        <w:t>λέγωσιν, εἰρήνη καὶ ἀσφάλεια, τότε</w:t>
+      </w:r>
+    </w:p>
+    <w:p>
+      <w:pPr/>
+      <w:r>
+        <w:rPr>
+          <w:lang w:val="hi_IN" w:bidi="hi_IN"/>
+        </w:rPr>
+      </w:r>
+      <w:r>
+        <w:rPr>
+          <w:b/>
+          <w:lang w:val="hi_IN" w:bidi="hi_IN"/>
+        </w:rPr>
         <w:t>"कुशल है, और कुछ भय नहीं, तो"</w:t>
       </w:r>
     </w:p>
@@ -48979,6 +49639,21 @@
           <w:b/>
           <w:lang w:val="hi_IN" w:bidi="hi_IN"/>
         </w:rPr>
+        <w:t>λέγωσιν &amp; αὐτοῖς &amp; οὐ μὴ ἐκφύγωσιν</w:t>
+      </w:r>
+    </w:p>
+    <w:p>
+      <w:pPr/>
+      <w:r>
+        <w:rPr>
+          <w:lang w:val="hi_IN" w:bidi="hi_IN"/>
+        </w:rPr>
+      </w:r>
+      <w:r>
+        <w:rPr>
+          <w:b/>
+          <w:lang w:val="hi_IN" w:bidi="hi_IN"/>
+        </w:rPr>
         <w:t>"लोग कहते होंगे,"</w:t>
       </w:r>
       <w:r>
@@ -49250,6 +49925,21 @@
         <w:rPr>
           <w:lang w:val="hi_IN" w:bidi="hi_IN"/>
         </w:rPr>
+      </w:r>
+    </w:p>
+    <w:p>
+      <w:pPr/>
+      <w:r>
+        <w:rPr>
+          <w:lang w:val="hi_IN" w:bidi="hi_IN"/>
+        </w:rPr>
+      </w:r>
+      <w:r>
+        <w:rPr>
+          <w:b/>
+          <w:lang w:val="hi_IN" w:bidi="hi_IN"/>
+        </w:rPr>
+        <w:t>αἰφνίδιος αὐτοῖς ἐφίσταται ὄλεθρος, ὥσπερ ἡ ὠδὶν τῇ</w:t>
       </w:r>
     </w:p>
     <w:p>
@@ -49489,6 +50179,21 @@
           <w:b/>
           <w:lang w:val="hi_IN" w:bidi="hi_IN"/>
         </w:rPr>
+        <w:t>ὥσπερ ἡ ὠδὶν τῇ ἐν γαστρὶ ἐχούσῃ; καὶ οὐ μὴ ἐκφύγωσιν</w:t>
+      </w:r>
+    </w:p>
+    <w:p>
+      <w:pPr/>
+      <w:r>
+        <w:rPr>
+          <w:lang w:val="hi_IN" w:bidi="hi_IN"/>
+        </w:rPr>
+      </w:r>
+      <w:r>
+        <w:rPr>
+          <w:b/>
+          <w:lang w:val="hi_IN" w:bidi="hi_IN"/>
+        </w:rPr>
         <w:t>"जिस प्रकार गर्भवती पर पीड़ा; और वे किसी रीति से न बचेंगे"</w:t>
       </w:r>
     </w:p>
@@ -52165,6 +52870,21 @@
           <w:b/>
           <w:lang w:val="hi_IN" w:bidi="hi_IN"/>
         </w:rPr>
+        <w:t>μὴ καθεύδωμεν &amp; γρηγορῶμεν</w:t>
+      </w:r>
+    </w:p>
+    <w:p>
+      <w:pPr/>
+      <w:r>
+        <w:rPr>
+          <w:lang w:val="hi_IN" w:bidi="hi_IN"/>
+        </w:rPr>
+      </w:r>
+      <w:r>
+        <w:rPr>
+          <w:b/>
+          <w:lang w:val="hi_IN" w:bidi="hi_IN"/>
+        </w:rPr>
         <w:t>"हम सोते न रहें"- "जागते और सावधान रहें"</w:t>
       </w:r>
     </w:p>
@@ -52878,6 +53598,21 @@
           <w:b/>
           <w:lang w:val="hi_IN" w:bidi="hi_IN"/>
         </w:rPr>
+        <w:t>οἱ &amp; καθεύδοντες, νυκτὸς καθεύδουσιν; καὶ οἱ μεθυσκόμενοι, νυκτὸς μεθύουσιν</w:t>
+      </w:r>
+    </w:p>
+    <w:p>
+      <w:pPr/>
+      <w:r>
+        <w:rPr>
+          <w:lang w:val="hi_IN" w:bidi="hi_IN"/>
+        </w:rPr>
+      </w:r>
+      <w:r>
+        <w:rPr>
+          <w:b/>
+          <w:lang w:val="hi_IN" w:bidi="hi_IN"/>
+        </w:rPr>
         <w:t>"क्योंकि जो सोते हैं, वे रात ही को सोते हैं, और जो मतवाले होते हैं, वे रात ही को मतवाले होते हैं"</w:t>
       </w:r>
     </w:p>
@@ -54012,6 +54747,21 @@
           <w:b/>
           <w:lang w:val="hi_IN" w:bidi="hi_IN"/>
         </w:rPr>
+        <w:t>θώρακα πίστεως καὶ ἀγάπης, καὶ περικεφαλαίαν, ἐλπίδα σωτηρίας</w:t>
+      </w:r>
+    </w:p>
+    <w:p>
+      <w:pPr/>
+      <w:r>
+        <w:rPr>
+          <w:lang w:val="hi_IN" w:bidi="hi_IN"/>
+        </w:rPr>
+      </w:r>
+      <w:r>
+        <w:rPr>
+          <w:b/>
+          <w:lang w:val="hi_IN" w:bidi="hi_IN"/>
+        </w:rPr>
         <w:t>"विश्वास और प्रेम की झिलम पहनकर और उद्धार की आशा का टोप"</w:t>
       </w:r>
     </w:p>
@@ -55348,6 +56098,21 @@
           <w:b/>
           <w:lang w:val="hi_IN" w:bidi="hi_IN"/>
         </w:rPr>
+        <w:t>εἰς περιποίησιν σωτηρίας</w:t>
+      </w:r>
+    </w:p>
+    <w:p>
+      <w:pPr/>
+      <w:r>
+        <w:rPr>
+          <w:lang w:val="hi_IN" w:bidi="hi_IN"/>
+        </w:rPr>
+      </w:r>
+      <w:r>
+        <w:rPr>
+          <w:b/>
+          <w:lang w:val="hi_IN" w:bidi="hi_IN"/>
+        </w:rPr>
         <w:t>"के द्वारा उद्धार प्राप्त करें"</w:t>
       </w:r>
     </w:p>
@@ -55586,6 +56351,21 @@
           <w:b/>
           <w:lang w:val="hi_IN" w:bidi="hi_IN"/>
         </w:rPr>
+        <w:t>ἡμῶν &amp; γρηγορῶμεν &amp; ζήσωμεν</w:t>
+      </w:r>
+    </w:p>
+    <w:p>
+      <w:pPr/>
+      <w:r>
+        <w:rPr>
+          <w:lang w:val="hi_IN" w:bidi="hi_IN"/>
+        </w:rPr>
+      </w:r>
+      <w:r>
+        <w:rPr>
+          <w:b/>
+          <w:lang w:val="hi_IN" w:bidi="hi_IN"/>
+        </w:rPr>
         <w:t>"हमारे"</w:t>
       </w:r>
       <w:r>
@@ -56756,6 +57536,21 @@
           <w:b/>
           <w:lang w:val="hi_IN" w:bidi="hi_IN"/>
         </w:rPr>
+        <w:t>τοὺς κοπιῶντας ἐν ὑμῖν, καὶ προϊσταμένους ὑμῶν ἐν Κυρίῳ, καὶ νουθετοῦντας ὑμᾶς</w:t>
+      </w:r>
+    </w:p>
+    <w:p>
+      <w:pPr/>
+      <w:r>
+        <w:rPr>
+          <w:lang w:val="hi_IN" w:bidi="hi_IN"/>
+        </w:rPr>
+      </w:r>
+      <w:r>
+        <w:rPr>
+          <w:b/>
+          <w:lang w:val="hi_IN" w:bidi="hi_IN"/>
+        </w:rPr>
         <w:t>"जो तुम में परिश्रम करते हैं, और प्रभु में तुम्हारे हैं, और तुम्हें शिक्षा देते हैं"</w:t>
       </w:r>
     </w:p>
@@ -56864,6 +57659,21 @@
         <w:rPr>
           <w:lang w:val="hi_IN" w:bidi="hi_IN"/>
         </w:rPr>
+      </w:r>
+    </w:p>
+    <w:p>
+      <w:pPr/>
+      <w:r>
+        <w:rPr>
+          <w:lang w:val="hi_IN" w:bidi="hi_IN"/>
+        </w:rPr>
+      </w:r>
+      <w:r>
+        <w:rPr>
+          <w:b/>
+          <w:lang w:val="hi_IN" w:bidi="hi_IN"/>
+        </w:rPr>
+        <w:t>τοὺς κοπιῶντας ἐν ὑμῖν, καὶ προϊσταμένους ὑμῶν ἐν Κυρίῳ, καὶ νουθετοῦντας ὑμᾶς</w:t>
       </w:r>
     </w:p>
     <w:p>
@@ -57168,6 +57978,21 @@
           <w:b/>
           <w:lang w:val="hi_IN" w:bidi="hi_IN"/>
         </w:rPr>
+        <w:t>καὶ ἡγεῖσθαι αὐτοὺς ὑπέρἐκπερισσοῦ ἐν ἀγάπῃ, διὰ τὸ ἔργον αὐτῶν</w:t>
+      </w:r>
+    </w:p>
+    <w:p>
+      <w:pPr/>
+      <w:r>
+        <w:rPr>
+          <w:lang w:val="hi_IN" w:bidi="hi_IN"/>
+        </w:rPr>
+      </w:r>
+      <w:r>
+        <w:rPr>
+          <w:b/>
+          <w:lang w:val="hi_IN" w:bidi="hi_IN"/>
+        </w:rPr>
         <w:t>"और उनके काम के कारण प्रेम के साथ उनको"</w:t>
       </w:r>
       <w:r>
@@ -57907,6 +58732,21 @@
           <w:b/>
           <w:lang w:val="hi_IN" w:bidi="hi_IN"/>
         </w:rPr>
+        <w:t>νουθετεῖτε τοὺς ἀτάκτους, παραμυθεῖσθε τοὺς ὀλιγοψύχους, ἀντέχεσθε τῶν ἀσθενῶν, μακροθυμεῖτε πρὸς πάντας</w:t>
+      </w:r>
+    </w:p>
+    <w:p>
+      <w:pPr/>
+      <w:r>
+        <w:rPr>
+          <w:lang w:val="hi_IN" w:bidi="hi_IN"/>
+        </w:rPr>
+      </w:r>
+      <w:r>
+        <w:rPr>
+          <w:b/>
+          <w:lang w:val="hi_IN" w:bidi="hi_IN"/>
+        </w:rPr>
         <w:t>"सब की ओर"</w:t>
       </w:r>
     </w:p>
@@ -61152,6 +61992,21 @@
           <w:b/>
           <w:lang w:val="hi_IN" w:bidi="hi_IN"/>
         </w:rPr>
+        <w:t>αὐτὸς &amp; ὁ Θεὸς τῆς εἰρήνης ἁγιάσαι ὑμᾶς ὁλοτελεῖς, καὶ ὁλόκληρον ὑμῶν τὸ πνεῦμα, καὶ ἡ ψυχὴ, καὶ τὸ σῶμα, ἀμέμπτως ἐν τῇ παρουσίᾳ τοῦ Κυρίου ἡμῶν, Ἰησοῦ Χριστοῦ, τηρηθείη</w:t>
+      </w:r>
+    </w:p>
+    <w:p>
+      <w:pPr/>
+      <w:r>
+        <w:rPr>
+          <w:lang w:val="hi_IN" w:bidi="hi_IN"/>
+        </w:rPr>
+      </w:r>
+      <w:r>
+        <w:rPr>
+          <w:b/>
+          <w:lang w:val="hi_IN" w:bidi="hi_IN"/>
+        </w:rPr>
         <w:t>"शान्ति का परमेश्वर आप ही"</w:t>
       </w:r>
       <w:r>
@@ -61834,6 +62689,21 @@
           <w:b/>
           <w:lang w:val="hi_IN" w:bidi="hi_IN"/>
         </w:rPr>
+        <w:t>ὁλόκληρον ὑμῶν τὸ πνεῦμα, καὶ ἡ ψυχὴ, καὶ τὸ σῶμα, ἀμέμπτως &amp; τηρηθείη</w:t>
+      </w:r>
+    </w:p>
+    <w:p>
+      <w:pPr/>
+      <w:r>
+        <w:rPr>
+          <w:lang w:val="hi_IN" w:bidi="hi_IN"/>
+        </w:rPr>
+      </w:r>
+      <w:r>
+        <w:rPr>
+          <w:b/>
+          <w:lang w:val="hi_IN" w:bidi="hi_IN"/>
+        </w:rPr>
         <w:t>"तुम्हारी आत्मा, प्राण और देह"</w:t>
       </w:r>
       <w:r>
@@ -62540,6 +63410,21 @@
           <w:b/>
           <w:lang w:val="hi_IN" w:bidi="hi_IN"/>
         </w:rPr>
+        <w:t>πιστὸς ὁ καλῶν ὑμᾶς, ὃς καὶ ποιήσει</w:t>
+      </w:r>
+    </w:p>
+    <w:p>
+      <w:pPr/>
+      <w:r>
+        <w:rPr>
+          <w:lang w:val="hi_IN" w:bidi="hi_IN"/>
+        </w:rPr>
+      </w:r>
+      <w:r>
+        <w:rPr>
+          <w:b/>
+          <w:lang w:val="hi_IN" w:bidi="hi_IN"/>
+        </w:rPr>
         <w:t>"तुम्हारा बुलानेवाला विश्वासयोग्य है, और वह ऐसा ही करेगा"</w:t>
       </w:r>
     </w:p>
@@ -63651,6 +64536,21 @@
         <w:rPr>
           <w:lang w:val="hi_IN" w:bidi="hi_IN"/>
         </w:rPr>
+      </w:r>
+    </w:p>
+    <w:p>
+      <w:pPr/>
+      <w:r>
+        <w:rPr>
+          <w:lang w:val="hi_IN" w:bidi="hi_IN"/>
+        </w:rPr>
+      </w:r>
+      <w:r>
+        <w:rPr>
+          <w:b/>
+          <w:lang w:val="hi_IN" w:bidi="hi_IN"/>
+        </w:rPr>
+        <w:t>ἡ χάρις τοῦ Κυρίου ἡμῶν, Ἰησοῦ Χριστοῦ, μεθ’ ὑμῶν</w:t>
       </w:r>
     </w:p>
     <w:p>
